--- a/1.DiChloroNitroBenzene/DiChloroNitroBenzenes.docx
+++ b/1.DiChloroNitroBenzene/DiChloroNitroBenzenes.docx
@@ -1,6 +1,6 @@
 
 <file path=word/document.xml><?xml version="1.0" encoding="utf-8"?>
-<w:document xmlns:wpc="http://schemas.microsoft.com/office/word/2010/wordprocessingCanvas" xmlns:cx="http://schemas.microsoft.com/office/drawing/2014/chartex" xmlns:cx1="http://schemas.microsoft.com/office/drawing/2015/9/8/chartex" xmlns:cx2="http://schemas.microsoft.com/office/drawing/2015/10/21/chartex" xmlns:cx3="http://schemas.microsoft.com/office/drawing/2016/5/9/chartex" xmlns:cx4="http://schemas.microsoft.com/office/drawing/2016/5/10/chartex" xmlns:cx5="http://schemas.microsoft.com/office/drawing/2016/5/11/chartex" xmlns:cx6="http://schemas.microsoft.com/office/drawing/2016/5/12/chartex" xmlns:cx7="http://schemas.microsoft.com/office/drawing/2016/5/13/chartex" xmlns:cx8="http://schemas.microsoft.com/office/drawing/2016/5/14/chartex" xmlns:mc="http://schemas.openxmlformats.org/markup-compatibility/2006" xmlns:aink="http://schemas.microsoft.com/office/drawing/2016/ink" xmlns:am3d="http://schemas.microsoft.com/office/drawing/2017/model3d" xmlns:o="urn:schemas-microsoft-com:office:office" xmlns:oel="http://schemas.microsoft.com/office/2019/extlst" xmlns:r="http://schemas.openxmlformats.org/officeDocument/2006/relationships" xmlns:m="http://schemas.openxmlformats.org/officeDocument/2006/math" xmlns:v="urn:schemas-microsoft-com:vml" xmlns:wp14="http://schemas.microsoft.com/office/word/2010/wordprocessingDrawing" xmlns:wp="http://schemas.openxmlformats.org/drawingml/2006/wordprocessingDrawing" xmlns:w10="urn:schemas-microsoft-com:office:word" xmlns:w="http://schemas.openxmlformats.org/wordprocessingml/2006/main" xmlns:w14="http://schemas.microsoft.com/office/word/2010/wordml" xmlns:w15="http://schemas.microsoft.com/office/word/2012/wordml" xmlns:w16cex="http://schemas.microsoft.com/office/word/2018/wordml/cex" xmlns:w16cid="http://schemas.microsoft.com/office/word/2016/wordml/cid" xmlns:w16="http://schemas.microsoft.com/office/word/2018/wordml" xmlns:w16du="http://schemas.microsoft.com/office/word/2023/wordml/word16du" xmlns:w16sdtdh="http://schemas.microsoft.com/office/word/2020/wordml/sdtdatahash" xmlns:w16se="http://schemas.microsoft.com/office/word/2015/wordml/symex" xmlns:wpg="http://schemas.microsoft.com/office/word/2010/wordprocessingGroup" xmlns:wpi="http://schemas.microsoft.com/office/word/2010/wordprocessingInk" xmlns:wne="http://schemas.microsoft.com/office/word/2006/wordml" xmlns:wps="http://schemas.microsoft.com/office/word/2010/wordprocessingShape" mc:Ignorable="w14 w15 w16se w16cid w16 w16cex w16sdtdh w16du wp14">
+<w:document xmlns:wpc="http://schemas.microsoft.com/office/word/2010/wordprocessingCanvas" xmlns:cx="http://schemas.microsoft.com/office/drawing/2014/chartex" xmlns:cx1="http://schemas.microsoft.com/office/drawing/2015/9/8/chartex" xmlns:cx2="http://schemas.microsoft.com/office/drawing/2015/10/21/chartex" xmlns:cx3="http://schemas.microsoft.com/office/drawing/2016/5/9/chartex" xmlns:cx4="http://schemas.microsoft.com/office/drawing/2016/5/10/chartex" xmlns:cx5="http://schemas.microsoft.com/office/drawing/2016/5/11/chartex" xmlns:cx6="http://schemas.microsoft.com/office/drawing/2016/5/12/chartex" xmlns:cx7="http://schemas.microsoft.com/office/drawing/2016/5/13/chartex" xmlns:cx8="http://schemas.microsoft.com/office/drawing/2016/5/14/chartex" xmlns:mc="http://schemas.openxmlformats.org/markup-compatibility/2006" xmlns:aink="http://schemas.microsoft.com/office/drawing/2016/ink" xmlns:am3d="http://schemas.microsoft.com/office/drawing/2017/model3d" xmlns:o="urn:schemas-microsoft-com:office:office" xmlns:oel="http://schemas.microsoft.com/office/2019/extlst" xmlns:r="http://schemas.openxmlformats.org/officeDocument/2006/relationships" xmlns:m="http://schemas.openxmlformats.org/officeDocument/2006/math" xmlns:v="urn:schemas-microsoft-com:vml" xmlns:wp14="http://schemas.microsoft.com/office/word/2010/wordprocessingDrawing" xmlns:wp="http://schemas.openxmlformats.org/drawingml/2006/wordprocessingDrawing" xmlns:w10="urn:schemas-microsoft-com:office:word" xmlns:w="http://schemas.openxmlformats.org/wordprocessingml/2006/main" xmlns:w14="http://schemas.microsoft.com/office/word/2010/wordml" xmlns:w15="http://schemas.microsoft.com/office/word/2012/wordml" xmlns:w16cex="http://schemas.microsoft.com/office/word/2018/wordml/cex" xmlns:w16cid="http://schemas.microsoft.com/office/word/2016/wordml/cid" xmlns:w16="http://schemas.microsoft.com/office/word/2018/wordml" xmlns:w16du="http://schemas.microsoft.com/office/word/2023/wordml/word16du" xmlns:w16sdtdh="http://schemas.microsoft.com/office/word/2020/wordml/sdtdatahash" xmlns:w16sdtfl="http://schemas.microsoft.com/office/word/2024/wordml/sdtformatlock" xmlns:w16se="http://schemas.microsoft.com/office/word/2015/wordml/symex" xmlns:wpg="http://schemas.microsoft.com/office/word/2010/wordprocessingGroup" xmlns:wpi="http://schemas.microsoft.com/office/word/2010/wordprocessingInk" xmlns:wne="http://schemas.microsoft.com/office/word/2006/wordml" xmlns:wps="http://schemas.microsoft.com/office/word/2010/wordprocessingShape" mc:Ignorable="w14 w15 w16se w16cid w16 w16cex w16sdtdh w16sdtfl w16du wp14">
   <w:body>
     <w:p>
       <w:pPr>
@@ -32,7 +32,7 @@
         <w:rPr>
           <w:lang w:val="en-US"/>
         </w:rPr>
-        <w:t>11 November 2024</w:t>
+        <w:t>April 2026</w:t>
       </w:r>
       <w:r>
         <w:rPr>
@@ -48,7 +48,7 @@
         </w:rPr>
       </w:pPr>
       <w:r>
-        <w:object w:dxaOrig="7500" w:dyaOrig="1830" w14:anchorId="34495E6F">
+        <w:object w:dxaOrig="9225" w:dyaOrig="1831" w14:anchorId="34495E6F">
           <v:shapetype id="_x0000_t75" coordsize="21600,21600" o:spt="75" o:preferrelative="t" path="m@4@5l@4@11@9@11@9@5xe" filled="f" stroked="f">
             <v:stroke joinstyle="miter"/>
             <v:formulas>
@@ -68,10 +68,10 @@
             <v:path o:extrusionok="f" gradientshapeok="t" o:connecttype="rect"/>
             <o:lock v:ext="edit" aspectratio="t"/>
           </v:shapetype>
-          <v:shape id="_x0000_i1025" type="#_x0000_t75" style="width:375pt;height:91.5pt" o:ole="">
+          <v:shape id="_x0000_i1030" type="#_x0000_t75" style="width:461.25pt;height:91.5pt" o:ole="">
             <v:imagedata r:id="rId8" o:title=""/>
           </v:shape>
-          <o:OLEObject Type="Embed" ProgID="ACD.ChemSketch.20" ShapeID="_x0000_i1025" DrawAspect="Content" ObjectID="_1792936821" r:id="rId9"/>
+          <o:OLEObject Type="Embed" ProgID="ACD.ChemSketch.20" ShapeID="_x0000_i1030" DrawAspect="Content" ObjectID="_1837855529" r:id="rId9"/>
         </w:object>
       </w:r>
     </w:p>
@@ -103,7 +103,31 @@
         <w:t xml:space="preserve"> of </w:t>
       </w:r>
       <w:r>
-        <w:t>2,3-dichloronitrobenzene, 2,4-dichloronitrobenzene, 2.5-dichloronitrobenzene, 3.4-dichloronitrobenzene, and 3,5-dichloronitrobenzene</w:t>
+        <w:t>2,3-dichloronitrobenzene, 2,4-dichloronitrobenzene, 2</w:t>
+      </w:r>
+      <w:r>
+        <w:t>,</w:t>
+      </w:r>
+      <w:r>
+        <w:t>5-dichloronitrobenzene</w:t>
+      </w:r>
+      <w:r>
+        <w:t>, 2</w:t>
+      </w:r>
+      <w:r>
+        <w:t>,6</w:t>
+      </w:r>
+      <w:r>
+        <w:t>-dichloronitrobenzene</w:t>
+      </w:r>
+      <w:r>
+        <w:t>, 3</w:t>
+      </w:r>
+      <w:r>
+        <w:t>,</w:t>
+      </w:r>
+      <w:r>
+        <w:t>4-dichloronitrobenzene, and 3,5-dichloronitrobenzene</w:t>
       </w:r>
       <w:r>
         <w:t>.</w:t>
@@ -150,8 +174,8 @@
         <w:tblLook w:val="04A0" w:firstRow="1" w:lastRow="0" w:firstColumn="1" w:lastColumn="0" w:noHBand="0" w:noVBand="1"/>
       </w:tblPr>
       <w:tblGrid>
-        <w:gridCol w:w="1848"/>
-        <w:gridCol w:w="8558"/>
+        <w:gridCol w:w="1916"/>
+        <w:gridCol w:w="8490"/>
       </w:tblGrid>
       <w:tr>
         <w:trPr>
@@ -164,7 +188,6 @@
               <w:top w:val="single" w:sz="24" w:space="0" w:color="auto"/>
               <w:left w:val="single" w:sz="24" w:space="0" w:color="auto"/>
             </w:tcBorders>
-            <w:shd w:val="clear" w:color="auto" w:fill="auto"/>
             <w:noWrap/>
             <w:vAlign w:val="bottom"/>
             <w:hideMark/>
@@ -197,7 +220,6 @@
               <w:top w:val="single" w:sz="24" w:space="0" w:color="auto"/>
               <w:right w:val="single" w:sz="24" w:space="0" w:color="auto"/>
             </w:tcBorders>
-            <w:shd w:val="clear" w:color="auto" w:fill="auto"/>
             <w:noWrap/>
             <w:vAlign w:val="bottom"/>
             <w:hideMark/>
@@ -234,7 +256,6 @@
             <w:tcBorders>
               <w:left w:val="single" w:sz="24" w:space="0" w:color="auto"/>
             </w:tcBorders>
-            <w:shd w:val="clear" w:color="auto" w:fill="auto"/>
             <w:noWrap/>
             <w:vAlign w:val="bottom"/>
             <w:hideMark/>
@@ -266,7 +287,6 @@
             <w:tcBorders>
               <w:right w:val="single" w:sz="24" w:space="0" w:color="auto"/>
             </w:tcBorders>
-            <w:shd w:val="clear" w:color="auto" w:fill="auto"/>
             <w:noWrap/>
             <w:vAlign w:val="bottom"/>
             <w:hideMark/>
@@ -303,7 +323,6 @@
             <w:tcBorders>
               <w:left w:val="single" w:sz="24" w:space="0" w:color="auto"/>
             </w:tcBorders>
-            <w:shd w:val="clear" w:color="auto" w:fill="auto"/>
             <w:noWrap/>
             <w:vAlign w:val="bottom"/>
             <w:hideMark/>
@@ -335,7 +354,6 @@
             <w:tcBorders>
               <w:right w:val="single" w:sz="24" w:space="0" w:color="auto"/>
             </w:tcBorders>
-            <w:shd w:val="clear" w:color="auto" w:fill="auto"/>
             <w:noWrap/>
             <w:vAlign w:val="bottom"/>
             <w:hideMark/>
@@ -372,7 +390,6 @@
             <w:tcBorders>
               <w:left w:val="single" w:sz="24" w:space="0" w:color="auto"/>
             </w:tcBorders>
-            <w:shd w:val="clear" w:color="auto" w:fill="auto"/>
             <w:noWrap/>
             <w:vAlign w:val="bottom"/>
             <w:hideMark/>
@@ -404,7 +421,6 @@
             <w:tcBorders>
               <w:right w:val="single" w:sz="24" w:space="0" w:color="auto"/>
             </w:tcBorders>
-            <w:shd w:val="clear" w:color="auto" w:fill="auto"/>
             <w:noWrap/>
             <w:vAlign w:val="bottom"/>
             <w:hideMark/>
@@ -441,7 +457,6 @@
             <w:tcBorders>
               <w:left w:val="single" w:sz="24" w:space="0" w:color="auto"/>
             </w:tcBorders>
-            <w:shd w:val="clear" w:color="auto" w:fill="auto"/>
             <w:noWrap/>
             <w:vAlign w:val="bottom"/>
             <w:hideMark/>
@@ -473,7 +488,6 @@
             <w:tcBorders>
               <w:right w:val="single" w:sz="24" w:space="0" w:color="auto"/>
             </w:tcBorders>
-            <w:shd w:val="clear" w:color="auto" w:fill="auto"/>
             <w:noWrap/>
             <w:vAlign w:val="bottom"/>
             <w:hideMark/>
@@ -511,7 +525,6 @@
               <w:left w:val="single" w:sz="24" w:space="0" w:color="auto"/>
               <w:bottom w:val="single" w:sz="24" w:space="0" w:color="auto"/>
             </w:tcBorders>
-            <w:shd w:val="clear" w:color="auto" w:fill="auto"/>
             <w:noWrap/>
             <w:vAlign w:val="bottom"/>
             <w:hideMark/>
@@ -544,7 +557,6 @@
               <w:bottom w:val="single" w:sz="24" w:space="0" w:color="auto"/>
               <w:right w:val="single" w:sz="24" w:space="0" w:color="auto"/>
             </w:tcBorders>
-            <w:shd w:val="clear" w:color="auto" w:fill="auto"/>
             <w:noWrap/>
             <w:vAlign w:val="bottom"/>
             <w:hideMark/>
@@ -582,7 +594,6 @@
               <w:top w:val="single" w:sz="24" w:space="0" w:color="auto"/>
               <w:left w:val="single" w:sz="24" w:space="0" w:color="FF0000"/>
             </w:tcBorders>
-            <w:shd w:val="clear" w:color="auto" w:fill="auto"/>
             <w:noWrap/>
             <w:vAlign w:val="bottom"/>
           </w:tcPr>
@@ -614,7 +625,6 @@
               <w:top w:val="single" w:sz="24" w:space="0" w:color="auto"/>
               <w:right w:val="single" w:sz="24" w:space="0" w:color="FF0000"/>
             </w:tcBorders>
-            <w:shd w:val="clear" w:color="auto" w:fill="auto"/>
             <w:noWrap/>
             <w:vAlign w:val="bottom"/>
           </w:tcPr>
@@ -650,7 +660,6 @@
             <w:tcBorders>
               <w:left w:val="single" w:sz="24" w:space="0" w:color="FF0000"/>
             </w:tcBorders>
-            <w:shd w:val="clear" w:color="auto" w:fill="auto"/>
             <w:noWrap/>
             <w:vAlign w:val="bottom"/>
           </w:tcPr>
@@ -680,7 +689,6 @@
             <w:tcBorders>
               <w:right w:val="single" w:sz="24" w:space="0" w:color="FF0000"/>
             </w:tcBorders>
-            <w:shd w:val="clear" w:color="auto" w:fill="auto"/>
             <w:noWrap/>
             <w:vAlign w:val="bottom"/>
           </w:tcPr>
@@ -715,7 +723,6 @@
             <w:tcBorders>
               <w:left w:val="single" w:sz="24" w:space="0" w:color="FF0000"/>
             </w:tcBorders>
-            <w:shd w:val="clear" w:color="auto" w:fill="auto"/>
             <w:noWrap/>
             <w:vAlign w:val="bottom"/>
           </w:tcPr>
@@ -745,7 +752,6 @@
             <w:tcBorders>
               <w:right w:val="single" w:sz="24" w:space="0" w:color="FF0000"/>
             </w:tcBorders>
-            <w:shd w:val="clear" w:color="auto" w:fill="auto"/>
             <w:noWrap/>
             <w:vAlign w:val="bottom"/>
           </w:tcPr>
@@ -781,7 +787,6 @@
               <w:left w:val="single" w:sz="24" w:space="0" w:color="FF0000"/>
               <w:bottom w:val="single" w:sz="24" w:space="0" w:color="FF0000"/>
             </w:tcBorders>
-            <w:shd w:val="clear" w:color="auto" w:fill="auto"/>
             <w:noWrap/>
             <w:vAlign w:val="bottom"/>
           </w:tcPr>
@@ -811,7 +816,6 @@
               <w:bottom w:val="single" w:sz="24" w:space="0" w:color="FF0000"/>
               <w:right w:val="single" w:sz="24" w:space="0" w:color="FF0000"/>
             </w:tcBorders>
-            <w:shd w:val="clear" w:color="auto" w:fill="auto"/>
             <w:noWrap/>
             <w:vAlign w:val="bottom"/>
           </w:tcPr>
@@ -846,7 +850,6 @@
               <w:top w:val="single" w:sz="24" w:space="0" w:color="FF0000"/>
               <w:left w:val="single" w:sz="24" w:space="0" w:color="FF0000"/>
             </w:tcBorders>
-            <w:shd w:val="clear" w:color="auto" w:fill="auto"/>
             <w:noWrap/>
             <w:vAlign w:val="bottom"/>
           </w:tcPr>
@@ -876,7 +879,6 @@
               <w:top w:val="single" w:sz="24" w:space="0" w:color="FF0000"/>
               <w:right w:val="single" w:sz="24" w:space="0" w:color="FF0000"/>
             </w:tcBorders>
-            <w:shd w:val="clear" w:color="auto" w:fill="auto"/>
             <w:noWrap/>
             <w:vAlign w:val="bottom"/>
           </w:tcPr>
@@ -910,7 +912,6 @@
             <w:tcBorders>
               <w:left w:val="single" w:sz="24" w:space="0" w:color="FF0000"/>
             </w:tcBorders>
-            <w:shd w:val="clear" w:color="auto" w:fill="auto"/>
             <w:noWrap/>
             <w:vAlign w:val="bottom"/>
           </w:tcPr>
@@ -939,7 +940,6 @@
             <w:tcBorders>
               <w:right w:val="single" w:sz="24" w:space="0" w:color="FF0000"/>
             </w:tcBorders>
-            <w:shd w:val="clear" w:color="auto" w:fill="auto"/>
             <w:noWrap/>
             <w:vAlign w:val="bottom"/>
           </w:tcPr>
@@ -973,7 +973,6 @@
             <w:tcBorders>
               <w:left w:val="single" w:sz="24" w:space="0" w:color="FF0000"/>
             </w:tcBorders>
-            <w:shd w:val="clear" w:color="auto" w:fill="auto"/>
             <w:noWrap/>
             <w:vAlign w:val="bottom"/>
           </w:tcPr>
@@ -1002,7 +1001,6 @@
             <w:tcBorders>
               <w:right w:val="single" w:sz="24" w:space="0" w:color="FF0000"/>
             </w:tcBorders>
-            <w:shd w:val="clear" w:color="auto" w:fill="auto"/>
             <w:noWrap/>
             <w:vAlign w:val="bottom"/>
           </w:tcPr>
@@ -1036,7 +1034,6 @@
             <w:tcBorders>
               <w:left w:val="single" w:sz="24" w:space="0" w:color="FF0000"/>
             </w:tcBorders>
-            <w:shd w:val="clear" w:color="auto" w:fill="auto"/>
             <w:noWrap/>
             <w:vAlign w:val="bottom"/>
           </w:tcPr>
@@ -1065,7 +1062,6 @@
             <w:tcBorders>
               <w:right w:val="single" w:sz="24" w:space="0" w:color="FF0000"/>
             </w:tcBorders>
-            <w:shd w:val="clear" w:color="auto" w:fill="auto"/>
             <w:noWrap/>
             <w:vAlign w:val="bottom"/>
           </w:tcPr>
@@ -1100,7 +1096,6 @@
               <w:left w:val="single" w:sz="24" w:space="0" w:color="FF0000"/>
               <w:bottom w:val="single" w:sz="24" w:space="0" w:color="FF0000"/>
             </w:tcBorders>
-            <w:shd w:val="clear" w:color="auto" w:fill="auto"/>
             <w:noWrap/>
             <w:vAlign w:val="bottom"/>
           </w:tcPr>
@@ -1130,7 +1125,6 @@
               <w:bottom w:val="single" w:sz="24" w:space="0" w:color="FF0000"/>
               <w:right w:val="single" w:sz="24" w:space="0" w:color="FF0000"/>
             </w:tcBorders>
-            <w:shd w:val="clear" w:color="auto" w:fill="auto"/>
             <w:noWrap/>
             <w:vAlign w:val="bottom"/>
           </w:tcPr>
@@ -1165,7 +1159,6 @@
               <w:top w:val="single" w:sz="24" w:space="0" w:color="FF0000"/>
               <w:left w:val="single" w:sz="24" w:space="0" w:color="00B0F0"/>
             </w:tcBorders>
-            <w:shd w:val="clear" w:color="auto" w:fill="auto"/>
             <w:noWrap/>
             <w:vAlign w:val="bottom"/>
           </w:tcPr>
@@ -1195,7 +1188,6 @@
               <w:top w:val="single" w:sz="24" w:space="0" w:color="FF0000"/>
               <w:right w:val="single" w:sz="24" w:space="0" w:color="00B0F0"/>
             </w:tcBorders>
-            <w:shd w:val="clear" w:color="auto" w:fill="auto"/>
             <w:noWrap/>
             <w:vAlign w:val="bottom"/>
           </w:tcPr>
@@ -1229,7 +1221,6 @@
             <w:tcBorders>
               <w:left w:val="single" w:sz="24" w:space="0" w:color="00B0F0"/>
             </w:tcBorders>
-            <w:shd w:val="clear" w:color="auto" w:fill="auto"/>
             <w:noWrap/>
             <w:vAlign w:val="bottom"/>
           </w:tcPr>
@@ -1258,7 +1249,6 @@
             <w:tcBorders>
               <w:right w:val="single" w:sz="24" w:space="0" w:color="00B0F0"/>
             </w:tcBorders>
-            <w:shd w:val="clear" w:color="auto" w:fill="auto"/>
             <w:noWrap/>
             <w:vAlign w:val="bottom"/>
           </w:tcPr>
@@ -1292,7 +1282,6 @@
             <w:tcBorders>
               <w:left w:val="single" w:sz="24" w:space="0" w:color="00B0F0"/>
             </w:tcBorders>
-            <w:shd w:val="clear" w:color="auto" w:fill="auto"/>
             <w:noWrap/>
             <w:vAlign w:val="bottom"/>
           </w:tcPr>
@@ -1321,7 +1310,6 @@
             <w:tcBorders>
               <w:right w:val="single" w:sz="24" w:space="0" w:color="00B0F0"/>
             </w:tcBorders>
-            <w:shd w:val="clear" w:color="auto" w:fill="auto"/>
             <w:noWrap/>
             <w:vAlign w:val="bottom"/>
           </w:tcPr>
@@ -1356,7 +1344,6 @@
               <w:left w:val="single" w:sz="24" w:space="0" w:color="00B0F0"/>
               <w:bottom w:val="single" w:sz="24" w:space="0" w:color="00B0F0"/>
             </w:tcBorders>
-            <w:shd w:val="clear" w:color="auto" w:fill="auto"/>
             <w:noWrap/>
             <w:vAlign w:val="bottom"/>
           </w:tcPr>
@@ -1386,7 +1373,6 @@
               <w:bottom w:val="single" w:sz="24" w:space="0" w:color="00B0F0"/>
               <w:right w:val="single" w:sz="24" w:space="0" w:color="00B0F0"/>
             </w:tcBorders>
-            <w:shd w:val="clear" w:color="auto" w:fill="auto"/>
             <w:noWrap/>
             <w:vAlign w:val="bottom"/>
           </w:tcPr>
@@ -1421,7 +1407,6 @@
               <w:top w:val="single" w:sz="24" w:space="0" w:color="00B0F0"/>
               <w:left w:val="single" w:sz="24" w:space="0" w:color="00B0F0"/>
             </w:tcBorders>
-            <w:shd w:val="clear" w:color="auto" w:fill="auto"/>
             <w:noWrap/>
             <w:vAlign w:val="bottom"/>
           </w:tcPr>
@@ -1451,7 +1436,6 @@
               <w:top w:val="single" w:sz="24" w:space="0" w:color="00B0F0"/>
               <w:right w:val="single" w:sz="24" w:space="0" w:color="00B0F0"/>
             </w:tcBorders>
-            <w:shd w:val="clear" w:color="auto" w:fill="auto"/>
             <w:noWrap/>
             <w:vAlign w:val="bottom"/>
           </w:tcPr>
@@ -1485,7 +1469,6 @@
             <w:tcBorders>
               <w:left w:val="single" w:sz="24" w:space="0" w:color="00B0F0"/>
             </w:tcBorders>
-            <w:shd w:val="clear" w:color="auto" w:fill="auto"/>
             <w:noWrap/>
             <w:vAlign w:val="bottom"/>
           </w:tcPr>
@@ -1514,7 +1497,6 @@
             <w:tcBorders>
               <w:right w:val="single" w:sz="24" w:space="0" w:color="00B0F0"/>
             </w:tcBorders>
-            <w:shd w:val="clear" w:color="auto" w:fill="auto"/>
             <w:noWrap/>
             <w:vAlign w:val="bottom"/>
           </w:tcPr>
@@ -1548,7 +1530,6 @@
             <w:tcBorders>
               <w:left w:val="single" w:sz="24" w:space="0" w:color="00B0F0"/>
             </w:tcBorders>
-            <w:shd w:val="clear" w:color="auto" w:fill="auto"/>
             <w:noWrap/>
             <w:vAlign w:val="bottom"/>
           </w:tcPr>
@@ -1577,7 +1558,6 @@
             <w:tcBorders>
               <w:right w:val="single" w:sz="24" w:space="0" w:color="00B0F0"/>
             </w:tcBorders>
-            <w:shd w:val="clear" w:color="auto" w:fill="auto"/>
             <w:noWrap/>
             <w:vAlign w:val="bottom"/>
           </w:tcPr>
@@ -1611,7 +1591,6 @@
             <w:tcBorders>
               <w:left w:val="single" w:sz="24" w:space="0" w:color="00B0F0"/>
             </w:tcBorders>
-            <w:shd w:val="clear" w:color="auto" w:fill="auto"/>
             <w:noWrap/>
             <w:vAlign w:val="bottom"/>
           </w:tcPr>
@@ -1640,7 +1619,6 @@
             <w:tcBorders>
               <w:right w:val="single" w:sz="24" w:space="0" w:color="00B0F0"/>
             </w:tcBorders>
-            <w:shd w:val="clear" w:color="auto" w:fill="auto"/>
             <w:noWrap/>
             <w:vAlign w:val="bottom"/>
           </w:tcPr>
@@ -1675,7 +1653,6 @@
               <w:left w:val="single" w:sz="24" w:space="0" w:color="00B0F0"/>
               <w:bottom w:val="single" w:sz="24" w:space="0" w:color="00B0F0"/>
             </w:tcBorders>
-            <w:shd w:val="clear" w:color="auto" w:fill="auto"/>
             <w:noWrap/>
             <w:vAlign w:val="bottom"/>
           </w:tcPr>
@@ -1705,7 +1682,6 @@
               <w:bottom w:val="single" w:sz="24" w:space="0" w:color="00B0F0"/>
               <w:right w:val="single" w:sz="24" w:space="0" w:color="00B0F0"/>
             </w:tcBorders>
-            <w:shd w:val="clear" w:color="auto" w:fill="auto"/>
             <w:noWrap/>
             <w:vAlign w:val="bottom"/>
           </w:tcPr>
@@ -1740,7 +1716,6 @@
               <w:top w:val="single" w:sz="24" w:space="0" w:color="00B0F0"/>
               <w:left w:val="single" w:sz="24" w:space="0" w:color="00B0F0"/>
             </w:tcBorders>
-            <w:shd w:val="clear" w:color="auto" w:fill="auto"/>
             <w:noWrap/>
             <w:vAlign w:val="bottom"/>
           </w:tcPr>
@@ -1770,7 +1745,6 @@
               <w:top w:val="single" w:sz="24" w:space="0" w:color="00B0F0"/>
               <w:right w:val="single" w:sz="24" w:space="0" w:color="00B0F0"/>
             </w:tcBorders>
-            <w:shd w:val="clear" w:color="auto" w:fill="auto"/>
             <w:noWrap/>
             <w:vAlign w:val="bottom"/>
           </w:tcPr>
@@ -1804,7 +1778,6 @@
             <w:tcBorders>
               <w:left w:val="single" w:sz="24" w:space="0" w:color="00B0F0"/>
             </w:tcBorders>
-            <w:shd w:val="clear" w:color="auto" w:fill="auto"/>
             <w:noWrap/>
             <w:vAlign w:val="bottom"/>
           </w:tcPr>
@@ -1833,7 +1806,6 @@
             <w:tcBorders>
               <w:right w:val="single" w:sz="24" w:space="0" w:color="00B0F0"/>
             </w:tcBorders>
-            <w:shd w:val="clear" w:color="auto" w:fill="auto"/>
             <w:noWrap/>
             <w:vAlign w:val="bottom"/>
           </w:tcPr>
@@ -1867,7 +1839,6 @@
             <w:tcBorders>
               <w:left w:val="single" w:sz="24" w:space="0" w:color="00B0F0"/>
             </w:tcBorders>
-            <w:shd w:val="clear" w:color="auto" w:fill="auto"/>
             <w:noWrap/>
             <w:vAlign w:val="bottom"/>
           </w:tcPr>
@@ -1896,7 +1867,6 @@
             <w:tcBorders>
               <w:right w:val="single" w:sz="24" w:space="0" w:color="00B0F0"/>
             </w:tcBorders>
-            <w:shd w:val="clear" w:color="auto" w:fill="auto"/>
             <w:noWrap/>
             <w:vAlign w:val="bottom"/>
           </w:tcPr>
@@ -1930,7 +1900,6 @@
             <w:tcBorders>
               <w:left w:val="single" w:sz="24" w:space="0" w:color="00B0F0"/>
             </w:tcBorders>
-            <w:shd w:val="clear" w:color="auto" w:fill="auto"/>
             <w:noWrap/>
             <w:vAlign w:val="bottom"/>
           </w:tcPr>
@@ -1959,7 +1928,6 @@
             <w:tcBorders>
               <w:right w:val="single" w:sz="24" w:space="0" w:color="00B0F0"/>
             </w:tcBorders>
-            <w:shd w:val="clear" w:color="auto" w:fill="auto"/>
             <w:noWrap/>
             <w:vAlign w:val="bottom"/>
           </w:tcPr>
@@ -1994,7 +1962,6 @@
               <w:left w:val="single" w:sz="24" w:space="0" w:color="00B0F0"/>
               <w:bottom w:val="single" w:sz="24" w:space="0" w:color="00B0F0"/>
             </w:tcBorders>
-            <w:shd w:val="clear" w:color="auto" w:fill="auto"/>
             <w:noWrap/>
             <w:vAlign w:val="bottom"/>
           </w:tcPr>
@@ -2024,7 +1991,6 @@
               <w:bottom w:val="single" w:sz="24" w:space="0" w:color="00B0F0"/>
               <w:right w:val="single" w:sz="24" w:space="0" w:color="00B0F0"/>
             </w:tcBorders>
-            <w:shd w:val="clear" w:color="auto" w:fill="auto"/>
             <w:noWrap/>
             <w:vAlign w:val="bottom"/>
           </w:tcPr>
@@ -2059,7 +2025,6 @@
               <w:top w:val="single" w:sz="24" w:space="0" w:color="00B0F0"/>
               <w:left w:val="single" w:sz="24" w:space="0" w:color="00B0F0"/>
             </w:tcBorders>
-            <w:shd w:val="clear" w:color="auto" w:fill="auto"/>
             <w:noWrap/>
             <w:vAlign w:val="bottom"/>
           </w:tcPr>
@@ -2089,7 +2054,6 @@
               <w:top w:val="single" w:sz="24" w:space="0" w:color="00B0F0"/>
               <w:right w:val="single" w:sz="24" w:space="0" w:color="00B0F0"/>
             </w:tcBorders>
-            <w:shd w:val="clear" w:color="auto" w:fill="auto"/>
             <w:noWrap/>
             <w:vAlign w:val="bottom"/>
           </w:tcPr>
@@ -2123,7 +2087,6 @@
             <w:tcBorders>
               <w:left w:val="single" w:sz="24" w:space="0" w:color="00B0F0"/>
             </w:tcBorders>
-            <w:shd w:val="clear" w:color="auto" w:fill="auto"/>
             <w:noWrap/>
             <w:vAlign w:val="bottom"/>
           </w:tcPr>
@@ -2152,7 +2115,6 @@
             <w:tcBorders>
               <w:right w:val="single" w:sz="24" w:space="0" w:color="00B0F0"/>
             </w:tcBorders>
-            <w:shd w:val="clear" w:color="auto" w:fill="auto"/>
             <w:noWrap/>
             <w:vAlign w:val="bottom"/>
           </w:tcPr>
@@ -2186,7 +2148,6 @@
             <w:tcBorders>
               <w:left w:val="single" w:sz="24" w:space="0" w:color="00B0F0"/>
             </w:tcBorders>
-            <w:shd w:val="clear" w:color="auto" w:fill="auto"/>
             <w:noWrap/>
             <w:vAlign w:val="bottom"/>
           </w:tcPr>
@@ -2215,7 +2176,6 @@
             <w:tcBorders>
               <w:right w:val="single" w:sz="24" w:space="0" w:color="00B0F0"/>
             </w:tcBorders>
-            <w:shd w:val="clear" w:color="auto" w:fill="auto"/>
             <w:noWrap/>
             <w:vAlign w:val="bottom"/>
           </w:tcPr>
@@ -2249,7 +2209,6 @@
             <w:tcBorders>
               <w:left w:val="single" w:sz="24" w:space="0" w:color="00B0F0"/>
             </w:tcBorders>
-            <w:shd w:val="clear" w:color="auto" w:fill="auto"/>
             <w:noWrap/>
             <w:vAlign w:val="bottom"/>
           </w:tcPr>
@@ -2279,7 +2238,6 @@
             <w:tcBorders>
               <w:right w:val="single" w:sz="24" w:space="0" w:color="00B0F0"/>
             </w:tcBorders>
-            <w:shd w:val="clear" w:color="auto" w:fill="auto"/>
             <w:noWrap/>
             <w:vAlign w:val="bottom"/>
           </w:tcPr>
@@ -2314,7 +2272,6 @@
               <w:left w:val="single" w:sz="24" w:space="0" w:color="00B0F0"/>
               <w:bottom w:val="single" w:sz="24" w:space="0" w:color="00B0F0"/>
             </w:tcBorders>
-            <w:shd w:val="clear" w:color="auto" w:fill="auto"/>
             <w:noWrap/>
             <w:vAlign w:val="bottom"/>
           </w:tcPr>
@@ -2344,7 +2301,6 @@
               <w:bottom w:val="single" w:sz="24" w:space="0" w:color="00B0F0"/>
               <w:right w:val="single" w:sz="24" w:space="0" w:color="00B0F0"/>
             </w:tcBorders>
-            <w:shd w:val="clear" w:color="auto" w:fill="auto"/>
             <w:noWrap/>
             <w:vAlign w:val="bottom"/>
           </w:tcPr>
@@ -2381,7 +2337,6 @@
               <w:bottom w:val="single" w:sz="24" w:space="0" w:color="auto"/>
               <w:right w:val="nil"/>
             </w:tcBorders>
-            <w:shd w:val="clear" w:color="auto" w:fill="auto"/>
             <w:noWrap/>
             <w:vAlign w:val="bottom"/>
           </w:tcPr>
@@ -2405,7 +2360,6 @@
               <w:bottom w:val="single" w:sz="24" w:space="0" w:color="auto"/>
               <w:right w:val="nil"/>
             </w:tcBorders>
-            <w:shd w:val="clear" w:color="auto" w:fill="auto"/>
             <w:noWrap/>
             <w:vAlign w:val="bottom"/>
           </w:tcPr>
@@ -2432,7 +2386,6 @@
               <w:top w:val="single" w:sz="24" w:space="0" w:color="auto"/>
               <w:left w:val="single" w:sz="24" w:space="0" w:color="auto"/>
             </w:tcBorders>
-            <w:shd w:val="clear" w:color="auto" w:fill="auto"/>
             <w:noWrap/>
             <w:vAlign w:val="bottom"/>
           </w:tcPr>
@@ -2462,7 +2415,6 @@
               <w:top w:val="single" w:sz="24" w:space="0" w:color="auto"/>
               <w:right w:val="single" w:sz="24" w:space="0" w:color="auto"/>
             </w:tcBorders>
-            <w:shd w:val="clear" w:color="auto" w:fill="auto"/>
             <w:noWrap/>
             <w:vAlign w:val="bottom"/>
           </w:tcPr>
@@ -2496,7 +2448,6 @@
             <w:tcBorders>
               <w:left w:val="single" w:sz="24" w:space="0" w:color="auto"/>
             </w:tcBorders>
-            <w:shd w:val="clear" w:color="auto" w:fill="auto"/>
             <w:noWrap/>
             <w:vAlign w:val="bottom"/>
           </w:tcPr>
@@ -2525,7 +2476,6 @@
             <w:tcBorders>
               <w:right w:val="single" w:sz="24" w:space="0" w:color="auto"/>
             </w:tcBorders>
-            <w:shd w:val="clear" w:color="auto" w:fill="auto"/>
             <w:noWrap/>
             <w:vAlign w:val="bottom"/>
           </w:tcPr>
@@ -2559,7 +2509,6 @@
             <w:tcBorders>
               <w:left w:val="single" w:sz="24" w:space="0" w:color="auto"/>
             </w:tcBorders>
-            <w:shd w:val="clear" w:color="auto" w:fill="auto"/>
             <w:noWrap/>
             <w:vAlign w:val="bottom"/>
           </w:tcPr>
@@ -2588,7 +2537,6 @@
             <w:tcBorders>
               <w:right w:val="single" w:sz="24" w:space="0" w:color="auto"/>
             </w:tcBorders>
-            <w:shd w:val="clear" w:color="auto" w:fill="auto"/>
             <w:noWrap/>
             <w:vAlign w:val="bottom"/>
           </w:tcPr>
@@ -2622,7 +2570,6 @@
             <w:tcBorders>
               <w:left w:val="single" w:sz="24" w:space="0" w:color="auto"/>
             </w:tcBorders>
-            <w:shd w:val="clear" w:color="auto" w:fill="auto"/>
             <w:noWrap/>
             <w:vAlign w:val="bottom"/>
           </w:tcPr>
@@ -2651,7 +2598,6 @@
             <w:tcBorders>
               <w:right w:val="single" w:sz="24" w:space="0" w:color="auto"/>
             </w:tcBorders>
-            <w:shd w:val="clear" w:color="auto" w:fill="auto"/>
             <w:noWrap/>
             <w:vAlign w:val="bottom"/>
           </w:tcPr>
@@ -2685,7 +2631,6 @@
             <w:tcBorders>
               <w:left w:val="single" w:sz="24" w:space="0" w:color="auto"/>
             </w:tcBorders>
-            <w:shd w:val="clear" w:color="auto" w:fill="auto"/>
             <w:noWrap/>
             <w:vAlign w:val="bottom"/>
           </w:tcPr>
@@ -2714,7 +2659,6 @@
             <w:tcBorders>
               <w:right w:val="single" w:sz="24" w:space="0" w:color="auto"/>
             </w:tcBorders>
-            <w:shd w:val="clear" w:color="auto" w:fill="auto"/>
             <w:noWrap/>
             <w:vAlign w:val="bottom"/>
           </w:tcPr>
@@ -2749,7 +2693,6 @@
               <w:left w:val="single" w:sz="24" w:space="0" w:color="auto"/>
               <w:bottom w:val="single" w:sz="24" w:space="0" w:color="auto"/>
             </w:tcBorders>
-            <w:shd w:val="clear" w:color="auto" w:fill="auto"/>
             <w:noWrap/>
             <w:vAlign w:val="bottom"/>
           </w:tcPr>
@@ -2779,7 +2722,6 @@
               <w:bottom w:val="single" w:sz="24" w:space="0" w:color="auto"/>
               <w:right w:val="single" w:sz="24" w:space="0" w:color="auto"/>
             </w:tcBorders>
-            <w:shd w:val="clear" w:color="auto" w:fill="auto"/>
             <w:noWrap/>
             <w:vAlign w:val="bottom"/>
           </w:tcPr>
@@ -2814,7 +2756,6 @@
               <w:top w:val="single" w:sz="24" w:space="0" w:color="auto"/>
               <w:left w:val="single" w:sz="24" w:space="0" w:color="FF0000"/>
             </w:tcBorders>
-            <w:shd w:val="clear" w:color="auto" w:fill="auto"/>
             <w:noWrap/>
             <w:vAlign w:val="bottom"/>
           </w:tcPr>
@@ -2844,7 +2785,6 @@
               <w:top w:val="single" w:sz="24" w:space="0" w:color="auto"/>
               <w:right w:val="single" w:sz="24" w:space="0" w:color="FF0000"/>
             </w:tcBorders>
-            <w:shd w:val="clear" w:color="auto" w:fill="auto"/>
             <w:noWrap/>
             <w:vAlign w:val="bottom"/>
           </w:tcPr>
@@ -2878,7 +2818,6 @@
             <w:tcBorders>
               <w:left w:val="single" w:sz="24" w:space="0" w:color="FF0000"/>
             </w:tcBorders>
-            <w:shd w:val="clear" w:color="auto" w:fill="auto"/>
             <w:noWrap/>
             <w:vAlign w:val="bottom"/>
           </w:tcPr>
@@ -2907,7 +2846,6 @@
             <w:tcBorders>
               <w:right w:val="single" w:sz="24" w:space="0" w:color="FF0000"/>
             </w:tcBorders>
-            <w:shd w:val="clear" w:color="auto" w:fill="auto"/>
             <w:noWrap/>
             <w:vAlign w:val="bottom"/>
           </w:tcPr>
@@ -2941,7 +2879,6 @@
             <w:tcBorders>
               <w:left w:val="single" w:sz="24" w:space="0" w:color="FF0000"/>
             </w:tcBorders>
-            <w:shd w:val="clear" w:color="auto" w:fill="auto"/>
             <w:noWrap/>
             <w:vAlign w:val="bottom"/>
           </w:tcPr>
@@ -2970,7 +2907,6 @@
             <w:tcBorders>
               <w:right w:val="single" w:sz="24" w:space="0" w:color="FF0000"/>
             </w:tcBorders>
-            <w:shd w:val="clear" w:color="auto" w:fill="auto"/>
             <w:noWrap/>
             <w:vAlign w:val="bottom"/>
           </w:tcPr>
@@ -3005,7 +2941,6 @@
               <w:left w:val="single" w:sz="24" w:space="0" w:color="FF0000"/>
               <w:bottom w:val="single" w:sz="24" w:space="0" w:color="FF0000"/>
             </w:tcBorders>
-            <w:shd w:val="clear" w:color="auto" w:fill="auto"/>
             <w:noWrap/>
             <w:vAlign w:val="bottom"/>
           </w:tcPr>
@@ -3035,7 +2970,6 @@
               <w:bottom w:val="single" w:sz="24" w:space="0" w:color="FF0000"/>
               <w:right w:val="single" w:sz="24" w:space="0" w:color="FF0000"/>
             </w:tcBorders>
-            <w:shd w:val="clear" w:color="auto" w:fill="auto"/>
             <w:noWrap/>
             <w:vAlign w:val="bottom"/>
           </w:tcPr>
@@ -3070,7 +3004,6 @@
               <w:top w:val="single" w:sz="24" w:space="0" w:color="FF0000"/>
               <w:left w:val="single" w:sz="24" w:space="0" w:color="FF0000"/>
             </w:tcBorders>
-            <w:shd w:val="clear" w:color="auto" w:fill="auto"/>
             <w:noWrap/>
             <w:vAlign w:val="bottom"/>
           </w:tcPr>
@@ -3100,7 +3033,6 @@
               <w:top w:val="single" w:sz="24" w:space="0" w:color="FF0000"/>
               <w:right w:val="single" w:sz="24" w:space="0" w:color="FF0000"/>
             </w:tcBorders>
-            <w:shd w:val="clear" w:color="auto" w:fill="auto"/>
             <w:noWrap/>
             <w:vAlign w:val="bottom"/>
           </w:tcPr>
@@ -3134,7 +3066,6 @@
             <w:tcBorders>
               <w:left w:val="single" w:sz="24" w:space="0" w:color="FF0000"/>
             </w:tcBorders>
-            <w:shd w:val="clear" w:color="auto" w:fill="auto"/>
             <w:noWrap/>
             <w:vAlign w:val="bottom"/>
           </w:tcPr>
@@ -3163,7 +3094,6 @@
             <w:tcBorders>
               <w:right w:val="single" w:sz="24" w:space="0" w:color="FF0000"/>
             </w:tcBorders>
-            <w:shd w:val="clear" w:color="auto" w:fill="auto"/>
             <w:noWrap/>
             <w:vAlign w:val="bottom"/>
           </w:tcPr>
@@ -3197,7 +3127,6 @@
             <w:tcBorders>
               <w:left w:val="single" w:sz="24" w:space="0" w:color="FF0000"/>
             </w:tcBorders>
-            <w:shd w:val="clear" w:color="auto" w:fill="auto"/>
             <w:noWrap/>
             <w:vAlign w:val="bottom"/>
           </w:tcPr>
@@ -3226,7 +3155,6 @@
             <w:tcBorders>
               <w:right w:val="single" w:sz="24" w:space="0" w:color="FF0000"/>
             </w:tcBorders>
-            <w:shd w:val="clear" w:color="auto" w:fill="auto"/>
             <w:noWrap/>
             <w:vAlign w:val="bottom"/>
           </w:tcPr>
@@ -3260,7 +3188,6 @@
             <w:tcBorders>
               <w:left w:val="single" w:sz="24" w:space="0" w:color="FF0000"/>
             </w:tcBorders>
-            <w:shd w:val="clear" w:color="auto" w:fill="auto"/>
             <w:noWrap/>
             <w:vAlign w:val="bottom"/>
           </w:tcPr>
@@ -3289,7 +3216,6 @@
             <w:tcBorders>
               <w:right w:val="single" w:sz="24" w:space="0" w:color="FF0000"/>
             </w:tcBorders>
-            <w:shd w:val="clear" w:color="auto" w:fill="auto"/>
             <w:noWrap/>
             <w:vAlign w:val="bottom"/>
           </w:tcPr>
@@ -3324,7 +3250,6 @@
               <w:left w:val="single" w:sz="24" w:space="0" w:color="FF0000"/>
               <w:bottom w:val="single" w:sz="24" w:space="0" w:color="FF0000"/>
             </w:tcBorders>
-            <w:shd w:val="clear" w:color="auto" w:fill="auto"/>
             <w:noWrap/>
             <w:vAlign w:val="bottom"/>
           </w:tcPr>
@@ -3354,7 +3279,6 @@
               <w:bottom w:val="single" w:sz="24" w:space="0" w:color="FF0000"/>
               <w:right w:val="single" w:sz="24" w:space="0" w:color="FF0000"/>
             </w:tcBorders>
-            <w:shd w:val="clear" w:color="auto" w:fill="auto"/>
             <w:noWrap/>
             <w:vAlign w:val="bottom"/>
           </w:tcPr>
@@ -3389,7 +3313,6 @@
               <w:top w:val="single" w:sz="24" w:space="0" w:color="FF0000"/>
               <w:left w:val="single" w:sz="24" w:space="0" w:color="00B0F0"/>
             </w:tcBorders>
-            <w:shd w:val="clear" w:color="auto" w:fill="auto"/>
             <w:noWrap/>
             <w:vAlign w:val="bottom"/>
           </w:tcPr>
@@ -3419,7 +3342,6 @@
               <w:top w:val="single" w:sz="24" w:space="0" w:color="FF0000"/>
               <w:right w:val="single" w:sz="24" w:space="0" w:color="00B0F0"/>
             </w:tcBorders>
-            <w:shd w:val="clear" w:color="auto" w:fill="auto"/>
             <w:noWrap/>
             <w:vAlign w:val="bottom"/>
           </w:tcPr>
@@ -3453,7 +3375,6 @@
             <w:tcBorders>
               <w:left w:val="single" w:sz="24" w:space="0" w:color="00B0F0"/>
             </w:tcBorders>
-            <w:shd w:val="clear" w:color="auto" w:fill="auto"/>
             <w:noWrap/>
             <w:vAlign w:val="bottom"/>
           </w:tcPr>
@@ -3482,7 +3403,6 @@
             <w:tcBorders>
               <w:right w:val="single" w:sz="24" w:space="0" w:color="00B0F0"/>
             </w:tcBorders>
-            <w:shd w:val="clear" w:color="auto" w:fill="auto"/>
             <w:noWrap/>
             <w:vAlign w:val="bottom"/>
           </w:tcPr>
@@ -3516,7 +3436,6 @@
             <w:tcBorders>
               <w:left w:val="single" w:sz="24" w:space="0" w:color="00B0F0"/>
             </w:tcBorders>
-            <w:shd w:val="clear" w:color="auto" w:fill="auto"/>
             <w:noWrap/>
             <w:vAlign w:val="bottom"/>
           </w:tcPr>
@@ -3545,7 +3464,6 @@
             <w:tcBorders>
               <w:right w:val="single" w:sz="24" w:space="0" w:color="00B0F0"/>
             </w:tcBorders>
-            <w:shd w:val="clear" w:color="auto" w:fill="auto"/>
             <w:noWrap/>
             <w:vAlign w:val="bottom"/>
           </w:tcPr>
@@ -3580,7 +3498,6 @@
               <w:left w:val="single" w:sz="24" w:space="0" w:color="00B0F0"/>
               <w:bottom w:val="single" w:sz="24" w:space="0" w:color="00B0F0"/>
             </w:tcBorders>
-            <w:shd w:val="clear" w:color="auto" w:fill="auto"/>
             <w:noWrap/>
             <w:vAlign w:val="bottom"/>
           </w:tcPr>
@@ -3610,7 +3527,6 @@
               <w:bottom w:val="single" w:sz="24" w:space="0" w:color="00B0F0"/>
               <w:right w:val="single" w:sz="24" w:space="0" w:color="00B0F0"/>
             </w:tcBorders>
-            <w:shd w:val="clear" w:color="auto" w:fill="auto"/>
             <w:noWrap/>
             <w:vAlign w:val="bottom"/>
           </w:tcPr>
@@ -3645,7 +3561,6 @@
               <w:top w:val="single" w:sz="24" w:space="0" w:color="00B0F0"/>
               <w:left w:val="single" w:sz="24" w:space="0" w:color="00B0F0"/>
             </w:tcBorders>
-            <w:shd w:val="clear" w:color="auto" w:fill="auto"/>
             <w:noWrap/>
             <w:vAlign w:val="bottom"/>
           </w:tcPr>
@@ -3675,7 +3590,6 @@
               <w:top w:val="single" w:sz="24" w:space="0" w:color="00B0F0"/>
               <w:right w:val="single" w:sz="24" w:space="0" w:color="00B0F0"/>
             </w:tcBorders>
-            <w:shd w:val="clear" w:color="auto" w:fill="auto"/>
             <w:noWrap/>
             <w:vAlign w:val="bottom"/>
           </w:tcPr>
@@ -3709,7 +3623,6 @@
             <w:tcBorders>
               <w:left w:val="single" w:sz="24" w:space="0" w:color="00B0F0"/>
             </w:tcBorders>
-            <w:shd w:val="clear" w:color="auto" w:fill="auto"/>
             <w:noWrap/>
             <w:vAlign w:val="bottom"/>
           </w:tcPr>
@@ -3738,7 +3651,6 @@
             <w:tcBorders>
               <w:right w:val="single" w:sz="24" w:space="0" w:color="00B0F0"/>
             </w:tcBorders>
-            <w:shd w:val="clear" w:color="auto" w:fill="auto"/>
             <w:noWrap/>
             <w:vAlign w:val="bottom"/>
           </w:tcPr>
@@ -3772,7 +3684,6 @@
             <w:tcBorders>
               <w:left w:val="single" w:sz="24" w:space="0" w:color="00B0F0"/>
             </w:tcBorders>
-            <w:shd w:val="clear" w:color="auto" w:fill="auto"/>
             <w:noWrap/>
             <w:vAlign w:val="bottom"/>
           </w:tcPr>
@@ -3801,7 +3712,6 @@
             <w:tcBorders>
               <w:right w:val="single" w:sz="24" w:space="0" w:color="00B0F0"/>
             </w:tcBorders>
-            <w:shd w:val="clear" w:color="auto" w:fill="auto"/>
             <w:noWrap/>
             <w:vAlign w:val="bottom"/>
           </w:tcPr>
@@ -3835,7 +3745,6 @@
             <w:tcBorders>
               <w:left w:val="single" w:sz="24" w:space="0" w:color="00B0F0"/>
             </w:tcBorders>
-            <w:shd w:val="clear" w:color="auto" w:fill="auto"/>
             <w:noWrap/>
             <w:vAlign w:val="bottom"/>
           </w:tcPr>
@@ -3864,7 +3773,6 @@
             <w:tcBorders>
               <w:right w:val="single" w:sz="24" w:space="0" w:color="00B0F0"/>
             </w:tcBorders>
-            <w:shd w:val="clear" w:color="auto" w:fill="auto"/>
             <w:noWrap/>
             <w:vAlign w:val="bottom"/>
           </w:tcPr>
@@ -3899,7 +3807,6 @@
               <w:left w:val="single" w:sz="24" w:space="0" w:color="00B0F0"/>
               <w:bottom w:val="single" w:sz="24" w:space="0" w:color="00B0F0"/>
             </w:tcBorders>
-            <w:shd w:val="clear" w:color="auto" w:fill="auto"/>
             <w:noWrap/>
             <w:vAlign w:val="bottom"/>
           </w:tcPr>
@@ -3929,7 +3836,6 @@
               <w:bottom w:val="single" w:sz="24" w:space="0" w:color="00B0F0"/>
               <w:right w:val="single" w:sz="24" w:space="0" w:color="00B0F0"/>
             </w:tcBorders>
-            <w:shd w:val="clear" w:color="auto" w:fill="auto"/>
             <w:noWrap/>
             <w:vAlign w:val="bottom"/>
           </w:tcPr>
@@ -3964,7 +3870,6 @@
               <w:top w:val="single" w:sz="24" w:space="0" w:color="00B0F0"/>
               <w:left w:val="single" w:sz="24" w:space="0" w:color="00B0F0"/>
             </w:tcBorders>
-            <w:shd w:val="clear" w:color="auto" w:fill="auto"/>
             <w:noWrap/>
             <w:vAlign w:val="bottom"/>
           </w:tcPr>
@@ -3994,7 +3899,6 @@
               <w:top w:val="single" w:sz="24" w:space="0" w:color="00B0F0"/>
               <w:right w:val="single" w:sz="24" w:space="0" w:color="00B0F0"/>
             </w:tcBorders>
-            <w:shd w:val="clear" w:color="auto" w:fill="auto"/>
             <w:noWrap/>
             <w:vAlign w:val="bottom"/>
           </w:tcPr>
@@ -4028,7 +3932,6 @@
             <w:tcBorders>
               <w:left w:val="single" w:sz="24" w:space="0" w:color="00B0F0"/>
             </w:tcBorders>
-            <w:shd w:val="clear" w:color="auto" w:fill="auto"/>
             <w:noWrap/>
             <w:vAlign w:val="bottom"/>
           </w:tcPr>
@@ -4057,7 +3960,6 @@
             <w:tcBorders>
               <w:right w:val="single" w:sz="24" w:space="0" w:color="00B0F0"/>
             </w:tcBorders>
-            <w:shd w:val="clear" w:color="auto" w:fill="auto"/>
             <w:noWrap/>
             <w:vAlign w:val="bottom"/>
           </w:tcPr>
@@ -4091,7 +3993,6 @@
             <w:tcBorders>
               <w:left w:val="single" w:sz="24" w:space="0" w:color="00B0F0"/>
             </w:tcBorders>
-            <w:shd w:val="clear" w:color="auto" w:fill="auto"/>
             <w:noWrap/>
             <w:vAlign w:val="bottom"/>
           </w:tcPr>
@@ -4120,7 +4021,6 @@
             <w:tcBorders>
               <w:right w:val="single" w:sz="24" w:space="0" w:color="00B0F0"/>
             </w:tcBorders>
-            <w:shd w:val="clear" w:color="auto" w:fill="auto"/>
             <w:noWrap/>
             <w:vAlign w:val="bottom"/>
           </w:tcPr>
@@ -4154,7 +4054,6 @@
             <w:tcBorders>
               <w:left w:val="single" w:sz="24" w:space="0" w:color="00B0F0"/>
             </w:tcBorders>
-            <w:shd w:val="clear" w:color="auto" w:fill="auto"/>
             <w:noWrap/>
             <w:vAlign w:val="bottom"/>
           </w:tcPr>
@@ -4183,7 +4082,6 @@
             <w:tcBorders>
               <w:right w:val="single" w:sz="24" w:space="0" w:color="00B0F0"/>
             </w:tcBorders>
-            <w:shd w:val="clear" w:color="auto" w:fill="auto"/>
             <w:noWrap/>
             <w:vAlign w:val="bottom"/>
           </w:tcPr>
@@ -4218,7 +4116,6 @@
               <w:left w:val="single" w:sz="24" w:space="0" w:color="00B0F0"/>
               <w:bottom w:val="single" w:sz="24" w:space="0" w:color="00B0F0"/>
             </w:tcBorders>
-            <w:shd w:val="clear" w:color="auto" w:fill="auto"/>
             <w:noWrap/>
             <w:vAlign w:val="bottom"/>
           </w:tcPr>
@@ -4248,7 +4145,6 @@
               <w:bottom w:val="single" w:sz="24" w:space="0" w:color="00B0F0"/>
               <w:right w:val="single" w:sz="24" w:space="0" w:color="00B0F0"/>
             </w:tcBorders>
-            <w:shd w:val="clear" w:color="auto" w:fill="auto"/>
             <w:noWrap/>
             <w:vAlign w:val="bottom"/>
           </w:tcPr>
@@ -4283,7 +4179,6 @@
               <w:top w:val="single" w:sz="24" w:space="0" w:color="00B0F0"/>
               <w:left w:val="single" w:sz="24" w:space="0" w:color="00B0F0"/>
             </w:tcBorders>
-            <w:shd w:val="clear" w:color="auto" w:fill="auto"/>
             <w:noWrap/>
             <w:vAlign w:val="bottom"/>
           </w:tcPr>
@@ -4313,7 +4208,6 @@
               <w:top w:val="single" w:sz="24" w:space="0" w:color="00B0F0"/>
               <w:right w:val="single" w:sz="24" w:space="0" w:color="00B0F0"/>
             </w:tcBorders>
-            <w:shd w:val="clear" w:color="auto" w:fill="auto"/>
             <w:noWrap/>
             <w:vAlign w:val="bottom"/>
           </w:tcPr>
@@ -4347,7 +4241,6 @@
             <w:tcBorders>
               <w:left w:val="single" w:sz="24" w:space="0" w:color="00B0F0"/>
             </w:tcBorders>
-            <w:shd w:val="clear" w:color="auto" w:fill="auto"/>
             <w:noWrap/>
             <w:vAlign w:val="bottom"/>
           </w:tcPr>
@@ -4376,7 +4269,6 @@
             <w:tcBorders>
               <w:right w:val="single" w:sz="24" w:space="0" w:color="00B0F0"/>
             </w:tcBorders>
-            <w:shd w:val="clear" w:color="auto" w:fill="auto"/>
             <w:noWrap/>
             <w:vAlign w:val="bottom"/>
           </w:tcPr>
@@ -4410,7 +4302,6 @@
             <w:tcBorders>
               <w:left w:val="single" w:sz="24" w:space="0" w:color="00B0F0"/>
             </w:tcBorders>
-            <w:shd w:val="clear" w:color="auto" w:fill="auto"/>
             <w:noWrap/>
             <w:vAlign w:val="bottom"/>
           </w:tcPr>
@@ -4439,7 +4330,6 @@
             <w:tcBorders>
               <w:right w:val="single" w:sz="24" w:space="0" w:color="00B0F0"/>
             </w:tcBorders>
-            <w:shd w:val="clear" w:color="auto" w:fill="auto"/>
             <w:noWrap/>
             <w:vAlign w:val="bottom"/>
           </w:tcPr>
@@ -4473,7 +4363,6 @@
             <w:tcBorders>
               <w:left w:val="single" w:sz="24" w:space="0" w:color="00B0F0"/>
             </w:tcBorders>
-            <w:shd w:val="clear" w:color="auto" w:fill="auto"/>
             <w:noWrap/>
             <w:vAlign w:val="bottom"/>
           </w:tcPr>
@@ -4502,7 +4391,6 @@
             <w:tcBorders>
               <w:right w:val="single" w:sz="24" w:space="0" w:color="00B0F0"/>
             </w:tcBorders>
-            <w:shd w:val="clear" w:color="auto" w:fill="auto"/>
             <w:noWrap/>
             <w:vAlign w:val="bottom"/>
           </w:tcPr>
@@ -4537,7 +4425,6 @@
               <w:left w:val="single" w:sz="24" w:space="0" w:color="00B0F0"/>
               <w:bottom w:val="single" w:sz="24" w:space="0" w:color="00B0F0"/>
             </w:tcBorders>
-            <w:shd w:val="clear" w:color="auto" w:fill="auto"/>
             <w:noWrap/>
             <w:vAlign w:val="bottom"/>
           </w:tcPr>
@@ -4567,7 +4454,6 @@
               <w:bottom w:val="single" w:sz="24" w:space="0" w:color="00B0F0"/>
               <w:right w:val="single" w:sz="24" w:space="0" w:color="00B0F0"/>
             </w:tcBorders>
-            <w:shd w:val="clear" w:color="auto" w:fill="auto"/>
             <w:noWrap/>
             <w:vAlign w:val="bottom"/>
           </w:tcPr>
@@ -4604,7 +4490,6 @@
               <w:bottom w:val="single" w:sz="24" w:space="0" w:color="auto"/>
               <w:right w:val="nil"/>
             </w:tcBorders>
-            <w:shd w:val="clear" w:color="auto" w:fill="auto"/>
             <w:noWrap/>
             <w:vAlign w:val="bottom"/>
           </w:tcPr>
@@ -4628,7 +4513,6 @@
               <w:bottom w:val="single" w:sz="24" w:space="0" w:color="auto"/>
               <w:right w:val="nil"/>
             </w:tcBorders>
-            <w:shd w:val="clear" w:color="auto" w:fill="auto"/>
             <w:noWrap/>
             <w:vAlign w:val="bottom"/>
           </w:tcPr>
@@ -4655,7 +4539,6 @@
               <w:top w:val="single" w:sz="24" w:space="0" w:color="auto"/>
               <w:left w:val="single" w:sz="24" w:space="0" w:color="auto"/>
             </w:tcBorders>
-            <w:shd w:val="clear" w:color="auto" w:fill="auto"/>
             <w:noWrap/>
             <w:vAlign w:val="bottom"/>
           </w:tcPr>
@@ -4685,7 +4568,6 @@
               <w:top w:val="single" w:sz="24" w:space="0" w:color="auto"/>
               <w:right w:val="single" w:sz="24" w:space="0" w:color="auto"/>
             </w:tcBorders>
-            <w:shd w:val="clear" w:color="auto" w:fill="auto"/>
             <w:noWrap/>
             <w:vAlign w:val="bottom"/>
           </w:tcPr>
@@ -4719,7 +4601,6 @@
             <w:tcBorders>
               <w:left w:val="single" w:sz="24" w:space="0" w:color="auto"/>
             </w:tcBorders>
-            <w:shd w:val="clear" w:color="auto" w:fill="auto"/>
             <w:noWrap/>
             <w:vAlign w:val="bottom"/>
           </w:tcPr>
@@ -4748,7 +4629,6 @@
             <w:tcBorders>
               <w:right w:val="single" w:sz="24" w:space="0" w:color="auto"/>
             </w:tcBorders>
-            <w:shd w:val="clear" w:color="auto" w:fill="auto"/>
             <w:noWrap/>
             <w:vAlign w:val="bottom"/>
           </w:tcPr>
@@ -4782,7 +4662,6 @@
             <w:tcBorders>
               <w:left w:val="single" w:sz="24" w:space="0" w:color="auto"/>
             </w:tcBorders>
-            <w:shd w:val="clear" w:color="auto" w:fill="auto"/>
             <w:noWrap/>
             <w:vAlign w:val="bottom"/>
           </w:tcPr>
@@ -4811,7 +4690,6 @@
             <w:tcBorders>
               <w:right w:val="single" w:sz="24" w:space="0" w:color="auto"/>
             </w:tcBorders>
-            <w:shd w:val="clear" w:color="auto" w:fill="auto"/>
             <w:noWrap/>
             <w:vAlign w:val="bottom"/>
           </w:tcPr>
@@ -4845,7 +4723,6 @@
             <w:tcBorders>
               <w:left w:val="single" w:sz="24" w:space="0" w:color="auto"/>
             </w:tcBorders>
-            <w:shd w:val="clear" w:color="auto" w:fill="auto"/>
             <w:noWrap/>
             <w:vAlign w:val="bottom"/>
           </w:tcPr>
@@ -4874,7 +4751,6 @@
             <w:tcBorders>
               <w:right w:val="single" w:sz="24" w:space="0" w:color="auto"/>
             </w:tcBorders>
-            <w:shd w:val="clear" w:color="auto" w:fill="auto"/>
             <w:noWrap/>
             <w:vAlign w:val="bottom"/>
           </w:tcPr>
@@ -4908,7 +4784,6 @@
             <w:tcBorders>
               <w:left w:val="single" w:sz="24" w:space="0" w:color="auto"/>
             </w:tcBorders>
-            <w:shd w:val="clear" w:color="auto" w:fill="auto"/>
             <w:noWrap/>
             <w:vAlign w:val="bottom"/>
           </w:tcPr>
@@ -4937,7 +4812,6 @@
             <w:tcBorders>
               <w:right w:val="single" w:sz="24" w:space="0" w:color="auto"/>
             </w:tcBorders>
-            <w:shd w:val="clear" w:color="auto" w:fill="auto"/>
             <w:noWrap/>
             <w:vAlign w:val="bottom"/>
           </w:tcPr>
@@ -4972,7 +4846,6 @@
               <w:left w:val="single" w:sz="24" w:space="0" w:color="auto"/>
               <w:bottom w:val="single" w:sz="24" w:space="0" w:color="auto"/>
             </w:tcBorders>
-            <w:shd w:val="clear" w:color="auto" w:fill="auto"/>
             <w:noWrap/>
             <w:vAlign w:val="bottom"/>
           </w:tcPr>
@@ -5002,7 +4875,6 @@
               <w:bottom w:val="single" w:sz="24" w:space="0" w:color="auto"/>
               <w:right w:val="single" w:sz="24" w:space="0" w:color="auto"/>
             </w:tcBorders>
-            <w:shd w:val="clear" w:color="auto" w:fill="auto"/>
             <w:noWrap/>
             <w:vAlign w:val="bottom"/>
           </w:tcPr>
@@ -5037,7 +4909,6 @@
               <w:top w:val="single" w:sz="24" w:space="0" w:color="auto"/>
               <w:left w:val="single" w:sz="24" w:space="0" w:color="FF0000"/>
             </w:tcBorders>
-            <w:shd w:val="clear" w:color="auto" w:fill="auto"/>
             <w:noWrap/>
             <w:vAlign w:val="bottom"/>
           </w:tcPr>
@@ -5067,7 +4938,6 @@
               <w:top w:val="single" w:sz="24" w:space="0" w:color="auto"/>
               <w:right w:val="single" w:sz="24" w:space="0" w:color="FF0000"/>
             </w:tcBorders>
-            <w:shd w:val="clear" w:color="auto" w:fill="auto"/>
             <w:noWrap/>
             <w:vAlign w:val="bottom"/>
           </w:tcPr>
@@ -5101,25 +4971,25 @@
             <w:tcBorders>
               <w:left w:val="single" w:sz="24" w:space="0" w:color="FF0000"/>
             </w:tcBorders>
-            <w:shd w:val="clear" w:color="auto" w:fill="auto"/>
-            <w:noWrap/>
-            <w:vAlign w:val="bottom"/>
-          </w:tcPr>
-          <w:p>
-            <w:pPr>
-              <w:spacing w:after="0" w:line="240" w:lineRule="auto"/>
-              <w:rPr>
-                <w:rFonts w:ascii="Arial" w:hAnsi="Arial" w:cs="Arial"/>
-                <w:sz w:val="20"/>
-                <w:szCs w:val="20"/>
-              </w:rPr>
-            </w:pPr>
-            <w:r>
-              <w:rPr>
-                <w:rFonts w:ascii="Arial" w:hAnsi="Arial" w:cs="Arial"/>
-                <w:sz w:val="20"/>
-                <w:szCs w:val="20"/>
-              </w:rPr>
+            <w:noWrap/>
+            <w:vAlign w:val="bottom"/>
+          </w:tcPr>
+          <w:p>
+            <w:pPr>
+              <w:spacing w:after="0" w:line="240" w:lineRule="auto"/>
+              <w:rPr>
+                <w:rFonts w:ascii="Arial" w:hAnsi="Arial" w:cs="Arial"/>
+                <w:sz w:val="20"/>
+                <w:szCs w:val="20"/>
+              </w:rPr>
+            </w:pPr>
+            <w:r>
+              <w:rPr>
+                <w:rFonts w:ascii="Arial" w:hAnsi="Arial" w:cs="Arial"/>
+                <w:sz w:val="20"/>
+                <w:szCs w:val="20"/>
+              </w:rPr>
+              <w:lastRenderedPageBreak/>
               <w:t>Scientist</w:t>
             </w:r>
           </w:p>
@@ -5130,7 +5000,6 @@
             <w:tcBorders>
               <w:right w:val="single" w:sz="24" w:space="0" w:color="FF0000"/>
             </w:tcBorders>
-            <w:shd w:val="clear" w:color="auto" w:fill="auto"/>
             <w:noWrap/>
             <w:vAlign w:val="bottom"/>
           </w:tcPr>
@@ -5164,26 +5033,24 @@
             <w:tcBorders>
               <w:left w:val="single" w:sz="24" w:space="0" w:color="FF0000"/>
             </w:tcBorders>
-            <w:shd w:val="clear" w:color="auto" w:fill="auto"/>
-            <w:noWrap/>
-            <w:vAlign w:val="bottom"/>
-          </w:tcPr>
-          <w:p>
-            <w:pPr>
-              <w:spacing w:after="0" w:line="240" w:lineRule="auto"/>
-              <w:rPr>
-                <w:rFonts w:ascii="Arial" w:hAnsi="Arial" w:cs="Arial"/>
-                <w:sz w:val="20"/>
-                <w:szCs w:val="20"/>
-              </w:rPr>
-            </w:pPr>
-            <w:r>
-              <w:rPr>
-                <w:rFonts w:ascii="Arial" w:hAnsi="Arial" w:cs="Arial"/>
-                <w:sz w:val="20"/>
-                <w:szCs w:val="20"/>
-              </w:rPr>
-              <w:lastRenderedPageBreak/>
+            <w:noWrap/>
+            <w:vAlign w:val="bottom"/>
+          </w:tcPr>
+          <w:p>
+            <w:pPr>
+              <w:spacing w:after="0" w:line="240" w:lineRule="auto"/>
+              <w:rPr>
+                <w:rFonts w:ascii="Arial" w:hAnsi="Arial" w:cs="Arial"/>
+                <w:sz w:val="20"/>
+                <w:szCs w:val="20"/>
+              </w:rPr>
+            </w:pPr>
+            <w:r>
+              <w:rPr>
+                <w:rFonts w:ascii="Arial" w:hAnsi="Arial" w:cs="Arial"/>
+                <w:sz w:val="20"/>
+                <w:szCs w:val="20"/>
+              </w:rPr>
               <w:t>Date</w:t>
             </w:r>
           </w:p>
@@ -5194,7 +5061,6 @@
             <w:tcBorders>
               <w:right w:val="single" w:sz="24" w:space="0" w:color="FF0000"/>
             </w:tcBorders>
-            <w:shd w:val="clear" w:color="auto" w:fill="auto"/>
             <w:noWrap/>
             <w:vAlign w:val="bottom"/>
           </w:tcPr>
@@ -5229,7 +5095,6 @@
               <w:left w:val="single" w:sz="24" w:space="0" w:color="FF0000"/>
               <w:bottom w:val="single" w:sz="24" w:space="0" w:color="FF0000"/>
             </w:tcBorders>
-            <w:shd w:val="clear" w:color="auto" w:fill="auto"/>
             <w:noWrap/>
             <w:vAlign w:val="bottom"/>
           </w:tcPr>
@@ -5259,7 +5124,6 @@
               <w:bottom w:val="single" w:sz="24" w:space="0" w:color="FF0000"/>
               <w:right w:val="single" w:sz="24" w:space="0" w:color="FF0000"/>
             </w:tcBorders>
-            <w:shd w:val="clear" w:color="auto" w:fill="auto"/>
             <w:noWrap/>
             <w:vAlign w:val="bottom"/>
           </w:tcPr>
@@ -5294,7 +5158,6 @@
               <w:top w:val="single" w:sz="24" w:space="0" w:color="FF0000"/>
               <w:left w:val="single" w:sz="24" w:space="0" w:color="FF0000"/>
             </w:tcBorders>
-            <w:shd w:val="clear" w:color="auto" w:fill="auto"/>
             <w:noWrap/>
             <w:vAlign w:val="bottom"/>
           </w:tcPr>
@@ -5324,7 +5187,6 @@
               <w:top w:val="single" w:sz="24" w:space="0" w:color="FF0000"/>
               <w:right w:val="single" w:sz="24" w:space="0" w:color="FF0000"/>
             </w:tcBorders>
-            <w:shd w:val="clear" w:color="auto" w:fill="auto"/>
             <w:noWrap/>
             <w:vAlign w:val="bottom"/>
           </w:tcPr>
@@ -5358,7 +5220,6 @@
             <w:tcBorders>
               <w:left w:val="single" w:sz="24" w:space="0" w:color="FF0000"/>
             </w:tcBorders>
-            <w:shd w:val="clear" w:color="auto" w:fill="auto"/>
             <w:noWrap/>
             <w:vAlign w:val="bottom"/>
           </w:tcPr>
@@ -5387,7 +5248,6 @@
             <w:tcBorders>
               <w:right w:val="single" w:sz="24" w:space="0" w:color="FF0000"/>
             </w:tcBorders>
-            <w:shd w:val="clear" w:color="auto" w:fill="auto"/>
             <w:noWrap/>
             <w:vAlign w:val="bottom"/>
           </w:tcPr>
@@ -5429,7 +5289,6 @@
             <w:tcBorders>
               <w:left w:val="single" w:sz="24" w:space="0" w:color="FF0000"/>
             </w:tcBorders>
-            <w:shd w:val="clear" w:color="auto" w:fill="auto"/>
             <w:noWrap/>
             <w:vAlign w:val="bottom"/>
           </w:tcPr>
@@ -5458,7 +5317,6 @@
             <w:tcBorders>
               <w:right w:val="single" w:sz="24" w:space="0" w:color="FF0000"/>
             </w:tcBorders>
-            <w:shd w:val="clear" w:color="auto" w:fill="auto"/>
             <w:noWrap/>
             <w:vAlign w:val="bottom"/>
           </w:tcPr>
@@ -5492,7 +5350,6 @@
             <w:tcBorders>
               <w:left w:val="single" w:sz="24" w:space="0" w:color="FF0000"/>
             </w:tcBorders>
-            <w:shd w:val="clear" w:color="auto" w:fill="auto"/>
             <w:noWrap/>
             <w:vAlign w:val="bottom"/>
           </w:tcPr>
@@ -5521,7 +5378,6 @@
             <w:tcBorders>
               <w:right w:val="single" w:sz="24" w:space="0" w:color="FF0000"/>
             </w:tcBorders>
-            <w:shd w:val="clear" w:color="auto" w:fill="auto"/>
             <w:noWrap/>
             <w:vAlign w:val="bottom"/>
           </w:tcPr>
@@ -5556,7 +5412,6 @@
               <w:left w:val="single" w:sz="24" w:space="0" w:color="FF0000"/>
               <w:bottom w:val="single" w:sz="24" w:space="0" w:color="FF0000"/>
             </w:tcBorders>
-            <w:shd w:val="clear" w:color="auto" w:fill="auto"/>
             <w:noWrap/>
             <w:vAlign w:val="bottom"/>
           </w:tcPr>
@@ -5586,7 +5441,6 @@
               <w:bottom w:val="single" w:sz="24" w:space="0" w:color="FF0000"/>
               <w:right w:val="single" w:sz="24" w:space="0" w:color="FF0000"/>
             </w:tcBorders>
-            <w:shd w:val="clear" w:color="auto" w:fill="auto"/>
             <w:noWrap/>
             <w:vAlign w:val="bottom"/>
           </w:tcPr>
@@ -5621,7 +5475,6 @@
               <w:top w:val="single" w:sz="24" w:space="0" w:color="FF0000"/>
               <w:left w:val="single" w:sz="24" w:space="0" w:color="00B0F0"/>
             </w:tcBorders>
-            <w:shd w:val="clear" w:color="auto" w:fill="auto"/>
             <w:noWrap/>
             <w:vAlign w:val="bottom"/>
           </w:tcPr>
@@ -5651,7 +5504,6 @@
               <w:top w:val="single" w:sz="24" w:space="0" w:color="FF0000"/>
               <w:right w:val="single" w:sz="24" w:space="0" w:color="00B0F0"/>
             </w:tcBorders>
-            <w:shd w:val="clear" w:color="auto" w:fill="auto"/>
             <w:noWrap/>
             <w:vAlign w:val="bottom"/>
           </w:tcPr>
@@ -5685,7 +5537,6 @@
             <w:tcBorders>
               <w:left w:val="single" w:sz="24" w:space="0" w:color="00B0F0"/>
             </w:tcBorders>
-            <w:shd w:val="clear" w:color="auto" w:fill="auto"/>
             <w:noWrap/>
             <w:vAlign w:val="bottom"/>
           </w:tcPr>
@@ -5714,7 +5565,6 @@
             <w:tcBorders>
               <w:right w:val="single" w:sz="24" w:space="0" w:color="00B0F0"/>
             </w:tcBorders>
-            <w:shd w:val="clear" w:color="auto" w:fill="auto"/>
             <w:noWrap/>
             <w:vAlign w:val="bottom"/>
           </w:tcPr>
@@ -5748,7 +5598,6 @@
             <w:tcBorders>
               <w:left w:val="single" w:sz="24" w:space="0" w:color="00B0F0"/>
             </w:tcBorders>
-            <w:shd w:val="clear" w:color="auto" w:fill="auto"/>
             <w:noWrap/>
             <w:vAlign w:val="bottom"/>
           </w:tcPr>
@@ -5777,7 +5626,6 @@
             <w:tcBorders>
               <w:right w:val="single" w:sz="24" w:space="0" w:color="00B0F0"/>
             </w:tcBorders>
-            <w:shd w:val="clear" w:color="auto" w:fill="auto"/>
             <w:noWrap/>
             <w:vAlign w:val="bottom"/>
           </w:tcPr>
@@ -5812,7 +5660,6 @@
               <w:left w:val="single" w:sz="24" w:space="0" w:color="00B0F0"/>
               <w:bottom w:val="single" w:sz="24" w:space="0" w:color="00B0F0"/>
             </w:tcBorders>
-            <w:shd w:val="clear" w:color="auto" w:fill="auto"/>
             <w:noWrap/>
             <w:vAlign w:val="bottom"/>
           </w:tcPr>
@@ -5842,7 +5689,6 @@
               <w:bottom w:val="single" w:sz="24" w:space="0" w:color="00B0F0"/>
               <w:right w:val="single" w:sz="24" w:space="0" w:color="00B0F0"/>
             </w:tcBorders>
-            <w:shd w:val="clear" w:color="auto" w:fill="auto"/>
             <w:noWrap/>
             <w:vAlign w:val="bottom"/>
           </w:tcPr>
@@ -5877,7 +5723,6 @@
               <w:top w:val="single" w:sz="24" w:space="0" w:color="00B0F0"/>
               <w:left w:val="single" w:sz="24" w:space="0" w:color="00B0F0"/>
             </w:tcBorders>
-            <w:shd w:val="clear" w:color="auto" w:fill="auto"/>
             <w:noWrap/>
             <w:vAlign w:val="bottom"/>
           </w:tcPr>
@@ -5907,7 +5752,6 @@
               <w:top w:val="single" w:sz="24" w:space="0" w:color="00B0F0"/>
               <w:right w:val="single" w:sz="24" w:space="0" w:color="00B0F0"/>
             </w:tcBorders>
-            <w:shd w:val="clear" w:color="auto" w:fill="auto"/>
             <w:noWrap/>
             <w:vAlign w:val="bottom"/>
           </w:tcPr>
@@ -5941,7 +5785,6 @@
             <w:tcBorders>
               <w:left w:val="single" w:sz="24" w:space="0" w:color="00B0F0"/>
             </w:tcBorders>
-            <w:shd w:val="clear" w:color="auto" w:fill="auto"/>
             <w:noWrap/>
             <w:vAlign w:val="bottom"/>
           </w:tcPr>
@@ -5970,7 +5813,6 @@
             <w:tcBorders>
               <w:right w:val="single" w:sz="24" w:space="0" w:color="00B0F0"/>
             </w:tcBorders>
-            <w:shd w:val="clear" w:color="auto" w:fill="auto"/>
             <w:noWrap/>
             <w:vAlign w:val="bottom"/>
           </w:tcPr>
@@ -6004,7 +5846,6 @@
             <w:tcBorders>
               <w:left w:val="single" w:sz="24" w:space="0" w:color="00B0F0"/>
             </w:tcBorders>
-            <w:shd w:val="clear" w:color="auto" w:fill="auto"/>
             <w:noWrap/>
             <w:vAlign w:val="bottom"/>
           </w:tcPr>
@@ -6033,7 +5874,6 @@
             <w:tcBorders>
               <w:right w:val="single" w:sz="24" w:space="0" w:color="00B0F0"/>
             </w:tcBorders>
-            <w:shd w:val="clear" w:color="auto" w:fill="auto"/>
             <w:noWrap/>
             <w:vAlign w:val="bottom"/>
           </w:tcPr>
@@ -6067,7 +5907,6 @@
             <w:tcBorders>
               <w:left w:val="single" w:sz="24" w:space="0" w:color="00B0F0"/>
             </w:tcBorders>
-            <w:shd w:val="clear" w:color="auto" w:fill="auto"/>
             <w:noWrap/>
             <w:vAlign w:val="bottom"/>
           </w:tcPr>
@@ -6096,7 +5935,6 @@
             <w:tcBorders>
               <w:right w:val="single" w:sz="24" w:space="0" w:color="00B0F0"/>
             </w:tcBorders>
-            <w:shd w:val="clear" w:color="auto" w:fill="auto"/>
             <w:noWrap/>
             <w:vAlign w:val="bottom"/>
           </w:tcPr>
@@ -6131,7 +5969,6 @@
               <w:left w:val="single" w:sz="24" w:space="0" w:color="00B0F0"/>
               <w:bottom w:val="single" w:sz="24" w:space="0" w:color="00B0F0"/>
             </w:tcBorders>
-            <w:shd w:val="clear" w:color="auto" w:fill="auto"/>
             <w:noWrap/>
             <w:vAlign w:val="bottom"/>
           </w:tcPr>
@@ -6161,7 +5998,6 @@
               <w:bottom w:val="single" w:sz="24" w:space="0" w:color="00B0F0"/>
               <w:right w:val="single" w:sz="24" w:space="0" w:color="00B0F0"/>
             </w:tcBorders>
-            <w:shd w:val="clear" w:color="auto" w:fill="auto"/>
             <w:noWrap/>
             <w:vAlign w:val="bottom"/>
           </w:tcPr>
@@ -6196,7 +6032,6 @@
               <w:top w:val="single" w:sz="24" w:space="0" w:color="00B0F0"/>
               <w:left w:val="single" w:sz="24" w:space="0" w:color="00B0F0"/>
             </w:tcBorders>
-            <w:shd w:val="clear" w:color="auto" w:fill="auto"/>
             <w:noWrap/>
             <w:vAlign w:val="bottom"/>
           </w:tcPr>
@@ -6226,7 +6061,6 @@
               <w:top w:val="single" w:sz="24" w:space="0" w:color="00B0F0"/>
               <w:right w:val="single" w:sz="24" w:space="0" w:color="00B0F0"/>
             </w:tcBorders>
-            <w:shd w:val="clear" w:color="auto" w:fill="auto"/>
             <w:noWrap/>
             <w:vAlign w:val="bottom"/>
           </w:tcPr>
@@ -6260,7 +6094,6 @@
             <w:tcBorders>
               <w:left w:val="single" w:sz="24" w:space="0" w:color="00B0F0"/>
             </w:tcBorders>
-            <w:shd w:val="clear" w:color="auto" w:fill="auto"/>
             <w:noWrap/>
             <w:vAlign w:val="bottom"/>
           </w:tcPr>
@@ -6289,7 +6122,6 @@
             <w:tcBorders>
               <w:right w:val="single" w:sz="24" w:space="0" w:color="00B0F0"/>
             </w:tcBorders>
-            <w:shd w:val="clear" w:color="auto" w:fill="auto"/>
             <w:noWrap/>
             <w:vAlign w:val="bottom"/>
           </w:tcPr>
@@ -6323,7 +6155,6 @@
             <w:tcBorders>
               <w:left w:val="single" w:sz="24" w:space="0" w:color="00B0F0"/>
             </w:tcBorders>
-            <w:shd w:val="clear" w:color="auto" w:fill="auto"/>
             <w:noWrap/>
             <w:vAlign w:val="bottom"/>
           </w:tcPr>
@@ -6352,7 +6183,6 @@
             <w:tcBorders>
               <w:right w:val="single" w:sz="24" w:space="0" w:color="00B0F0"/>
             </w:tcBorders>
-            <w:shd w:val="clear" w:color="auto" w:fill="auto"/>
             <w:noWrap/>
             <w:vAlign w:val="bottom"/>
           </w:tcPr>
@@ -6386,7 +6216,6 @@
             <w:tcBorders>
               <w:left w:val="single" w:sz="24" w:space="0" w:color="00B0F0"/>
             </w:tcBorders>
-            <w:shd w:val="clear" w:color="auto" w:fill="auto"/>
             <w:noWrap/>
             <w:vAlign w:val="bottom"/>
           </w:tcPr>
@@ -6415,7 +6244,6 @@
             <w:tcBorders>
               <w:right w:val="single" w:sz="24" w:space="0" w:color="00B0F0"/>
             </w:tcBorders>
-            <w:shd w:val="clear" w:color="auto" w:fill="auto"/>
             <w:noWrap/>
             <w:vAlign w:val="bottom"/>
           </w:tcPr>
@@ -6450,7 +6278,6 @@
               <w:left w:val="single" w:sz="24" w:space="0" w:color="00B0F0"/>
               <w:bottom w:val="single" w:sz="24" w:space="0" w:color="00B0F0"/>
             </w:tcBorders>
-            <w:shd w:val="clear" w:color="auto" w:fill="auto"/>
             <w:noWrap/>
             <w:vAlign w:val="bottom"/>
           </w:tcPr>
@@ -6480,7 +6307,6 @@
               <w:bottom w:val="single" w:sz="24" w:space="0" w:color="00B0F0"/>
               <w:right w:val="single" w:sz="24" w:space="0" w:color="00B0F0"/>
             </w:tcBorders>
-            <w:shd w:val="clear" w:color="auto" w:fill="auto"/>
             <w:noWrap/>
             <w:vAlign w:val="bottom"/>
           </w:tcPr>
@@ -6515,7 +6341,6 @@
               <w:top w:val="single" w:sz="24" w:space="0" w:color="00B0F0"/>
               <w:left w:val="single" w:sz="24" w:space="0" w:color="00B0F0"/>
             </w:tcBorders>
-            <w:shd w:val="clear" w:color="auto" w:fill="auto"/>
             <w:noWrap/>
             <w:vAlign w:val="bottom"/>
           </w:tcPr>
@@ -6545,7 +6370,6 @@
               <w:top w:val="single" w:sz="24" w:space="0" w:color="00B0F0"/>
               <w:right w:val="single" w:sz="24" w:space="0" w:color="00B0F0"/>
             </w:tcBorders>
-            <w:shd w:val="clear" w:color="auto" w:fill="auto"/>
             <w:noWrap/>
             <w:vAlign w:val="bottom"/>
           </w:tcPr>
@@ -6579,7 +6403,6 @@
             <w:tcBorders>
               <w:left w:val="single" w:sz="24" w:space="0" w:color="00B0F0"/>
             </w:tcBorders>
-            <w:shd w:val="clear" w:color="auto" w:fill="auto"/>
             <w:noWrap/>
             <w:vAlign w:val="bottom"/>
           </w:tcPr>
@@ -6608,7 +6431,6 @@
             <w:tcBorders>
               <w:right w:val="single" w:sz="24" w:space="0" w:color="00B0F0"/>
             </w:tcBorders>
-            <w:shd w:val="clear" w:color="auto" w:fill="auto"/>
             <w:noWrap/>
             <w:vAlign w:val="bottom"/>
           </w:tcPr>
@@ -6642,7 +6464,6 @@
             <w:tcBorders>
               <w:left w:val="single" w:sz="24" w:space="0" w:color="00B0F0"/>
             </w:tcBorders>
-            <w:shd w:val="clear" w:color="auto" w:fill="auto"/>
             <w:noWrap/>
             <w:vAlign w:val="bottom"/>
           </w:tcPr>
@@ -6671,7 +6492,6 @@
             <w:tcBorders>
               <w:right w:val="single" w:sz="24" w:space="0" w:color="00B0F0"/>
             </w:tcBorders>
-            <w:shd w:val="clear" w:color="auto" w:fill="auto"/>
             <w:noWrap/>
             <w:vAlign w:val="bottom"/>
           </w:tcPr>
@@ -6705,7 +6525,6 @@
             <w:tcBorders>
               <w:left w:val="single" w:sz="24" w:space="0" w:color="00B0F0"/>
             </w:tcBorders>
-            <w:shd w:val="clear" w:color="auto" w:fill="auto"/>
             <w:noWrap/>
             <w:vAlign w:val="bottom"/>
           </w:tcPr>
@@ -6734,7 +6553,6 @@
             <w:tcBorders>
               <w:right w:val="single" w:sz="24" w:space="0" w:color="00B0F0"/>
             </w:tcBorders>
-            <w:shd w:val="clear" w:color="auto" w:fill="auto"/>
             <w:noWrap/>
             <w:vAlign w:val="bottom"/>
           </w:tcPr>
@@ -6769,7 +6587,6 @@
               <w:left w:val="single" w:sz="24" w:space="0" w:color="00B0F0"/>
               <w:bottom w:val="single" w:sz="24" w:space="0" w:color="00B0F0"/>
             </w:tcBorders>
-            <w:shd w:val="clear" w:color="auto" w:fill="auto"/>
             <w:noWrap/>
             <w:vAlign w:val="bottom"/>
           </w:tcPr>
@@ -6799,7 +6616,6 @@
               <w:bottom w:val="single" w:sz="24" w:space="0" w:color="00B0F0"/>
               <w:right w:val="single" w:sz="24" w:space="0" w:color="00B0F0"/>
             </w:tcBorders>
-            <w:shd w:val="clear" w:color="auto" w:fill="auto"/>
             <w:noWrap/>
             <w:vAlign w:val="bottom"/>
           </w:tcPr>
@@ -6836,7 +6652,6 @@
               <w:bottom w:val="single" w:sz="24" w:space="0" w:color="auto"/>
               <w:right w:val="nil"/>
             </w:tcBorders>
-            <w:shd w:val="clear" w:color="auto" w:fill="auto"/>
             <w:noWrap/>
             <w:vAlign w:val="bottom"/>
           </w:tcPr>
@@ -6860,7 +6675,6 @@
               <w:bottom w:val="single" w:sz="24" w:space="0" w:color="auto"/>
               <w:right w:val="nil"/>
             </w:tcBorders>
-            <w:shd w:val="clear" w:color="auto" w:fill="auto"/>
             <w:noWrap/>
             <w:vAlign w:val="bottom"/>
           </w:tcPr>
@@ -6887,8 +6701,1029 @@
               <w:top w:val="single" w:sz="24" w:space="0" w:color="auto"/>
               <w:left w:val="single" w:sz="24" w:space="0" w:color="auto"/>
               <w:bottom w:val="single" w:sz="4" w:space="0" w:color="auto"/>
-            </w:tcBorders>
-            <w:shd w:val="clear" w:color="auto" w:fill="auto"/>
+              <w:right w:val="single" w:sz="4" w:space="0" w:color="auto"/>
+            </w:tcBorders>
+            <w:noWrap/>
+          </w:tcPr>
+          <w:p>
+            <w:pPr>
+              <w:spacing w:after="0" w:line="240" w:lineRule="auto"/>
+              <w:rPr>
+                <w:rFonts w:ascii="Arial" w:hAnsi="Arial" w:cs="Arial"/>
+                <w:sz w:val="20"/>
+                <w:szCs w:val="20"/>
+              </w:rPr>
+            </w:pPr>
+            <w:r>
+              <w:rPr>
+                <w:lang w:val="es-ES"/>
+              </w:rPr>
+              <w:t>REFCODE</w:t>
+            </w:r>
+          </w:p>
+        </w:tc>
+        <w:tc>
+          <w:tcPr>
+            <w:tcW w:w="0" w:type="auto"/>
+            <w:tcBorders>
+              <w:top w:val="single" w:sz="24" w:space="0" w:color="auto"/>
+              <w:left w:val="single" w:sz="4" w:space="0" w:color="auto"/>
+              <w:bottom w:val="single" w:sz="4" w:space="0" w:color="auto"/>
+              <w:right w:val="single" w:sz="24" w:space="0" w:color="auto"/>
+            </w:tcBorders>
+            <w:noWrap/>
+          </w:tcPr>
+          <w:p>
+            <w:pPr>
+              <w:spacing w:after="0" w:line="240" w:lineRule="auto"/>
+              <w:rPr>
+                <w:rFonts w:ascii="Arial" w:hAnsi="Arial" w:cs="Arial"/>
+                <w:sz w:val="20"/>
+                <w:szCs w:val="20"/>
+              </w:rPr>
+            </w:pPr>
+            <w:r>
+              <w:rPr>
+                <w:lang w:val="es-ES"/>
+              </w:rPr>
+              <w:t>UCLSBA</w:t>
+            </w:r>
+          </w:p>
+        </w:tc>
+      </w:tr>
+      <w:tr>
+        <w:trPr>
+          <w:trHeight w:val="255"/>
+        </w:trPr>
+        <w:tc>
+          <w:tcPr>
+            <w:tcW w:w="0" w:type="auto"/>
+            <w:tcBorders>
+              <w:top w:val="single" w:sz="4" w:space="0" w:color="auto"/>
+              <w:left w:val="single" w:sz="24" w:space="0" w:color="auto"/>
+              <w:bottom w:val="single" w:sz="4" w:space="0" w:color="auto"/>
+              <w:right w:val="single" w:sz="4" w:space="0" w:color="auto"/>
+            </w:tcBorders>
+            <w:noWrap/>
+          </w:tcPr>
+          <w:p>
+            <w:pPr>
+              <w:spacing w:after="0" w:line="240" w:lineRule="auto"/>
+              <w:rPr>
+                <w:rFonts w:ascii="Arial" w:hAnsi="Arial" w:cs="Arial"/>
+                <w:sz w:val="20"/>
+                <w:szCs w:val="20"/>
+              </w:rPr>
+            </w:pPr>
+            <w:r>
+              <w:rPr>
+                <w:lang w:val="es-ES"/>
+              </w:rPr>
+              <w:t>Formula</w:t>
+            </w:r>
+          </w:p>
+        </w:tc>
+        <w:tc>
+          <w:tcPr>
+            <w:tcW w:w="0" w:type="auto"/>
+            <w:tcBorders>
+              <w:top w:val="single" w:sz="4" w:space="0" w:color="auto"/>
+              <w:left w:val="single" w:sz="4" w:space="0" w:color="auto"/>
+              <w:bottom w:val="single" w:sz="4" w:space="0" w:color="auto"/>
+              <w:right w:val="single" w:sz="24" w:space="0" w:color="auto"/>
+            </w:tcBorders>
+            <w:noWrap/>
+          </w:tcPr>
+          <w:p>
+            <w:pPr>
+              <w:spacing w:after="0" w:line="240" w:lineRule="auto"/>
+              <w:rPr>
+                <w:rFonts w:ascii="Arial" w:hAnsi="Arial" w:cs="Arial"/>
+                <w:sz w:val="20"/>
+                <w:szCs w:val="20"/>
+              </w:rPr>
+            </w:pPr>
+            <w:r>
+              <w:rPr>
+                <w:lang w:val="es-ES"/>
+              </w:rPr>
+              <w:t>C6 H3 N1 O2 Cl2</w:t>
+            </w:r>
+          </w:p>
+        </w:tc>
+      </w:tr>
+      <w:tr>
+        <w:trPr>
+          <w:trHeight w:val="255"/>
+        </w:trPr>
+        <w:tc>
+          <w:tcPr>
+            <w:tcW w:w="0" w:type="auto"/>
+            <w:tcBorders>
+              <w:top w:val="single" w:sz="4" w:space="0" w:color="auto"/>
+              <w:left w:val="single" w:sz="24" w:space="0" w:color="auto"/>
+              <w:bottom w:val="single" w:sz="4" w:space="0" w:color="auto"/>
+              <w:right w:val="single" w:sz="4" w:space="0" w:color="auto"/>
+            </w:tcBorders>
+            <w:noWrap/>
+          </w:tcPr>
+          <w:p>
+            <w:pPr>
+              <w:spacing w:after="0" w:line="240" w:lineRule="auto"/>
+              <w:rPr>
+                <w:rFonts w:ascii="Arial" w:hAnsi="Arial" w:cs="Arial"/>
+                <w:sz w:val="20"/>
+                <w:szCs w:val="20"/>
+              </w:rPr>
+            </w:pPr>
+            <w:r>
+              <w:rPr>
+                <w:lang w:val="en-US"/>
+              </w:rPr>
+              <w:t>Common Name</w:t>
+            </w:r>
+          </w:p>
+        </w:tc>
+        <w:tc>
+          <w:tcPr>
+            <w:tcW w:w="0" w:type="auto"/>
+            <w:tcBorders>
+              <w:top w:val="single" w:sz="4" w:space="0" w:color="auto"/>
+              <w:left w:val="single" w:sz="4" w:space="0" w:color="auto"/>
+              <w:bottom w:val="single" w:sz="4" w:space="0" w:color="auto"/>
+              <w:right w:val="single" w:sz="24" w:space="0" w:color="auto"/>
+            </w:tcBorders>
+            <w:noWrap/>
+          </w:tcPr>
+          <w:p>
+            <w:pPr>
+              <w:spacing w:after="0" w:line="240" w:lineRule="auto"/>
+              <w:rPr>
+                <w:rFonts w:ascii="Arial" w:hAnsi="Arial" w:cs="Arial"/>
+                <w:sz w:val="20"/>
+                <w:szCs w:val="20"/>
+              </w:rPr>
+            </w:pPr>
+            <w:r>
+              <w:rPr>
+                <w:lang w:val="en-US"/>
+              </w:rPr>
+              <w:t>2,6-Dichloronitrobenzene</w:t>
+            </w:r>
+          </w:p>
+        </w:tc>
+      </w:tr>
+      <w:tr>
+        <w:trPr>
+          <w:trHeight w:val="255"/>
+        </w:trPr>
+        <w:tc>
+          <w:tcPr>
+            <w:tcW w:w="0" w:type="auto"/>
+            <w:tcBorders>
+              <w:top w:val="single" w:sz="4" w:space="0" w:color="auto"/>
+              <w:left w:val="single" w:sz="24" w:space="0" w:color="auto"/>
+              <w:bottom w:val="single" w:sz="4" w:space="0" w:color="auto"/>
+              <w:right w:val="single" w:sz="4" w:space="0" w:color="auto"/>
+            </w:tcBorders>
+            <w:noWrap/>
+          </w:tcPr>
+          <w:p>
+            <w:pPr>
+              <w:spacing w:after="0" w:line="240" w:lineRule="auto"/>
+              <w:rPr>
+                <w:rFonts w:ascii="Arial" w:hAnsi="Arial" w:cs="Arial"/>
+                <w:sz w:val="20"/>
+                <w:szCs w:val="20"/>
+              </w:rPr>
+            </w:pPr>
+            <w:r>
+              <w:rPr>
+                <w:lang w:val="en-US"/>
+              </w:rPr>
+              <w:t>IUPAC Systematic Name</w:t>
+            </w:r>
+          </w:p>
+        </w:tc>
+        <w:tc>
+          <w:tcPr>
+            <w:tcW w:w="0" w:type="auto"/>
+            <w:tcBorders>
+              <w:top w:val="single" w:sz="4" w:space="0" w:color="auto"/>
+              <w:left w:val="single" w:sz="4" w:space="0" w:color="auto"/>
+              <w:bottom w:val="single" w:sz="4" w:space="0" w:color="auto"/>
+              <w:right w:val="single" w:sz="24" w:space="0" w:color="auto"/>
+            </w:tcBorders>
+            <w:noWrap/>
+          </w:tcPr>
+          <w:p>
+            <w:pPr>
+              <w:spacing w:after="0" w:line="240" w:lineRule="auto"/>
+              <w:rPr>
+                <w:rFonts w:ascii="Arial" w:hAnsi="Arial" w:cs="Arial"/>
+                <w:sz w:val="20"/>
+                <w:szCs w:val="20"/>
+              </w:rPr>
+            </w:pPr>
+            <w:r>
+              <w:rPr>
+                <w:lang w:val="en-US"/>
+              </w:rPr>
+              <w:t>1,3-Dichloro-2-nitrobenzene</w:t>
+            </w:r>
+          </w:p>
+        </w:tc>
+      </w:tr>
+      <w:tr>
+        <w:trPr>
+          <w:trHeight w:val="255"/>
+        </w:trPr>
+        <w:tc>
+          <w:tcPr>
+            <w:tcW w:w="0" w:type="auto"/>
+            <w:tcBorders>
+              <w:top w:val="single" w:sz="4" w:space="0" w:color="auto"/>
+              <w:left w:val="single" w:sz="24" w:space="0" w:color="auto"/>
+              <w:bottom w:val="single" w:sz="4" w:space="0" w:color="auto"/>
+              <w:right w:val="single" w:sz="4" w:space="0" w:color="auto"/>
+            </w:tcBorders>
+            <w:noWrap/>
+          </w:tcPr>
+          <w:p>
+            <w:pPr>
+              <w:spacing w:after="0" w:line="240" w:lineRule="auto"/>
+              <w:rPr>
+                <w:rFonts w:ascii="Arial" w:hAnsi="Arial" w:cs="Arial"/>
+                <w:sz w:val="20"/>
+                <w:szCs w:val="20"/>
+              </w:rPr>
+            </w:pPr>
+            <w:r>
+              <w:rPr>
+                <w:lang w:val="en-US"/>
+              </w:rPr>
+              <w:t>Other Names</w:t>
+            </w:r>
+          </w:p>
+        </w:tc>
+        <w:tc>
+          <w:tcPr>
+            <w:tcW w:w="0" w:type="auto"/>
+            <w:tcBorders>
+              <w:top w:val="single" w:sz="4" w:space="0" w:color="auto"/>
+              <w:left w:val="single" w:sz="4" w:space="0" w:color="auto"/>
+              <w:bottom w:val="single" w:sz="4" w:space="0" w:color="auto"/>
+              <w:right w:val="single" w:sz="24" w:space="0" w:color="auto"/>
+            </w:tcBorders>
+            <w:noWrap/>
+          </w:tcPr>
+          <w:p>
+            <w:pPr>
+              <w:spacing w:after="0" w:line="240" w:lineRule="auto"/>
+              <w:rPr>
+                <w:rFonts w:ascii="Arial" w:hAnsi="Arial" w:cs="Arial"/>
+                <w:sz w:val="20"/>
+                <w:szCs w:val="20"/>
+              </w:rPr>
+            </w:pPr>
+            <w:r>
+              <w:rPr>
+                <w:lang w:val="en-US"/>
+              </w:rPr>
+              <w:t>1-Nitro-2,6-dichlorobenzene</w:t>
+            </w:r>
+          </w:p>
+        </w:tc>
+      </w:tr>
+      <w:tr>
+        <w:trPr>
+          <w:trHeight w:val="255"/>
+        </w:trPr>
+        <w:tc>
+          <w:tcPr>
+            <w:tcW w:w="0" w:type="auto"/>
+            <w:tcBorders>
+              <w:top w:val="single" w:sz="4" w:space="0" w:color="auto"/>
+              <w:left w:val="single" w:sz="24" w:space="0" w:color="auto"/>
+              <w:bottom w:val="single" w:sz="24" w:space="0" w:color="EE0000"/>
+              <w:right w:val="single" w:sz="4" w:space="0" w:color="auto"/>
+            </w:tcBorders>
+            <w:noWrap/>
+          </w:tcPr>
+          <w:p>
+            <w:pPr>
+              <w:spacing w:after="0" w:line="240" w:lineRule="auto"/>
+              <w:rPr>
+                <w:rFonts w:ascii="Arial" w:hAnsi="Arial" w:cs="Arial"/>
+                <w:sz w:val="20"/>
+                <w:szCs w:val="20"/>
+              </w:rPr>
+            </w:pPr>
+            <w:r>
+              <w:rPr>
+                <w:lang w:val="en-US"/>
+              </w:rPr>
+              <w:t>CSD Refcodes</w:t>
+            </w:r>
+          </w:p>
+        </w:tc>
+        <w:tc>
+          <w:tcPr>
+            <w:tcW w:w="0" w:type="auto"/>
+            <w:tcBorders>
+              <w:top w:val="single" w:sz="4" w:space="0" w:color="auto"/>
+              <w:left w:val="single" w:sz="4" w:space="0" w:color="auto"/>
+              <w:bottom w:val="single" w:sz="24" w:space="0" w:color="EE0000"/>
+              <w:right w:val="single" w:sz="24" w:space="0" w:color="auto"/>
+            </w:tcBorders>
+            <w:noWrap/>
+          </w:tcPr>
+          <w:p>
+            <w:pPr>
+              <w:spacing w:after="0" w:line="240" w:lineRule="auto"/>
+              <w:rPr>
+                <w:rFonts w:ascii="Arial" w:hAnsi="Arial" w:cs="Arial"/>
+                <w:sz w:val="20"/>
+                <w:szCs w:val="20"/>
+              </w:rPr>
+            </w:pPr>
+          </w:p>
+        </w:tc>
+      </w:tr>
+      <w:tr>
+        <w:trPr>
+          <w:trHeight w:val="255"/>
+        </w:trPr>
+        <w:tc>
+          <w:tcPr>
+            <w:tcW w:w="0" w:type="auto"/>
+            <w:tcBorders>
+              <w:top w:val="single" w:sz="24" w:space="0" w:color="EE0000"/>
+              <w:left w:val="single" w:sz="24" w:space="0" w:color="EE0000"/>
+              <w:bottom w:val="single" w:sz="4" w:space="0" w:color="auto"/>
+              <w:right w:val="single" w:sz="4" w:space="0" w:color="auto"/>
+            </w:tcBorders>
+            <w:noWrap/>
+          </w:tcPr>
+          <w:p>
+            <w:pPr>
+              <w:spacing w:after="0" w:line="240" w:lineRule="auto"/>
+              <w:rPr>
+                <w:rFonts w:ascii="Arial" w:hAnsi="Arial" w:cs="Arial"/>
+                <w:sz w:val="20"/>
+                <w:szCs w:val="20"/>
+              </w:rPr>
+            </w:pPr>
+            <w:r>
+              <w:rPr>
+                <w:lang w:val="en-US"/>
+              </w:rPr>
+              <w:t>Search Identifier</w:t>
+            </w:r>
+          </w:p>
+        </w:tc>
+        <w:tc>
+          <w:tcPr>
+            <w:tcW w:w="0" w:type="auto"/>
+            <w:tcBorders>
+              <w:top w:val="single" w:sz="24" w:space="0" w:color="EE0000"/>
+              <w:left w:val="single" w:sz="4" w:space="0" w:color="auto"/>
+              <w:bottom w:val="single" w:sz="4" w:space="0" w:color="auto"/>
+              <w:right w:val="single" w:sz="24" w:space="0" w:color="EE0000"/>
+            </w:tcBorders>
+            <w:noWrap/>
+          </w:tcPr>
+          <w:p>
+            <w:pPr>
+              <w:spacing w:after="0" w:line="240" w:lineRule="auto"/>
+              <w:rPr>
+                <w:rFonts w:ascii="Arial" w:hAnsi="Arial" w:cs="Arial"/>
+                <w:sz w:val="20"/>
+                <w:szCs w:val="20"/>
+              </w:rPr>
+            </w:pPr>
+            <w:r>
+              <w:rPr>
+                <w:lang w:val="en-US"/>
+              </w:rPr>
+              <w:t>A</w:t>
+            </w:r>
+          </w:p>
+        </w:tc>
+      </w:tr>
+      <w:tr>
+        <w:trPr>
+          <w:trHeight w:val="255"/>
+        </w:trPr>
+        <w:tc>
+          <w:tcPr>
+            <w:tcW w:w="0" w:type="auto"/>
+            <w:tcBorders>
+              <w:top w:val="single" w:sz="4" w:space="0" w:color="auto"/>
+              <w:left w:val="single" w:sz="24" w:space="0" w:color="EE0000"/>
+              <w:bottom w:val="single" w:sz="4" w:space="0" w:color="auto"/>
+              <w:right w:val="single" w:sz="4" w:space="0" w:color="auto"/>
+            </w:tcBorders>
+            <w:noWrap/>
+          </w:tcPr>
+          <w:p>
+            <w:pPr>
+              <w:spacing w:after="0" w:line="240" w:lineRule="auto"/>
+              <w:rPr>
+                <w:rFonts w:ascii="Arial" w:hAnsi="Arial" w:cs="Arial"/>
+                <w:sz w:val="20"/>
+                <w:szCs w:val="20"/>
+              </w:rPr>
+            </w:pPr>
+            <w:r>
+              <w:rPr>
+                <w:lang w:val="en-US"/>
+              </w:rPr>
+              <w:t>Scientist</w:t>
+            </w:r>
+          </w:p>
+        </w:tc>
+        <w:tc>
+          <w:tcPr>
+            <w:tcW w:w="0" w:type="auto"/>
+            <w:tcBorders>
+              <w:top w:val="single" w:sz="4" w:space="0" w:color="auto"/>
+              <w:left w:val="single" w:sz="4" w:space="0" w:color="auto"/>
+              <w:bottom w:val="single" w:sz="4" w:space="0" w:color="auto"/>
+              <w:right w:val="single" w:sz="24" w:space="0" w:color="EE0000"/>
+            </w:tcBorders>
+            <w:noWrap/>
+          </w:tcPr>
+          <w:p>
+            <w:pPr>
+              <w:spacing w:after="0" w:line="240" w:lineRule="auto"/>
+              <w:rPr>
+                <w:rFonts w:ascii="Arial" w:hAnsi="Arial" w:cs="Arial"/>
+                <w:sz w:val="20"/>
+                <w:szCs w:val="20"/>
+              </w:rPr>
+            </w:pPr>
+            <w:r>
+              <w:rPr>
+                <w:lang w:val="en-US"/>
+              </w:rPr>
+              <w:t>Sarah Barnett</w:t>
+            </w:r>
+          </w:p>
+        </w:tc>
+      </w:tr>
+      <w:tr>
+        <w:trPr>
+          <w:trHeight w:val="255"/>
+        </w:trPr>
+        <w:tc>
+          <w:tcPr>
+            <w:tcW w:w="0" w:type="auto"/>
+            <w:tcBorders>
+              <w:top w:val="single" w:sz="4" w:space="0" w:color="auto"/>
+              <w:left w:val="single" w:sz="24" w:space="0" w:color="EE0000"/>
+              <w:bottom w:val="single" w:sz="4" w:space="0" w:color="auto"/>
+              <w:right w:val="single" w:sz="4" w:space="0" w:color="auto"/>
+            </w:tcBorders>
+            <w:noWrap/>
+          </w:tcPr>
+          <w:p>
+            <w:pPr>
+              <w:spacing w:after="0" w:line="240" w:lineRule="auto"/>
+              <w:rPr>
+                <w:rFonts w:ascii="Arial" w:hAnsi="Arial" w:cs="Arial"/>
+                <w:sz w:val="20"/>
+                <w:szCs w:val="20"/>
+              </w:rPr>
+            </w:pPr>
+            <w:r>
+              <w:rPr>
+                <w:lang w:val="en-US"/>
+              </w:rPr>
+              <w:t>Date</w:t>
+            </w:r>
+          </w:p>
+        </w:tc>
+        <w:tc>
+          <w:tcPr>
+            <w:tcW w:w="0" w:type="auto"/>
+            <w:tcBorders>
+              <w:top w:val="single" w:sz="4" w:space="0" w:color="auto"/>
+              <w:left w:val="single" w:sz="4" w:space="0" w:color="auto"/>
+              <w:bottom w:val="single" w:sz="4" w:space="0" w:color="auto"/>
+              <w:right w:val="single" w:sz="24" w:space="0" w:color="EE0000"/>
+            </w:tcBorders>
+            <w:noWrap/>
+          </w:tcPr>
+          <w:p>
+            <w:pPr>
+              <w:spacing w:after="0" w:line="240" w:lineRule="auto"/>
+              <w:rPr>
+                <w:rFonts w:ascii="Arial" w:hAnsi="Arial" w:cs="Arial"/>
+                <w:sz w:val="20"/>
+                <w:szCs w:val="20"/>
+              </w:rPr>
+            </w:pPr>
+            <w:r>
+              <w:rPr>
+                <w:lang w:val="en-US"/>
+              </w:rPr>
+              <w:t>2005-8</w:t>
+            </w:r>
+          </w:p>
+        </w:tc>
+      </w:tr>
+      <w:tr>
+        <w:trPr>
+          <w:trHeight w:val="255"/>
+        </w:trPr>
+        <w:tc>
+          <w:tcPr>
+            <w:tcW w:w="0" w:type="auto"/>
+            <w:tcBorders>
+              <w:top w:val="single" w:sz="4" w:space="0" w:color="auto"/>
+              <w:left w:val="single" w:sz="24" w:space="0" w:color="EE0000"/>
+              <w:bottom w:val="single" w:sz="24" w:space="0" w:color="EE0000"/>
+              <w:right w:val="single" w:sz="4" w:space="0" w:color="auto"/>
+            </w:tcBorders>
+            <w:noWrap/>
+          </w:tcPr>
+          <w:p>
+            <w:pPr>
+              <w:spacing w:after="0" w:line="240" w:lineRule="auto"/>
+              <w:rPr>
+                <w:rFonts w:ascii="Arial" w:hAnsi="Arial" w:cs="Arial"/>
+                <w:sz w:val="20"/>
+                <w:szCs w:val="20"/>
+              </w:rPr>
+            </w:pPr>
+            <w:r>
+              <w:rPr>
+                <w:lang w:val="en-US"/>
+              </w:rPr>
+              <w:t>Publication</w:t>
+            </w:r>
+          </w:p>
+        </w:tc>
+        <w:tc>
+          <w:tcPr>
+            <w:tcW w:w="0" w:type="auto"/>
+            <w:tcBorders>
+              <w:top w:val="single" w:sz="4" w:space="0" w:color="auto"/>
+              <w:left w:val="single" w:sz="4" w:space="0" w:color="auto"/>
+              <w:bottom w:val="single" w:sz="24" w:space="0" w:color="EE0000"/>
+              <w:right w:val="single" w:sz="24" w:space="0" w:color="EE0000"/>
+            </w:tcBorders>
+            <w:noWrap/>
+          </w:tcPr>
+          <w:p>
+            <w:pPr>
+              <w:spacing w:after="0" w:line="240" w:lineRule="auto"/>
+              <w:rPr>
+                <w:rFonts w:ascii="Arial" w:hAnsi="Arial" w:cs="Arial"/>
+                <w:sz w:val="20"/>
+                <w:szCs w:val="20"/>
+              </w:rPr>
+            </w:pPr>
+            <w:r>
+              <w:rPr>
+                <w:lang w:val="en-US"/>
+              </w:rPr>
+              <w:t>Barnett, S.A.; Johnston, A.; Florence, A.J.; Price, S.L.; Tocher, D.A. 2008. Cryst. Growth Des. 8, 24-36.</w:t>
+            </w:r>
+          </w:p>
+        </w:tc>
+      </w:tr>
+      <w:tr>
+        <w:trPr>
+          <w:trHeight w:val="255"/>
+        </w:trPr>
+        <w:tc>
+          <w:tcPr>
+            <w:tcW w:w="0" w:type="auto"/>
+            <w:tcBorders>
+              <w:top w:val="single" w:sz="24" w:space="0" w:color="EE0000"/>
+              <w:left w:val="single" w:sz="24" w:space="0" w:color="EE0000"/>
+              <w:bottom w:val="single" w:sz="4" w:space="0" w:color="auto"/>
+              <w:right w:val="single" w:sz="4" w:space="0" w:color="auto"/>
+            </w:tcBorders>
+            <w:noWrap/>
+          </w:tcPr>
+          <w:p>
+            <w:pPr>
+              <w:spacing w:after="0" w:line="240" w:lineRule="auto"/>
+              <w:rPr>
+                <w:rFonts w:ascii="Arial" w:hAnsi="Arial" w:cs="Arial"/>
+                <w:sz w:val="20"/>
+                <w:szCs w:val="20"/>
+              </w:rPr>
+            </w:pPr>
+            <w:r>
+              <w:rPr>
+                <w:lang w:val="en-US"/>
+              </w:rPr>
+              <w:t>Energy model</w:t>
+            </w:r>
+          </w:p>
+        </w:tc>
+        <w:tc>
+          <w:tcPr>
+            <w:tcW w:w="0" w:type="auto"/>
+            <w:tcBorders>
+              <w:top w:val="single" w:sz="24" w:space="0" w:color="EE0000"/>
+              <w:left w:val="single" w:sz="4" w:space="0" w:color="auto"/>
+              <w:bottom w:val="single" w:sz="4" w:space="0" w:color="auto"/>
+              <w:right w:val="single" w:sz="24" w:space="0" w:color="EE0000"/>
+            </w:tcBorders>
+            <w:noWrap/>
+          </w:tcPr>
+          <w:p>
+            <w:pPr>
+              <w:spacing w:after="0" w:line="240" w:lineRule="auto"/>
+              <w:rPr>
+                <w:rFonts w:ascii="Arial" w:hAnsi="Arial" w:cs="Arial"/>
+                <w:sz w:val="20"/>
+                <w:szCs w:val="20"/>
+              </w:rPr>
+            </w:pPr>
+            <w:r>
+              <w:rPr>
+                <w:lang w:val="en-US"/>
+              </w:rPr>
+              <w:t>1</w:t>
+            </w:r>
+          </w:p>
+        </w:tc>
+      </w:tr>
+      <w:tr>
+        <w:trPr>
+          <w:trHeight w:val="255"/>
+        </w:trPr>
+        <w:tc>
+          <w:tcPr>
+            <w:tcW w:w="0" w:type="auto"/>
+            <w:tcBorders>
+              <w:top w:val="single" w:sz="4" w:space="0" w:color="auto"/>
+              <w:left w:val="single" w:sz="24" w:space="0" w:color="EE0000"/>
+              <w:bottom w:val="single" w:sz="4" w:space="0" w:color="auto"/>
+              <w:right w:val="single" w:sz="4" w:space="0" w:color="auto"/>
+            </w:tcBorders>
+            <w:noWrap/>
+          </w:tcPr>
+          <w:p>
+            <w:pPr>
+              <w:spacing w:after="0" w:line="240" w:lineRule="auto"/>
+              <w:rPr>
+                <w:rFonts w:ascii="Arial" w:hAnsi="Arial" w:cs="Arial"/>
+                <w:sz w:val="20"/>
+                <w:szCs w:val="20"/>
+              </w:rPr>
+            </w:pPr>
+            <w:r>
+              <w:rPr>
+                <w:lang w:val="en-US"/>
+              </w:rPr>
+              <w:t>Study_ID</w:t>
+            </w:r>
+          </w:p>
+        </w:tc>
+        <w:tc>
+          <w:tcPr>
+            <w:tcW w:w="0" w:type="auto"/>
+            <w:tcBorders>
+              <w:top w:val="single" w:sz="4" w:space="0" w:color="auto"/>
+              <w:left w:val="single" w:sz="4" w:space="0" w:color="auto"/>
+              <w:bottom w:val="single" w:sz="4" w:space="0" w:color="auto"/>
+              <w:right w:val="single" w:sz="24" w:space="0" w:color="EE0000"/>
+            </w:tcBorders>
+            <w:noWrap/>
+          </w:tcPr>
+          <w:p>
+            <w:pPr>
+              <w:spacing w:after="0" w:line="240" w:lineRule="auto"/>
+              <w:rPr>
+                <w:rFonts w:ascii="Arial" w:hAnsi="Arial" w:cs="Arial"/>
+                <w:sz w:val="20"/>
+                <w:szCs w:val="20"/>
+              </w:rPr>
+            </w:pPr>
+            <w:r>
+              <w:rPr>
+                <w:lang w:val="en-US"/>
+              </w:rPr>
+              <w:t>0</w:t>
+            </w:r>
+          </w:p>
+        </w:tc>
+      </w:tr>
+      <w:tr>
+        <w:trPr>
+          <w:trHeight w:val="255"/>
+        </w:trPr>
+        <w:tc>
+          <w:tcPr>
+            <w:tcW w:w="0" w:type="auto"/>
+            <w:tcBorders>
+              <w:top w:val="single" w:sz="4" w:space="0" w:color="auto"/>
+              <w:left w:val="single" w:sz="24" w:space="0" w:color="EE0000"/>
+              <w:bottom w:val="single" w:sz="4" w:space="0" w:color="auto"/>
+              <w:right w:val="single" w:sz="4" w:space="0" w:color="auto"/>
+            </w:tcBorders>
+            <w:noWrap/>
+          </w:tcPr>
+          <w:p>
+            <w:pPr>
+              <w:spacing w:after="0" w:line="240" w:lineRule="auto"/>
+              <w:rPr>
+                <w:rFonts w:ascii="Arial" w:hAnsi="Arial" w:cs="Arial"/>
+                <w:sz w:val="20"/>
+                <w:szCs w:val="20"/>
+              </w:rPr>
+            </w:pPr>
+            <w:r>
+              <w:rPr>
+                <w:lang w:val="en-US"/>
+              </w:rPr>
+              <w:t>Programs</w:t>
+            </w:r>
+          </w:p>
+        </w:tc>
+        <w:tc>
+          <w:tcPr>
+            <w:tcW w:w="0" w:type="auto"/>
+            <w:tcBorders>
+              <w:top w:val="single" w:sz="4" w:space="0" w:color="auto"/>
+              <w:left w:val="single" w:sz="4" w:space="0" w:color="auto"/>
+              <w:bottom w:val="single" w:sz="4" w:space="0" w:color="auto"/>
+              <w:right w:val="single" w:sz="24" w:space="0" w:color="EE0000"/>
+            </w:tcBorders>
+            <w:noWrap/>
+          </w:tcPr>
+          <w:p>
+            <w:pPr>
+              <w:spacing w:after="0" w:line="240" w:lineRule="auto"/>
+              <w:rPr>
+                <w:rFonts w:ascii="Arial" w:hAnsi="Arial" w:cs="Arial"/>
+                <w:sz w:val="20"/>
+                <w:szCs w:val="20"/>
+              </w:rPr>
+            </w:pPr>
+            <w:r>
+              <w:rPr>
+                <w:lang w:val="en-US"/>
+              </w:rPr>
+              <w:t>MOLPAK, DMAREL (4.1.1)</w:t>
+            </w:r>
+          </w:p>
+        </w:tc>
+      </w:tr>
+      <w:tr>
+        <w:trPr>
+          <w:trHeight w:val="255"/>
+        </w:trPr>
+        <w:tc>
+          <w:tcPr>
+            <w:tcW w:w="0" w:type="auto"/>
+            <w:tcBorders>
+              <w:top w:val="single" w:sz="4" w:space="0" w:color="auto"/>
+              <w:left w:val="single" w:sz="24" w:space="0" w:color="EE0000"/>
+              <w:bottom w:val="single" w:sz="4" w:space="0" w:color="auto"/>
+              <w:right w:val="single" w:sz="4" w:space="0" w:color="auto"/>
+            </w:tcBorders>
+            <w:noWrap/>
+          </w:tcPr>
+          <w:p>
+            <w:pPr>
+              <w:spacing w:after="0" w:line="240" w:lineRule="auto"/>
+              <w:rPr>
+                <w:rFonts w:ascii="Arial" w:hAnsi="Arial" w:cs="Arial"/>
+                <w:sz w:val="20"/>
+                <w:szCs w:val="20"/>
+              </w:rPr>
+            </w:pPr>
+            <w:r>
+              <w:rPr>
+                <w:lang w:val="en-US"/>
+              </w:rPr>
+              <w:t>Location on S Drive</w:t>
+            </w:r>
+          </w:p>
+        </w:tc>
+        <w:tc>
+          <w:tcPr>
+            <w:tcW w:w="0" w:type="auto"/>
+            <w:tcBorders>
+              <w:top w:val="single" w:sz="4" w:space="0" w:color="auto"/>
+              <w:left w:val="single" w:sz="4" w:space="0" w:color="auto"/>
+              <w:bottom w:val="single" w:sz="4" w:space="0" w:color="auto"/>
+              <w:right w:val="single" w:sz="24" w:space="0" w:color="EE0000"/>
+            </w:tcBorders>
+            <w:noWrap/>
+          </w:tcPr>
+          <w:p>
+            <w:pPr>
+              <w:spacing w:after="0" w:line="240" w:lineRule="auto"/>
+              <w:rPr>
+                <w:rFonts w:ascii="Arial" w:hAnsi="Arial" w:cs="Arial"/>
+                <w:sz w:val="20"/>
+                <w:szCs w:val="20"/>
+              </w:rPr>
+            </w:pPr>
+            <w:r>
+              <w:rPr>
+                <w:lang w:val="en-US"/>
+              </w:rPr>
+              <w:t>\CHEMISTRY_CPOSS\0-EarlySearches\home\louise_price.eminerals\2,6-dichloronitrobenzene</w:t>
+            </w:r>
+          </w:p>
+        </w:tc>
+      </w:tr>
+      <w:tr>
+        <w:trPr>
+          <w:trHeight w:val="255"/>
+        </w:trPr>
+        <w:tc>
+          <w:tcPr>
+            <w:tcW w:w="0" w:type="auto"/>
+            <w:tcBorders>
+              <w:top w:val="single" w:sz="4" w:space="0" w:color="auto"/>
+              <w:left w:val="single" w:sz="24" w:space="0" w:color="EE0000"/>
+              <w:bottom w:val="single" w:sz="4" w:space="0" w:color="auto"/>
+              <w:right w:val="single" w:sz="4" w:space="0" w:color="auto"/>
+            </w:tcBorders>
+            <w:noWrap/>
+          </w:tcPr>
+          <w:p>
+            <w:pPr>
+              <w:spacing w:after="0" w:line="240" w:lineRule="auto"/>
+              <w:rPr>
+                <w:rFonts w:ascii="Arial" w:hAnsi="Arial" w:cs="Arial"/>
+                <w:sz w:val="20"/>
+                <w:szCs w:val="20"/>
+              </w:rPr>
+            </w:pPr>
+            <w:r>
+              <w:rPr>
+                <w:lang w:val="en-US"/>
+              </w:rPr>
+              <w:t>Potential Description</w:t>
+            </w:r>
+          </w:p>
+        </w:tc>
+        <w:tc>
+          <w:tcPr>
+            <w:tcW w:w="0" w:type="auto"/>
+            <w:tcBorders>
+              <w:top w:val="single" w:sz="4" w:space="0" w:color="auto"/>
+              <w:left w:val="single" w:sz="4" w:space="0" w:color="auto"/>
+              <w:bottom w:val="single" w:sz="4" w:space="0" w:color="auto"/>
+              <w:right w:val="single" w:sz="24" w:space="0" w:color="EE0000"/>
+            </w:tcBorders>
+            <w:noWrap/>
+          </w:tcPr>
+          <w:p>
+            <w:pPr>
+              <w:spacing w:after="0" w:line="240" w:lineRule="auto"/>
+              <w:rPr>
+                <w:rFonts w:ascii="Arial" w:hAnsi="Arial" w:cs="Arial"/>
+                <w:sz w:val="20"/>
+                <w:szCs w:val="20"/>
+              </w:rPr>
+            </w:pPr>
+            <w:r>
+              <w:rPr>
+                <w:lang w:val="en-US"/>
+              </w:rPr>
+              <w:t>Isotropic RiceDay potential. All parameters taken from the Rice potential. Isotropic chlorine parameters from Day potential added.</w:t>
+            </w:r>
+          </w:p>
+        </w:tc>
+      </w:tr>
+      <w:tr>
+        <w:trPr>
+          <w:trHeight w:val="255"/>
+        </w:trPr>
+        <w:tc>
+          <w:tcPr>
+            <w:tcW w:w="0" w:type="auto"/>
+            <w:tcBorders>
+              <w:top w:val="single" w:sz="4" w:space="0" w:color="auto"/>
+              <w:left w:val="single" w:sz="24" w:space="0" w:color="EE0000"/>
+              <w:bottom w:val="single" w:sz="24" w:space="0" w:color="EE0000"/>
+              <w:right w:val="single" w:sz="4" w:space="0" w:color="auto"/>
+            </w:tcBorders>
+            <w:noWrap/>
+          </w:tcPr>
+          <w:p>
+            <w:pPr>
+              <w:spacing w:after="0" w:line="240" w:lineRule="auto"/>
+              <w:rPr>
+                <w:rFonts w:ascii="Arial" w:hAnsi="Arial" w:cs="Arial"/>
+                <w:sz w:val="20"/>
+                <w:szCs w:val="20"/>
+              </w:rPr>
+            </w:pPr>
+            <w:r>
+              <w:rPr>
+                <w:lang w:val="en-US"/>
+              </w:rPr>
+              <w:lastRenderedPageBreak/>
+              <w:t>Intramolecular Description</w:t>
+            </w:r>
+          </w:p>
+        </w:tc>
+        <w:tc>
+          <w:tcPr>
+            <w:tcW w:w="0" w:type="auto"/>
+            <w:tcBorders>
+              <w:top w:val="single" w:sz="4" w:space="0" w:color="auto"/>
+              <w:left w:val="single" w:sz="4" w:space="0" w:color="auto"/>
+              <w:bottom w:val="single" w:sz="24" w:space="0" w:color="EE0000"/>
+              <w:right w:val="single" w:sz="24" w:space="0" w:color="EE0000"/>
+            </w:tcBorders>
+            <w:noWrap/>
+          </w:tcPr>
+          <w:p>
+            <w:pPr>
+              <w:spacing w:after="0" w:line="240" w:lineRule="auto"/>
+              <w:rPr>
+                <w:rFonts w:ascii="Arial" w:hAnsi="Arial" w:cs="Arial"/>
+                <w:sz w:val="20"/>
+                <w:szCs w:val="20"/>
+              </w:rPr>
+            </w:pPr>
+            <w:r>
+              <w:rPr>
+                <w:lang w:val="en-US"/>
+              </w:rPr>
+              <w:t>MP2/6-31G(d,p)</w:t>
+            </w:r>
+          </w:p>
+        </w:tc>
+      </w:tr>
+      <w:tr>
+        <w:trPr>
+          <w:trHeight w:val="255"/>
+        </w:trPr>
+        <w:tc>
+          <w:tcPr>
+            <w:tcW w:w="0" w:type="auto"/>
+            <w:tcBorders>
+              <w:top w:val="single" w:sz="24" w:space="0" w:color="EE0000"/>
+              <w:left w:val="nil"/>
+              <w:bottom w:val="single" w:sz="24" w:space="0" w:color="auto"/>
+              <w:right w:val="nil"/>
+            </w:tcBorders>
+            <w:noWrap/>
+            <w:vAlign w:val="bottom"/>
+          </w:tcPr>
+          <w:p>
+            <w:pPr>
+              <w:spacing w:after="0" w:line="240" w:lineRule="auto"/>
+              <w:rPr>
+                <w:rFonts w:ascii="Arial" w:hAnsi="Arial" w:cs="Arial"/>
+                <w:sz w:val="20"/>
+                <w:szCs w:val="20"/>
+              </w:rPr>
+            </w:pPr>
+          </w:p>
+        </w:tc>
+        <w:tc>
+          <w:tcPr>
+            <w:tcW w:w="0" w:type="auto"/>
+            <w:tcBorders>
+              <w:top w:val="single" w:sz="24" w:space="0" w:color="EE0000"/>
+              <w:left w:val="nil"/>
+              <w:bottom w:val="single" w:sz="24" w:space="0" w:color="auto"/>
+              <w:right w:val="nil"/>
+            </w:tcBorders>
+            <w:noWrap/>
+            <w:vAlign w:val="bottom"/>
+          </w:tcPr>
+          <w:p>
+            <w:pPr>
+              <w:spacing w:after="0" w:line="240" w:lineRule="auto"/>
+              <w:rPr>
+                <w:rFonts w:ascii="Arial" w:hAnsi="Arial" w:cs="Arial"/>
+                <w:sz w:val="20"/>
+                <w:szCs w:val="20"/>
+              </w:rPr>
+            </w:pPr>
+          </w:p>
+        </w:tc>
+      </w:tr>
+      <w:tr>
+        <w:trPr>
+          <w:trHeight w:val="255"/>
+        </w:trPr>
+        <w:tc>
+          <w:tcPr>
+            <w:tcW w:w="0" w:type="auto"/>
+            <w:tcBorders>
+              <w:top w:val="single" w:sz="24" w:space="0" w:color="auto"/>
+              <w:left w:val="single" w:sz="24" w:space="0" w:color="auto"/>
+              <w:bottom w:val="single" w:sz="4" w:space="0" w:color="auto"/>
+            </w:tcBorders>
             <w:noWrap/>
             <w:vAlign w:val="bottom"/>
           </w:tcPr>
@@ -6919,7 +7754,6 @@
               <w:bottom w:val="single" w:sz="4" w:space="0" w:color="auto"/>
               <w:right w:val="single" w:sz="24" w:space="0" w:color="auto"/>
             </w:tcBorders>
-            <w:shd w:val="clear" w:color="auto" w:fill="auto"/>
             <w:noWrap/>
             <w:vAlign w:val="bottom"/>
           </w:tcPr>
@@ -6955,7 +7789,6 @@
               <w:left w:val="single" w:sz="24" w:space="0" w:color="auto"/>
               <w:bottom w:val="single" w:sz="4" w:space="0" w:color="auto"/>
             </w:tcBorders>
-            <w:shd w:val="clear" w:color="auto" w:fill="auto"/>
             <w:noWrap/>
             <w:vAlign w:val="bottom"/>
           </w:tcPr>
@@ -6986,7 +7819,6 @@
               <w:bottom w:val="single" w:sz="4" w:space="0" w:color="auto"/>
               <w:right w:val="single" w:sz="24" w:space="0" w:color="auto"/>
             </w:tcBorders>
-            <w:shd w:val="clear" w:color="auto" w:fill="auto"/>
             <w:noWrap/>
             <w:vAlign w:val="bottom"/>
           </w:tcPr>
@@ -7022,7 +7854,6 @@
               <w:left w:val="single" w:sz="24" w:space="0" w:color="auto"/>
               <w:bottom w:val="single" w:sz="4" w:space="0" w:color="auto"/>
             </w:tcBorders>
-            <w:shd w:val="clear" w:color="auto" w:fill="auto"/>
             <w:noWrap/>
             <w:vAlign w:val="bottom"/>
           </w:tcPr>
@@ -7053,7 +7884,6 @@
               <w:bottom w:val="single" w:sz="4" w:space="0" w:color="auto"/>
               <w:right w:val="single" w:sz="24" w:space="0" w:color="auto"/>
             </w:tcBorders>
-            <w:shd w:val="clear" w:color="auto" w:fill="auto"/>
             <w:noWrap/>
             <w:vAlign w:val="bottom"/>
           </w:tcPr>
@@ -7089,7 +7919,6 @@
               <w:left w:val="single" w:sz="24" w:space="0" w:color="auto"/>
               <w:bottom w:val="single" w:sz="4" w:space="0" w:color="auto"/>
             </w:tcBorders>
-            <w:shd w:val="clear" w:color="auto" w:fill="auto"/>
             <w:noWrap/>
             <w:vAlign w:val="bottom"/>
           </w:tcPr>
@@ -7120,7 +7949,6 @@
               <w:bottom w:val="single" w:sz="4" w:space="0" w:color="auto"/>
               <w:right w:val="single" w:sz="24" w:space="0" w:color="auto"/>
             </w:tcBorders>
-            <w:shd w:val="clear" w:color="auto" w:fill="auto"/>
             <w:noWrap/>
             <w:vAlign w:val="bottom"/>
           </w:tcPr>
@@ -7156,7 +7984,6 @@
               <w:left w:val="single" w:sz="24" w:space="0" w:color="auto"/>
               <w:bottom w:val="single" w:sz="4" w:space="0" w:color="auto"/>
             </w:tcBorders>
-            <w:shd w:val="clear" w:color="auto" w:fill="auto"/>
             <w:noWrap/>
             <w:vAlign w:val="bottom"/>
           </w:tcPr>
@@ -7187,7 +8014,6 @@
               <w:bottom w:val="single" w:sz="4" w:space="0" w:color="auto"/>
               <w:right w:val="single" w:sz="24" w:space="0" w:color="auto"/>
             </w:tcBorders>
-            <w:shd w:val="clear" w:color="auto" w:fill="auto"/>
             <w:noWrap/>
             <w:vAlign w:val="bottom"/>
           </w:tcPr>
@@ -7223,7 +8049,6 @@
               <w:left w:val="single" w:sz="24" w:space="0" w:color="auto"/>
               <w:bottom w:val="single" w:sz="24" w:space="0" w:color="auto"/>
             </w:tcBorders>
-            <w:shd w:val="clear" w:color="auto" w:fill="auto"/>
             <w:noWrap/>
             <w:vAlign w:val="bottom"/>
           </w:tcPr>
@@ -7254,7 +8079,6 @@
               <w:bottom w:val="single" w:sz="24" w:space="0" w:color="auto"/>
               <w:right w:val="single" w:sz="24" w:space="0" w:color="auto"/>
             </w:tcBorders>
-            <w:shd w:val="clear" w:color="auto" w:fill="auto"/>
             <w:noWrap/>
             <w:vAlign w:val="bottom"/>
           </w:tcPr>
@@ -7290,7 +8114,6 @@
               <w:left w:val="single" w:sz="24" w:space="0" w:color="FF0000"/>
               <w:bottom w:val="single" w:sz="4" w:space="0" w:color="auto"/>
             </w:tcBorders>
-            <w:shd w:val="clear" w:color="auto" w:fill="auto"/>
             <w:noWrap/>
             <w:vAlign w:val="bottom"/>
           </w:tcPr>
@@ -7321,7 +8144,6 @@
               <w:bottom w:val="single" w:sz="4" w:space="0" w:color="auto"/>
               <w:right w:val="single" w:sz="24" w:space="0" w:color="FF0000"/>
             </w:tcBorders>
-            <w:shd w:val="clear" w:color="auto" w:fill="auto"/>
             <w:noWrap/>
             <w:vAlign w:val="bottom"/>
           </w:tcPr>
@@ -7357,7 +8179,6 @@
               <w:left w:val="single" w:sz="24" w:space="0" w:color="FF0000"/>
               <w:bottom w:val="single" w:sz="4" w:space="0" w:color="auto"/>
             </w:tcBorders>
-            <w:shd w:val="clear" w:color="auto" w:fill="auto"/>
             <w:noWrap/>
             <w:vAlign w:val="bottom"/>
           </w:tcPr>
@@ -7388,7 +8209,6 @@
               <w:bottom w:val="single" w:sz="4" w:space="0" w:color="auto"/>
               <w:right w:val="single" w:sz="24" w:space="0" w:color="FF0000"/>
             </w:tcBorders>
-            <w:shd w:val="clear" w:color="auto" w:fill="auto"/>
             <w:noWrap/>
             <w:vAlign w:val="bottom"/>
           </w:tcPr>
@@ -7424,7 +8244,6 @@
               <w:left w:val="single" w:sz="24" w:space="0" w:color="FF0000"/>
               <w:bottom w:val="single" w:sz="4" w:space="0" w:color="auto"/>
             </w:tcBorders>
-            <w:shd w:val="clear" w:color="auto" w:fill="auto"/>
             <w:noWrap/>
             <w:vAlign w:val="bottom"/>
           </w:tcPr>
@@ -7455,7 +8274,6 @@
               <w:bottom w:val="single" w:sz="4" w:space="0" w:color="auto"/>
               <w:right w:val="single" w:sz="24" w:space="0" w:color="FF0000"/>
             </w:tcBorders>
-            <w:shd w:val="clear" w:color="auto" w:fill="auto"/>
             <w:noWrap/>
             <w:vAlign w:val="bottom"/>
           </w:tcPr>
@@ -7491,7 +8309,6 @@
               <w:left w:val="single" w:sz="24" w:space="0" w:color="FF0000"/>
               <w:bottom w:val="single" w:sz="24" w:space="0" w:color="FF0000"/>
             </w:tcBorders>
-            <w:shd w:val="clear" w:color="auto" w:fill="auto"/>
             <w:noWrap/>
             <w:vAlign w:val="bottom"/>
           </w:tcPr>
@@ -7522,7 +8339,6 @@
               <w:bottom w:val="single" w:sz="24" w:space="0" w:color="FF0000"/>
               <w:right w:val="single" w:sz="24" w:space="0" w:color="FF0000"/>
             </w:tcBorders>
-            <w:shd w:val="clear" w:color="auto" w:fill="auto"/>
             <w:noWrap/>
             <w:vAlign w:val="bottom"/>
           </w:tcPr>
@@ -7558,7 +8374,6 @@
               <w:left w:val="single" w:sz="24" w:space="0" w:color="FF0000"/>
               <w:bottom w:val="single" w:sz="4" w:space="0" w:color="auto"/>
             </w:tcBorders>
-            <w:shd w:val="clear" w:color="auto" w:fill="auto"/>
             <w:noWrap/>
             <w:vAlign w:val="bottom"/>
           </w:tcPr>
@@ -7589,7 +8404,6 @@
               <w:bottom w:val="single" w:sz="4" w:space="0" w:color="auto"/>
               <w:right w:val="single" w:sz="24" w:space="0" w:color="FF0000"/>
             </w:tcBorders>
-            <w:shd w:val="clear" w:color="auto" w:fill="auto"/>
             <w:noWrap/>
             <w:vAlign w:val="bottom"/>
           </w:tcPr>
@@ -7625,7 +8439,6 @@
               <w:left w:val="single" w:sz="24" w:space="0" w:color="FF0000"/>
               <w:bottom w:val="single" w:sz="4" w:space="0" w:color="auto"/>
             </w:tcBorders>
-            <w:shd w:val="clear" w:color="auto" w:fill="auto"/>
             <w:noWrap/>
             <w:vAlign w:val="bottom"/>
           </w:tcPr>
@@ -7656,7 +8469,6 @@
               <w:bottom w:val="single" w:sz="4" w:space="0" w:color="auto"/>
               <w:right w:val="single" w:sz="24" w:space="0" w:color="FF0000"/>
             </w:tcBorders>
-            <w:shd w:val="clear" w:color="auto" w:fill="auto"/>
             <w:noWrap/>
             <w:vAlign w:val="bottom"/>
           </w:tcPr>
@@ -7692,7 +8504,6 @@
               <w:left w:val="single" w:sz="24" w:space="0" w:color="FF0000"/>
               <w:bottom w:val="single" w:sz="4" w:space="0" w:color="auto"/>
             </w:tcBorders>
-            <w:shd w:val="clear" w:color="auto" w:fill="auto"/>
             <w:noWrap/>
             <w:vAlign w:val="bottom"/>
           </w:tcPr>
@@ -7723,7 +8534,6 @@
               <w:bottom w:val="single" w:sz="4" w:space="0" w:color="auto"/>
               <w:right w:val="single" w:sz="24" w:space="0" w:color="FF0000"/>
             </w:tcBorders>
-            <w:shd w:val="clear" w:color="auto" w:fill="auto"/>
             <w:noWrap/>
             <w:vAlign w:val="bottom"/>
           </w:tcPr>
@@ -7759,7 +8569,6 @@
               <w:left w:val="single" w:sz="24" w:space="0" w:color="FF0000"/>
               <w:bottom w:val="single" w:sz="4" w:space="0" w:color="auto"/>
             </w:tcBorders>
-            <w:shd w:val="clear" w:color="auto" w:fill="auto"/>
             <w:noWrap/>
             <w:vAlign w:val="bottom"/>
           </w:tcPr>
@@ -7790,7 +8599,6 @@
               <w:bottom w:val="single" w:sz="4" w:space="0" w:color="auto"/>
               <w:right w:val="single" w:sz="24" w:space="0" w:color="FF0000"/>
             </w:tcBorders>
-            <w:shd w:val="clear" w:color="auto" w:fill="auto"/>
             <w:noWrap/>
             <w:vAlign w:val="bottom"/>
           </w:tcPr>
@@ -7826,7 +8634,6 @@
               <w:left w:val="single" w:sz="24" w:space="0" w:color="FF0000"/>
               <w:bottom w:val="single" w:sz="24" w:space="0" w:color="FF0000"/>
             </w:tcBorders>
-            <w:shd w:val="clear" w:color="auto" w:fill="auto"/>
             <w:noWrap/>
             <w:vAlign w:val="bottom"/>
           </w:tcPr>
@@ -7857,7 +8664,6 @@
               <w:bottom w:val="single" w:sz="24" w:space="0" w:color="FF0000"/>
               <w:right w:val="single" w:sz="24" w:space="0" w:color="FF0000"/>
             </w:tcBorders>
-            <w:shd w:val="clear" w:color="auto" w:fill="auto"/>
             <w:noWrap/>
             <w:vAlign w:val="bottom"/>
           </w:tcPr>
@@ -7893,7 +8699,6 @@
               <w:left w:val="single" w:sz="24" w:space="0" w:color="00B0F0"/>
               <w:bottom w:val="single" w:sz="4" w:space="0" w:color="auto"/>
             </w:tcBorders>
-            <w:shd w:val="clear" w:color="auto" w:fill="auto"/>
             <w:noWrap/>
             <w:vAlign w:val="bottom"/>
           </w:tcPr>
@@ -7924,7 +8729,6 @@
               <w:bottom w:val="single" w:sz="4" w:space="0" w:color="auto"/>
               <w:right w:val="single" w:sz="24" w:space="0" w:color="00B0F0"/>
             </w:tcBorders>
-            <w:shd w:val="clear" w:color="auto" w:fill="auto"/>
             <w:noWrap/>
             <w:vAlign w:val="bottom"/>
           </w:tcPr>
@@ -7960,7 +8764,6 @@
               <w:left w:val="single" w:sz="24" w:space="0" w:color="00B0F0"/>
               <w:bottom w:val="single" w:sz="4" w:space="0" w:color="auto"/>
             </w:tcBorders>
-            <w:shd w:val="clear" w:color="auto" w:fill="auto"/>
             <w:noWrap/>
             <w:vAlign w:val="bottom"/>
           </w:tcPr>
@@ -7991,7 +8794,6 @@
               <w:bottom w:val="single" w:sz="4" w:space="0" w:color="auto"/>
               <w:right w:val="single" w:sz="24" w:space="0" w:color="00B0F0"/>
             </w:tcBorders>
-            <w:shd w:val="clear" w:color="auto" w:fill="auto"/>
             <w:noWrap/>
             <w:vAlign w:val="bottom"/>
           </w:tcPr>
@@ -8027,7 +8829,6 @@
               <w:left w:val="single" w:sz="24" w:space="0" w:color="00B0F0"/>
               <w:bottom w:val="single" w:sz="4" w:space="0" w:color="auto"/>
             </w:tcBorders>
-            <w:shd w:val="clear" w:color="auto" w:fill="auto"/>
             <w:noWrap/>
             <w:vAlign w:val="bottom"/>
           </w:tcPr>
@@ -8058,7 +8859,6 @@
               <w:bottom w:val="single" w:sz="4" w:space="0" w:color="auto"/>
               <w:right w:val="single" w:sz="24" w:space="0" w:color="00B0F0"/>
             </w:tcBorders>
-            <w:shd w:val="clear" w:color="auto" w:fill="auto"/>
             <w:noWrap/>
             <w:vAlign w:val="bottom"/>
           </w:tcPr>
@@ -8094,7 +8894,6 @@
               <w:left w:val="single" w:sz="24" w:space="0" w:color="00B0F0"/>
               <w:bottom w:val="single" w:sz="24" w:space="0" w:color="00B0F0"/>
             </w:tcBorders>
-            <w:shd w:val="clear" w:color="auto" w:fill="auto"/>
             <w:noWrap/>
             <w:vAlign w:val="bottom"/>
           </w:tcPr>
@@ -8125,7 +8924,6 @@
               <w:bottom w:val="single" w:sz="24" w:space="0" w:color="00B0F0"/>
               <w:right w:val="single" w:sz="24" w:space="0" w:color="00B0F0"/>
             </w:tcBorders>
-            <w:shd w:val="clear" w:color="auto" w:fill="auto"/>
             <w:noWrap/>
             <w:vAlign w:val="bottom"/>
           </w:tcPr>
@@ -8161,26 +8959,24 @@
               <w:left w:val="single" w:sz="24" w:space="0" w:color="00B0F0"/>
               <w:bottom w:val="single" w:sz="4" w:space="0" w:color="auto"/>
             </w:tcBorders>
-            <w:shd w:val="clear" w:color="auto" w:fill="auto"/>
-            <w:noWrap/>
-            <w:vAlign w:val="bottom"/>
-          </w:tcPr>
-          <w:p>
-            <w:pPr>
-              <w:spacing w:after="0" w:line="240" w:lineRule="auto"/>
-              <w:rPr>
-                <w:rFonts w:ascii="Arial" w:hAnsi="Arial" w:cs="Arial"/>
-                <w:sz w:val="20"/>
-                <w:szCs w:val="20"/>
-              </w:rPr>
-            </w:pPr>
-            <w:r>
-              <w:rPr>
-                <w:rFonts w:ascii="Arial" w:hAnsi="Arial" w:cs="Arial"/>
-                <w:sz w:val="20"/>
-                <w:szCs w:val="20"/>
-              </w:rPr>
-              <w:lastRenderedPageBreak/>
+            <w:noWrap/>
+            <w:vAlign w:val="bottom"/>
+          </w:tcPr>
+          <w:p>
+            <w:pPr>
+              <w:spacing w:after="0" w:line="240" w:lineRule="auto"/>
+              <w:rPr>
+                <w:rFonts w:ascii="Arial" w:hAnsi="Arial" w:cs="Arial"/>
+                <w:sz w:val="20"/>
+                <w:szCs w:val="20"/>
+              </w:rPr>
+            </w:pPr>
+            <w:r>
+              <w:rPr>
+                <w:rFonts w:ascii="Arial" w:hAnsi="Arial" w:cs="Arial"/>
+                <w:sz w:val="20"/>
+                <w:szCs w:val="20"/>
+              </w:rPr>
               <w:t>Energy Model</w:t>
             </w:r>
           </w:p>
@@ -8193,7 +8989,6 @@
               <w:bottom w:val="single" w:sz="4" w:space="0" w:color="auto"/>
               <w:right w:val="single" w:sz="24" w:space="0" w:color="00B0F0"/>
             </w:tcBorders>
-            <w:shd w:val="clear" w:color="auto" w:fill="auto"/>
             <w:noWrap/>
             <w:vAlign w:val="bottom"/>
           </w:tcPr>
@@ -8229,7 +9024,6 @@
               <w:left w:val="single" w:sz="24" w:space="0" w:color="00B0F0"/>
               <w:bottom w:val="single" w:sz="4" w:space="0" w:color="auto"/>
             </w:tcBorders>
-            <w:shd w:val="clear" w:color="auto" w:fill="auto"/>
             <w:noWrap/>
             <w:vAlign w:val="bottom"/>
           </w:tcPr>
@@ -8260,7 +9054,6 @@
               <w:bottom w:val="single" w:sz="4" w:space="0" w:color="auto"/>
               <w:right w:val="single" w:sz="24" w:space="0" w:color="00B0F0"/>
             </w:tcBorders>
-            <w:shd w:val="clear" w:color="auto" w:fill="auto"/>
             <w:noWrap/>
             <w:vAlign w:val="bottom"/>
           </w:tcPr>
@@ -8296,7 +9089,6 @@
               <w:left w:val="single" w:sz="24" w:space="0" w:color="00B0F0"/>
               <w:bottom w:val="single" w:sz="4" w:space="0" w:color="auto"/>
             </w:tcBorders>
-            <w:shd w:val="clear" w:color="auto" w:fill="auto"/>
             <w:noWrap/>
             <w:vAlign w:val="bottom"/>
           </w:tcPr>
@@ -8327,7 +9119,6 @@
               <w:bottom w:val="single" w:sz="4" w:space="0" w:color="auto"/>
               <w:right w:val="single" w:sz="24" w:space="0" w:color="00B0F0"/>
             </w:tcBorders>
-            <w:shd w:val="clear" w:color="auto" w:fill="auto"/>
             <w:noWrap/>
             <w:vAlign w:val="bottom"/>
           </w:tcPr>
@@ -8363,7 +9154,6 @@
               <w:left w:val="single" w:sz="24" w:space="0" w:color="00B0F0"/>
               <w:bottom w:val="single" w:sz="4" w:space="0" w:color="auto"/>
             </w:tcBorders>
-            <w:shd w:val="clear" w:color="auto" w:fill="auto"/>
             <w:noWrap/>
             <w:vAlign w:val="bottom"/>
           </w:tcPr>
@@ -8394,7 +9184,6 @@
               <w:bottom w:val="single" w:sz="4" w:space="0" w:color="auto"/>
               <w:right w:val="single" w:sz="24" w:space="0" w:color="00B0F0"/>
             </w:tcBorders>
-            <w:shd w:val="clear" w:color="auto" w:fill="auto"/>
             <w:noWrap/>
             <w:vAlign w:val="bottom"/>
           </w:tcPr>
@@ -8430,7 +9219,6 @@
               <w:left w:val="single" w:sz="24" w:space="0" w:color="00B0F0"/>
               <w:bottom w:val="single" w:sz="24" w:space="0" w:color="00B0F0"/>
             </w:tcBorders>
-            <w:shd w:val="clear" w:color="auto" w:fill="auto"/>
             <w:noWrap/>
             <w:vAlign w:val="bottom"/>
           </w:tcPr>
@@ -8461,7 +9249,6 @@
               <w:bottom w:val="single" w:sz="24" w:space="0" w:color="00B0F0"/>
               <w:right w:val="single" w:sz="24" w:space="0" w:color="00B0F0"/>
             </w:tcBorders>
-            <w:shd w:val="clear" w:color="auto" w:fill="auto"/>
             <w:noWrap/>
             <w:vAlign w:val="bottom"/>
           </w:tcPr>
@@ -8497,7 +9284,6 @@
               <w:left w:val="single" w:sz="24" w:space="0" w:color="00B0F0"/>
               <w:bottom w:val="single" w:sz="4" w:space="0" w:color="auto"/>
             </w:tcBorders>
-            <w:shd w:val="clear" w:color="auto" w:fill="auto"/>
             <w:noWrap/>
             <w:vAlign w:val="bottom"/>
           </w:tcPr>
@@ -8528,7 +9314,6 @@
               <w:bottom w:val="single" w:sz="4" w:space="0" w:color="auto"/>
               <w:right w:val="single" w:sz="24" w:space="0" w:color="00B0F0"/>
             </w:tcBorders>
-            <w:shd w:val="clear" w:color="auto" w:fill="auto"/>
             <w:noWrap/>
             <w:vAlign w:val="bottom"/>
           </w:tcPr>
@@ -8564,7 +9349,6 @@
               <w:left w:val="single" w:sz="24" w:space="0" w:color="00B0F0"/>
               <w:bottom w:val="single" w:sz="4" w:space="0" w:color="auto"/>
             </w:tcBorders>
-            <w:shd w:val="clear" w:color="auto" w:fill="auto"/>
             <w:noWrap/>
             <w:vAlign w:val="bottom"/>
           </w:tcPr>
@@ -8595,7 +9379,6 @@
               <w:bottom w:val="single" w:sz="4" w:space="0" w:color="auto"/>
               <w:right w:val="single" w:sz="24" w:space="0" w:color="00B0F0"/>
             </w:tcBorders>
-            <w:shd w:val="clear" w:color="auto" w:fill="auto"/>
             <w:noWrap/>
             <w:vAlign w:val="bottom"/>
           </w:tcPr>
@@ -8631,7 +9414,6 @@
               <w:left w:val="single" w:sz="24" w:space="0" w:color="00B0F0"/>
               <w:bottom w:val="single" w:sz="4" w:space="0" w:color="auto"/>
             </w:tcBorders>
-            <w:shd w:val="clear" w:color="auto" w:fill="auto"/>
             <w:noWrap/>
             <w:vAlign w:val="bottom"/>
           </w:tcPr>
@@ -8662,7 +9444,6 @@
               <w:bottom w:val="single" w:sz="4" w:space="0" w:color="auto"/>
               <w:right w:val="single" w:sz="24" w:space="0" w:color="00B0F0"/>
             </w:tcBorders>
-            <w:shd w:val="clear" w:color="auto" w:fill="auto"/>
             <w:noWrap/>
             <w:vAlign w:val="bottom"/>
           </w:tcPr>
@@ -8698,7 +9479,6 @@
               <w:left w:val="single" w:sz="24" w:space="0" w:color="00B0F0"/>
               <w:bottom w:val="single" w:sz="4" w:space="0" w:color="auto"/>
             </w:tcBorders>
-            <w:shd w:val="clear" w:color="auto" w:fill="auto"/>
             <w:noWrap/>
             <w:vAlign w:val="bottom"/>
           </w:tcPr>
@@ -8729,7 +9509,6 @@
               <w:bottom w:val="single" w:sz="4" w:space="0" w:color="auto"/>
               <w:right w:val="single" w:sz="24" w:space="0" w:color="00B0F0"/>
             </w:tcBorders>
-            <w:shd w:val="clear" w:color="auto" w:fill="auto"/>
             <w:noWrap/>
             <w:vAlign w:val="bottom"/>
           </w:tcPr>
@@ -8765,7 +9544,6 @@
               <w:left w:val="single" w:sz="24" w:space="0" w:color="00B0F0"/>
               <w:bottom w:val="single" w:sz="24" w:space="0" w:color="00B0F0"/>
             </w:tcBorders>
-            <w:shd w:val="clear" w:color="auto" w:fill="auto"/>
             <w:noWrap/>
             <w:vAlign w:val="bottom"/>
           </w:tcPr>
@@ -8796,7 +9574,6 @@
               <w:bottom w:val="single" w:sz="24" w:space="0" w:color="00B0F0"/>
               <w:right w:val="single" w:sz="24" w:space="0" w:color="00B0F0"/>
             </w:tcBorders>
-            <w:shd w:val="clear" w:color="auto" w:fill="auto"/>
             <w:noWrap/>
             <w:vAlign w:val="bottom"/>
           </w:tcPr>
@@ -8832,7 +9609,6 @@
               <w:left w:val="single" w:sz="24" w:space="0" w:color="00B0F0"/>
               <w:bottom w:val="single" w:sz="4" w:space="0" w:color="auto"/>
             </w:tcBorders>
-            <w:shd w:val="clear" w:color="auto" w:fill="auto"/>
             <w:noWrap/>
             <w:vAlign w:val="bottom"/>
           </w:tcPr>
@@ -8863,7 +9639,6 @@
               <w:bottom w:val="single" w:sz="4" w:space="0" w:color="auto"/>
               <w:right w:val="single" w:sz="24" w:space="0" w:color="00B0F0"/>
             </w:tcBorders>
-            <w:shd w:val="clear" w:color="auto" w:fill="auto"/>
             <w:noWrap/>
             <w:vAlign w:val="bottom"/>
           </w:tcPr>
@@ -8899,7 +9674,6 @@
               <w:left w:val="single" w:sz="24" w:space="0" w:color="00B0F0"/>
               <w:bottom w:val="single" w:sz="4" w:space="0" w:color="auto"/>
             </w:tcBorders>
-            <w:shd w:val="clear" w:color="auto" w:fill="auto"/>
             <w:noWrap/>
             <w:vAlign w:val="bottom"/>
           </w:tcPr>
@@ -8930,7 +9704,6 @@
               <w:bottom w:val="single" w:sz="4" w:space="0" w:color="auto"/>
               <w:right w:val="single" w:sz="24" w:space="0" w:color="00B0F0"/>
             </w:tcBorders>
-            <w:shd w:val="clear" w:color="auto" w:fill="auto"/>
             <w:noWrap/>
             <w:vAlign w:val="bottom"/>
           </w:tcPr>
@@ -8966,7 +9739,6 @@
               <w:left w:val="single" w:sz="24" w:space="0" w:color="00B0F0"/>
               <w:bottom w:val="single" w:sz="4" w:space="0" w:color="auto"/>
             </w:tcBorders>
-            <w:shd w:val="clear" w:color="auto" w:fill="auto"/>
             <w:noWrap/>
             <w:vAlign w:val="bottom"/>
           </w:tcPr>
@@ -8997,7 +9769,6 @@
               <w:bottom w:val="single" w:sz="4" w:space="0" w:color="auto"/>
               <w:right w:val="single" w:sz="24" w:space="0" w:color="00B0F0"/>
             </w:tcBorders>
-            <w:shd w:val="clear" w:color="auto" w:fill="auto"/>
             <w:noWrap/>
             <w:vAlign w:val="bottom"/>
           </w:tcPr>
@@ -9033,7 +9804,6 @@
               <w:left w:val="single" w:sz="24" w:space="0" w:color="00B0F0"/>
               <w:bottom w:val="single" w:sz="4" w:space="0" w:color="auto"/>
             </w:tcBorders>
-            <w:shd w:val="clear" w:color="auto" w:fill="auto"/>
             <w:noWrap/>
             <w:vAlign w:val="bottom"/>
           </w:tcPr>
@@ -9064,7 +9834,6 @@
               <w:bottom w:val="single" w:sz="4" w:space="0" w:color="auto"/>
               <w:right w:val="single" w:sz="24" w:space="0" w:color="00B0F0"/>
             </w:tcBorders>
-            <w:shd w:val="clear" w:color="auto" w:fill="auto"/>
             <w:noWrap/>
             <w:vAlign w:val="bottom"/>
           </w:tcPr>
@@ -9100,7 +9869,6 @@
               <w:left w:val="single" w:sz="24" w:space="0" w:color="00B0F0"/>
               <w:bottom w:val="single" w:sz="24" w:space="0" w:color="00B0F0"/>
             </w:tcBorders>
-            <w:shd w:val="clear" w:color="auto" w:fill="auto"/>
             <w:noWrap/>
             <w:vAlign w:val="bottom"/>
           </w:tcPr>
@@ -9131,7 +9899,6 @@
               <w:bottom w:val="single" w:sz="24" w:space="0" w:color="00B0F0"/>
               <w:right w:val="single" w:sz="24" w:space="0" w:color="00B0F0"/>
             </w:tcBorders>
-            <w:shd w:val="clear" w:color="auto" w:fill="auto"/>
             <w:noWrap/>
             <w:vAlign w:val="bottom"/>
           </w:tcPr>
@@ -9168,7 +9935,6 @@
               <w:bottom w:val="single" w:sz="24" w:space="0" w:color="auto"/>
               <w:right w:val="nil"/>
             </w:tcBorders>
-            <w:shd w:val="clear" w:color="auto" w:fill="auto"/>
             <w:noWrap/>
             <w:vAlign w:val="bottom"/>
           </w:tcPr>
@@ -9192,7 +9958,6 @@
               <w:bottom w:val="single" w:sz="24" w:space="0" w:color="auto"/>
               <w:right w:val="nil"/>
             </w:tcBorders>
-            <w:shd w:val="clear" w:color="auto" w:fill="auto"/>
             <w:noWrap/>
             <w:vAlign w:val="bottom"/>
           </w:tcPr>
@@ -9220,7 +9985,6 @@
               <w:left w:val="single" w:sz="24" w:space="0" w:color="auto"/>
               <w:bottom w:val="single" w:sz="4" w:space="0" w:color="auto"/>
             </w:tcBorders>
-            <w:shd w:val="clear" w:color="auto" w:fill="auto"/>
             <w:noWrap/>
             <w:vAlign w:val="bottom"/>
           </w:tcPr>
@@ -9251,7 +10015,6 @@
               <w:bottom w:val="single" w:sz="4" w:space="0" w:color="auto"/>
               <w:right w:val="single" w:sz="24" w:space="0" w:color="auto"/>
             </w:tcBorders>
-            <w:shd w:val="clear" w:color="auto" w:fill="auto"/>
             <w:noWrap/>
             <w:vAlign w:val="bottom"/>
           </w:tcPr>
@@ -9287,7 +10050,6 @@
               <w:left w:val="single" w:sz="24" w:space="0" w:color="auto"/>
               <w:bottom w:val="single" w:sz="4" w:space="0" w:color="auto"/>
             </w:tcBorders>
-            <w:shd w:val="clear" w:color="auto" w:fill="auto"/>
             <w:noWrap/>
             <w:vAlign w:val="bottom"/>
           </w:tcPr>
@@ -9318,7 +10080,6 @@
               <w:bottom w:val="single" w:sz="4" w:space="0" w:color="auto"/>
               <w:right w:val="single" w:sz="24" w:space="0" w:color="auto"/>
             </w:tcBorders>
-            <w:shd w:val="clear" w:color="auto" w:fill="auto"/>
             <w:noWrap/>
             <w:vAlign w:val="bottom"/>
           </w:tcPr>
@@ -9354,7 +10115,6 @@
               <w:left w:val="single" w:sz="24" w:space="0" w:color="auto"/>
               <w:bottom w:val="single" w:sz="4" w:space="0" w:color="auto"/>
             </w:tcBorders>
-            <w:shd w:val="clear" w:color="auto" w:fill="auto"/>
             <w:noWrap/>
             <w:vAlign w:val="bottom"/>
           </w:tcPr>
@@ -9385,7 +10145,6 @@
               <w:bottom w:val="single" w:sz="4" w:space="0" w:color="auto"/>
               <w:right w:val="single" w:sz="24" w:space="0" w:color="auto"/>
             </w:tcBorders>
-            <w:shd w:val="clear" w:color="auto" w:fill="auto"/>
             <w:noWrap/>
             <w:vAlign w:val="bottom"/>
           </w:tcPr>
@@ -9421,7 +10180,6 @@
               <w:left w:val="single" w:sz="24" w:space="0" w:color="auto"/>
               <w:bottom w:val="single" w:sz="4" w:space="0" w:color="auto"/>
             </w:tcBorders>
-            <w:shd w:val="clear" w:color="auto" w:fill="auto"/>
             <w:noWrap/>
             <w:vAlign w:val="bottom"/>
           </w:tcPr>
@@ -9452,7 +10210,6 @@
               <w:bottom w:val="single" w:sz="4" w:space="0" w:color="auto"/>
               <w:right w:val="single" w:sz="24" w:space="0" w:color="auto"/>
             </w:tcBorders>
-            <w:shd w:val="clear" w:color="auto" w:fill="auto"/>
             <w:noWrap/>
             <w:vAlign w:val="bottom"/>
           </w:tcPr>
@@ -9488,7 +10245,6 @@
               <w:left w:val="single" w:sz="24" w:space="0" w:color="auto"/>
               <w:bottom w:val="single" w:sz="4" w:space="0" w:color="auto"/>
             </w:tcBorders>
-            <w:shd w:val="clear" w:color="auto" w:fill="auto"/>
             <w:noWrap/>
             <w:vAlign w:val="bottom"/>
           </w:tcPr>
@@ -9519,7 +10275,6 @@
               <w:bottom w:val="single" w:sz="4" w:space="0" w:color="auto"/>
               <w:right w:val="single" w:sz="24" w:space="0" w:color="auto"/>
             </w:tcBorders>
-            <w:shd w:val="clear" w:color="auto" w:fill="auto"/>
             <w:noWrap/>
             <w:vAlign w:val="bottom"/>
           </w:tcPr>
@@ -9555,7 +10310,6 @@
               <w:left w:val="single" w:sz="24" w:space="0" w:color="auto"/>
               <w:bottom w:val="single" w:sz="24" w:space="0" w:color="auto"/>
             </w:tcBorders>
-            <w:shd w:val="clear" w:color="auto" w:fill="auto"/>
             <w:noWrap/>
             <w:vAlign w:val="bottom"/>
           </w:tcPr>
@@ -9586,7 +10340,6 @@
               <w:bottom w:val="single" w:sz="24" w:space="0" w:color="auto"/>
               <w:right w:val="single" w:sz="24" w:space="0" w:color="auto"/>
             </w:tcBorders>
-            <w:shd w:val="clear" w:color="auto" w:fill="auto"/>
             <w:noWrap/>
             <w:vAlign w:val="bottom"/>
           </w:tcPr>
@@ -9622,7 +10375,6 @@
               <w:left w:val="single" w:sz="24" w:space="0" w:color="FF0000"/>
               <w:bottom w:val="single" w:sz="4" w:space="0" w:color="auto"/>
             </w:tcBorders>
-            <w:shd w:val="clear" w:color="auto" w:fill="auto"/>
             <w:noWrap/>
             <w:vAlign w:val="bottom"/>
           </w:tcPr>
@@ -9653,7 +10405,6 @@
               <w:bottom w:val="single" w:sz="4" w:space="0" w:color="auto"/>
               <w:right w:val="single" w:sz="24" w:space="0" w:color="FF0000"/>
             </w:tcBorders>
-            <w:shd w:val="clear" w:color="auto" w:fill="auto"/>
             <w:noWrap/>
             <w:vAlign w:val="bottom"/>
           </w:tcPr>
@@ -9689,7 +10440,6 @@
               <w:left w:val="single" w:sz="24" w:space="0" w:color="FF0000"/>
               <w:bottom w:val="single" w:sz="4" w:space="0" w:color="auto"/>
             </w:tcBorders>
-            <w:shd w:val="clear" w:color="auto" w:fill="auto"/>
             <w:noWrap/>
             <w:vAlign w:val="bottom"/>
           </w:tcPr>
@@ -9720,7 +10470,6 @@
               <w:bottom w:val="single" w:sz="4" w:space="0" w:color="auto"/>
               <w:right w:val="single" w:sz="24" w:space="0" w:color="FF0000"/>
             </w:tcBorders>
-            <w:shd w:val="clear" w:color="auto" w:fill="auto"/>
             <w:noWrap/>
             <w:vAlign w:val="bottom"/>
           </w:tcPr>
@@ -9756,7 +10505,6 @@
               <w:left w:val="single" w:sz="24" w:space="0" w:color="FF0000"/>
               <w:bottom w:val="single" w:sz="4" w:space="0" w:color="auto"/>
             </w:tcBorders>
-            <w:shd w:val="clear" w:color="auto" w:fill="auto"/>
             <w:noWrap/>
             <w:vAlign w:val="bottom"/>
           </w:tcPr>
@@ -9787,7 +10535,6 @@
               <w:bottom w:val="single" w:sz="4" w:space="0" w:color="auto"/>
               <w:right w:val="single" w:sz="24" w:space="0" w:color="FF0000"/>
             </w:tcBorders>
-            <w:shd w:val="clear" w:color="auto" w:fill="auto"/>
             <w:noWrap/>
             <w:vAlign w:val="bottom"/>
           </w:tcPr>
@@ -9823,25 +10570,25 @@
               <w:left w:val="single" w:sz="24" w:space="0" w:color="FF0000"/>
               <w:bottom w:val="single" w:sz="24" w:space="0" w:color="FF0000"/>
             </w:tcBorders>
-            <w:shd w:val="clear" w:color="auto" w:fill="auto"/>
-            <w:noWrap/>
-            <w:vAlign w:val="bottom"/>
-          </w:tcPr>
-          <w:p>
-            <w:pPr>
-              <w:spacing w:after="0" w:line="240" w:lineRule="auto"/>
-              <w:rPr>
-                <w:rFonts w:ascii="Arial" w:hAnsi="Arial" w:cs="Arial"/>
-                <w:sz w:val="20"/>
-                <w:szCs w:val="20"/>
-              </w:rPr>
-            </w:pPr>
-            <w:r>
-              <w:rPr>
-                <w:rFonts w:ascii="Arial" w:hAnsi="Arial" w:cs="Arial"/>
-                <w:sz w:val="20"/>
-                <w:szCs w:val="20"/>
-              </w:rPr>
+            <w:noWrap/>
+            <w:vAlign w:val="bottom"/>
+          </w:tcPr>
+          <w:p>
+            <w:pPr>
+              <w:spacing w:after="0" w:line="240" w:lineRule="auto"/>
+              <w:rPr>
+                <w:rFonts w:ascii="Arial" w:hAnsi="Arial" w:cs="Arial"/>
+                <w:sz w:val="20"/>
+                <w:szCs w:val="20"/>
+              </w:rPr>
+            </w:pPr>
+            <w:r>
+              <w:rPr>
+                <w:rFonts w:ascii="Arial" w:hAnsi="Arial" w:cs="Arial"/>
+                <w:sz w:val="20"/>
+                <w:szCs w:val="20"/>
+              </w:rPr>
+              <w:lastRenderedPageBreak/>
               <w:t>Publication</w:t>
             </w:r>
           </w:p>
@@ -9854,7 +10601,6 @@
               <w:bottom w:val="single" w:sz="24" w:space="0" w:color="FF0000"/>
               <w:right w:val="single" w:sz="24" w:space="0" w:color="FF0000"/>
             </w:tcBorders>
-            <w:shd w:val="clear" w:color="auto" w:fill="auto"/>
             <w:noWrap/>
             <w:vAlign w:val="bottom"/>
           </w:tcPr>
@@ -9890,7 +10636,6 @@
               <w:left w:val="single" w:sz="24" w:space="0" w:color="FF0000"/>
               <w:bottom w:val="single" w:sz="4" w:space="0" w:color="auto"/>
             </w:tcBorders>
-            <w:shd w:val="clear" w:color="auto" w:fill="auto"/>
             <w:noWrap/>
             <w:vAlign w:val="bottom"/>
           </w:tcPr>
@@ -9921,7 +10666,6 @@
               <w:bottom w:val="single" w:sz="4" w:space="0" w:color="auto"/>
               <w:right w:val="single" w:sz="24" w:space="0" w:color="FF0000"/>
             </w:tcBorders>
-            <w:shd w:val="clear" w:color="auto" w:fill="auto"/>
             <w:noWrap/>
             <w:vAlign w:val="bottom"/>
           </w:tcPr>
@@ -9957,7 +10701,6 @@
               <w:left w:val="single" w:sz="24" w:space="0" w:color="FF0000"/>
               <w:bottom w:val="single" w:sz="4" w:space="0" w:color="auto"/>
             </w:tcBorders>
-            <w:shd w:val="clear" w:color="auto" w:fill="auto"/>
             <w:noWrap/>
             <w:vAlign w:val="bottom"/>
           </w:tcPr>
@@ -9988,7 +10731,6 @@
               <w:bottom w:val="single" w:sz="4" w:space="0" w:color="auto"/>
               <w:right w:val="single" w:sz="24" w:space="0" w:color="FF0000"/>
             </w:tcBorders>
-            <w:shd w:val="clear" w:color="auto" w:fill="auto"/>
             <w:noWrap/>
             <w:vAlign w:val="bottom"/>
           </w:tcPr>
@@ -10024,7 +10766,6 @@
               <w:left w:val="single" w:sz="24" w:space="0" w:color="FF0000"/>
               <w:bottom w:val="single" w:sz="4" w:space="0" w:color="auto"/>
             </w:tcBorders>
-            <w:shd w:val="clear" w:color="auto" w:fill="auto"/>
             <w:noWrap/>
             <w:vAlign w:val="bottom"/>
           </w:tcPr>
@@ -10055,7 +10796,6 @@
               <w:bottom w:val="single" w:sz="4" w:space="0" w:color="auto"/>
               <w:right w:val="single" w:sz="24" w:space="0" w:color="FF0000"/>
             </w:tcBorders>
-            <w:shd w:val="clear" w:color="auto" w:fill="auto"/>
             <w:noWrap/>
             <w:vAlign w:val="bottom"/>
           </w:tcPr>
@@ -10091,7 +10831,6 @@
               <w:left w:val="single" w:sz="24" w:space="0" w:color="FF0000"/>
               <w:bottom w:val="single" w:sz="4" w:space="0" w:color="auto"/>
             </w:tcBorders>
-            <w:shd w:val="clear" w:color="auto" w:fill="auto"/>
             <w:noWrap/>
             <w:vAlign w:val="bottom"/>
           </w:tcPr>
@@ -10122,7 +10861,6 @@
               <w:bottom w:val="single" w:sz="4" w:space="0" w:color="auto"/>
               <w:right w:val="single" w:sz="24" w:space="0" w:color="FF0000"/>
             </w:tcBorders>
-            <w:shd w:val="clear" w:color="auto" w:fill="auto"/>
             <w:noWrap/>
             <w:vAlign w:val="bottom"/>
           </w:tcPr>
@@ -10158,7 +10896,6 @@
               <w:left w:val="single" w:sz="24" w:space="0" w:color="FF0000"/>
               <w:bottom w:val="single" w:sz="24" w:space="0" w:color="FF0000"/>
             </w:tcBorders>
-            <w:shd w:val="clear" w:color="auto" w:fill="auto"/>
             <w:noWrap/>
             <w:vAlign w:val="bottom"/>
           </w:tcPr>
@@ -10189,7 +10926,6 @@
               <w:bottom w:val="single" w:sz="24" w:space="0" w:color="FF0000"/>
               <w:right w:val="single" w:sz="24" w:space="0" w:color="FF0000"/>
             </w:tcBorders>
-            <w:shd w:val="clear" w:color="auto" w:fill="auto"/>
             <w:noWrap/>
             <w:vAlign w:val="bottom"/>
           </w:tcPr>
@@ -10225,7 +10961,6 @@
               <w:left w:val="single" w:sz="24" w:space="0" w:color="00B0F0"/>
               <w:bottom w:val="single" w:sz="4" w:space="0" w:color="auto"/>
             </w:tcBorders>
-            <w:shd w:val="clear" w:color="auto" w:fill="auto"/>
             <w:noWrap/>
             <w:vAlign w:val="bottom"/>
           </w:tcPr>
@@ -10256,7 +10991,6 @@
               <w:bottom w:val="single" w:sz="4" w:space="0" w:color="auto"/>
               <w:right w:val="single" w:sz="24" w:space="0" w:color="00B0F0"/>
             </w:tcBorders>
-            <w:shd w:val="clear" w:color="auto" w:fill="auto"/>
             <w:noWrap/>
             <w:vAlign w:val="bottom"/>
           </w:tcPr>
@@ -10292,7 +11026,6 @@
               <w:left w:val="single" w:sz="24" w:space="0" w:color="00B0F0"/>
               <w:bottom w:val="single" w:sz="4" w:space="0" w:color="auto"/>
             </w:tcBorders>
-            <w:shd w:val="clear" w:color="auto" w:fill="auto"/>
             <w:noWrap/>
             <w:vAlign w:val="bottom"/>
           </w:tcPr>
@@ -10323,7 +11056,6 @@
               <w:bottom w:val="single" w:sz="4" w:space="0" w:color="auto"/>
               <w:right w:val="single" w:sz="24" w:space="0" w:color="00B0F0"/>
             </w:tcBorders>
-            <w:shd w:val="clear" w:color="auto" w:fill="auto"/>
             <w:noWrap/>
             <w:vAlign w:val="bottom"/>
           </w:tcPr>
@@ -10359,7 +11091,6 @@
               <w:left w:val="single" w:sz="24" w:space="0" w:color="00B0F0"/>
               <w:bottom w:val="single" w:sz="4" w:space="0" w:color="auto"/>
             </w:tcBorders>
-            <w:shd w:val="clear" w:color="auto" w:fill="auto"/>
             <w:noWrap/>
             <w:vAlign w:val="bottom"/>
           </w:tcPr>
@@ -10390,7 +11121,6 @@
               <w:bottom w:val="single" w:sz="4" w:space="0" w:color="auto"/>
               <w:right w:val="single" w:sz="24" w:space="0" w:color="00B0F0"/>
             </w:tcBorders>
-            <w:shd w:val="clear" w:color="auto" w:fill="auto"/>
             <w:noWrap/>
             <w:vAlign w:val="bottom"/>
           </w:tcPr>
@@ -10426,7 +11156,6 @@
               <w:left w:val="single" w:sz="24" w:space="0" w:color="00B0F0"/>
               <w:bottom w:val="single" w:sz="24" w:space="0" w:color="00B0F0"/>
             </w:tcBorders>
-            <w:shd w:val="clear" w:color="auto" w:fill="auto"/>
             <w:noWrap/>
             <w:vAlign w:val="bottom"/>
           </w:tcPr>
@@ -10457,7 +11186,6 @@
               <w:bottom w:val="single" w:sz="24" w:space="0" w:color="00B0F0"/>
               <w:right w:val="single" w:sz="24" w:space="0" w:color="00B0F0"/>
             </w:tcBorders>
-            <w:shd w:val="clear" w:color="auto" w:fill="auto"/>
             <w:noWrap/>
             <w:vAlign w:val="bottom"/>
           </w:tcPr>
@@ -10493,7 +11221,6 @@
               <w:left w:val="single" w:sz="24" w:space="0" w:color="00B0F0"/>
               <w:bottom w:val="single" w:sz="4" w:space="0" w:color="auto"/>
             </w:tcBorders>
-            <w:shd w:val="clear" w:color="auto" w:fill="auto"/>
             <w:noWrap/>
             <w:vAlign w:val="bottom"/>
           </w:tcPr>
@@ -10524,7 +11251,6 @@
               <w:bottom w:val="single" w:sz="4" w:space="0" w:color="auto"/>
               <w:right w:val="single" w:sz="24" w:space="0" w:color="00B0F0"/>
             </w:tcBorders>
-            <w:shd w:val="clear" w:color="auto" w:fill="auto"/>
             <w:noWrap/>
             <w:vAlign w:val="bottom"/>
           </w:tcPr>
@@ -10560,7 +11286,6 @@
               <w:left w:val="single" w:sz="24" w:space="0" w:color="00B0F0"/>
               <w:bottom w:val="single" w:sz="4" w:space="0" w:color="auto"/>
             </w:tcBorders>
-            <w:shd w:val="clear" w:color="auto" w:fill="auto"/>
             <w:noWrap/>
             <w:vAlign w:val="bottom"/>
           </w:tcPr>
@@ -10591,7 +11316,6 @@
               <w:bottom w:val="single" w:sz="4" w:space="0" w:color="auto"/>
               <w:right w:val="single" w:sz="24" w:space="0" w:color="00B0F0"/>
             </w:tcBorders>
-            <w:shd w:val="clear" w:color="auto" w:fill="auto"/>
             <w:noWrap/>
             <w:vAlign w:val="bottom"/>
           </w:tcPr>
@@ -10627,7 +11351,6 @@
               <w:left w:val="single" w:sz="24" w:space="0" w:color="00B0F0"/>
               <w:bottom w:val="single" w:sz="4" w:space="0" w:color="auto"/>
             </w:tcBorders>
-            <w:shd w:val="clear" w:color="auto" w:fill="auto"/>
             <w:noWrap/>
             <w:vAlign w:val="bottom"/>
           </w:tcPr>
@@ -10658,7 +11381,6 @@
               <w:bottom w:val="single" w:sz="4" w:space="0" w:color="auto"/>
               <w:right w:val="single" w:sz="24" w:space="0" w:color="00B0F0"/>
             </w:tcBorders>
-            <w:shd w:val="clear" w:color="auto" w:fill="auto"/>
             <w:noWrap/>
             <w:vAlign w:val="bottom"/>
           </w:tcPr>
@@ -10694,7 +11416,6 @@
               <w:left w:val="single" w:sz="24" w:space="0" w:color="00B0F0"/>
               <w:bottom w:val="single" w:sz="4" w:space="0" w:color="auto"/>
             </w:tcBorders>
-            <w:shd w:val="clear" w:color="auto" w:fill="auto"/>
             <w:noWrap/>
             <w:vAlign w:val="bottom"/>
           </w:tcPr>
@@ -10725,7 +11446,6 @@
               <w:bottom w:val="single" w:sz="4" w:space="0" w:color="auto"/>
               <w:right w:val="single" w:sz="24" w:space="0" w:color="00B0F0"/>
             </w:tcBorders>
-            <w:shd w:val="clear" w:color="auto" w:fill="auto"/>
             <w:noWrap/>
             <w:vAlign w:val="bottom"/>
           </w:tcPr>
@@ -10761,7 +11481,6 @@
               <w:left w:val="single" w:sz="24" w:space="0" w:color="00B0F0"/>
               <w:bottom w:val="single" w:sz="24" w:space="0" w:color="00B0F0"/>
             </w:tcBorders>
-            <w:shd w:val="clear" w:color="auto" w:fill="auto"/>
             <w:noWrap/>
             <w:vAlign w:val="bottom"/>
           </w:tcPr>
@@ -10792,7 +11511,6 @@
               <w:bottom w:val="single" w:sz="24" w:space="0" w:color="00B0F0"/>
               <w:right w:val="single" w:sz="24" w:space="0" w:color="00B0F0"/>
             </w:tcBorders>
-            <w:shd w:val="clear" w:color="auto" w:fill="auto"/>
             <w:noWrap/>
             <w:vAlign w:val="bottom"/>
           </w:tcPr>
@@ -10828,7 +11546,6 @@
               <w:left w:val="single" w:sz="24" w:space="0" w:color="00B0F0"/>
               <w:bottom w:val="single" w:sz="4" w:space="0" w:color="auto"/>
             </w:tcBorders>
-            <w:shd w:val="clear" w:color="auto" w:fill="auto"/>
             <w:noWrap/>
             <w:vAlign w:val="bottom"/>
           </w:tcPr>
@@ -10859,7 +11576,6 @@
               <w:bottom w:val="single" w:sz="4" w:space="0" w:color="auto"/>
               <w:right w:val="single" w:sz="24" w:space="0" w:color="00B0F0"/>
             </w:tcBorders>
-            <w:shd w:val="clear" w:color="auto" w:fill="auto"/>
             <w:noWrap/>
             <w:vAlign w:val="bottom"/>
           </w:tcPr>
@@ -10895,7 +11611,6 @@
               <w:left w:val="single" w:sz="24" w:space="0" w:color="00B0F0"/>
               <w:bottom w:val="single" w:sz="4" w:space="0" w:color="auto"/>
             </w:tcBorders>
-            <w:shd w:val="clear" w:color="auto" w:fill="auto"/>
             <w:noWrap/>
             <w:vAlign w:val="bottom"/>
           </w:tcPr>
@@ -10926,7 +11641,6 @@
               <w:bottom w:val="single" w:sz="4" w:space="0" w:color="auto"/>
               <w:right w:val="single" w:sz="24" w:space="0" w:color="00B0F0"/>
             </w:tcBorders>
-            <w:shd w:val="clear" w:color="auto" w:fill="auto"/>
             <w:noWrap/>
             <w:vAlign w:val="bottom"/>
           </w:tcPr>
@@ -10962,7 +11676,6 @@
               <w:left w:val="single" w:sz="24" w:space="0" w:color="00B0F0"/>
               <w:bottom w:val="single" w:sz="4" w:space="0" w:color="auto"/>
             </w:tcBorders>
-            <w:shd w:val="clear" w:color="auto" w:fill="auto"/>
             <w:noWrap/>
             <w:vAlign w:val="bottom"/>
           </w:tcPr>
@@ -10993,7 +11706,6 @@
               <w:bottom w:val="single" w:sz="4" w:space="0" w:color="auto"/>
               <w:right w:val="single" w:sz="24" w:space="0" w:color="00B0F0"/>
             </w:tcBorders>
-            <w:shd w:val="clear" w:color="auto" w:fill="auto"/>
             <w:noWrap/>
             <w:vAlign w:val="bottom"/>
           </w:tcPr>
@@ -11029,7 +11741,6 @@
               <w:left w:val="single" w:sz="24" w:space="0" w:color="00B0F0"/>
               <w:bottom w:val="single" w:sz="4" w:space="0" w:color="auto"/>
             </w:tcBorders>
-            <w:shd w:val="clear" w:color="auto" w:fill="auto"/>
             <w:noWrap/>
             <w:vAlign w:val="bottom"/>
           </w:tcPr>
@@ -11060,7 +11771,6 @@
               <w:bottom w:val="single" w:sz="4" w:space="0" w:color="auto"/>
               <w:right w:val="single" w:sz="24" w:space="0" w:color="00B0F0"/>
             </w:tcBorders>
-            <w:shd w:val="clear" w:color="auto" w:fill="auto"/>
             <w:noWrap/>
             <w:vAlign w:val="bottom"/>
           </w:tcPr>
@@ -11096,7 +11806,6 @@
               <w:left w:val="single" w:sz="24" w:space="0" w:color="00B0F0"/>
               <w:bottom w:val="single" w:sz="24" w:space="0" w:color="00B0F0"/>
             </w:tcBorders>
-            <w:shd w:val="clear" w:color="auto" w:fill="auto"/>
             <w:noWrap/>
             <w:vAlign w:val="bottom"/>
           </w:tcPr>
@@ -11127,7 +11836,6 @@
               <w:bottom w:val="single" w:sz="24" w:space="0" w:color="00B0F0"/>
               <w:right w:val="single" w:sz="24" w:space="0" w:color="00B0F0"/>
             </w:tcBorders>
-            <w:shd w:val="clear" w:color="auto" w:fill="auto"/>
             <w:noWrap/>
             <w:vAlign w:val="bottom"/>
           </w:tcPr>
@@ -11163,26 +11871,24 @@
               <w:left w:val="single" w:sz="24" w:space="0" w:color="00B0F0"/>
               <w:bottom w:val="single" w:sz="4" w:space="0" w:color="auto"/>
             </w:tcBorders>
-            <w:shd w:val="clear" w:color="auto" w:fill="auto"/>
-            <w:noWrap/>
-            <w:vAlign w:val="bottom"/>
-          </w:tcPr>
-          <w:p>
-            <w:pPr>
-              <w:spacing w:after="0" w:line="240" w:lineRule="auto"/>
-              <w:rPr>
-                <w:rFonts w:ascii="Arial" w:hAnsi="Arial" w:cs="Arial"/>
-                <w:sz w:val="20"/>
-                <w:szCs w:val="20"/>
-              </w:rPr>
-            </w:pPr>
-            <w:r>
-              <w:rPr>
-                <w:rFonts w:ascii="Arial" w:hAnsi="Arial" w:cs="Arial"/>
-                <w:sz w:val="20"/>
-                <w:szCs w:val="20"/>
-              </w:rPr>
-              <w:lastRenderedPageBreak/>
+            <w:noWrap/>
+            <w:vAlign w:val="bottom"/>
+          </w:tcPr>
+          <w:p>
+            <w:pPr>
+              <w:spacing w:after="0" w:line="240" w:lineRule="auto"/>
+              <w:rPr>
+                <w:rFonts w:ascii="Arial" w:hAnsi="Arial" w:cs="Arial"/>
+                <w:sz w:val="20"/>
+                <w:szCs w:val="20"/>
+              </w:rPr>
+            </w:pPr>
+            <w:r>
+              <w:rPr>
+                <w:rFonts w:ascii="Arial" w:hAnsi="Arial" w:cs="Arial"/>
+                <w:sz w:val="20"/>
+                <w:szCs w:val="20"/>
+              </w:rPr>
               <w:t>Energy Model</w:t>
             </w:r>
           </w:p>
@@ -11195,7 +11901,6 @@
               <w:bottom w:val="single" w:sz="4" w:space="0" w:color="auto"/>
               <w:right w:val="single" w:sz="24" w:space="0" w:color="00B0F0"/>
             </w:tcBorders>
-            <w:shd w:val="clear" w:color="auto" w:fill="auto"/>
             <w:noWrap/>
             <w:vAlign w:val="bottom"/>
           </w:tcPr>
@@ -11231,7 +11936,6 @@
               <w:left w:val="single" w:sz="24" w:space="0" w:color="00B0F0"/>
               <w:bottom w:val="single" w:sz="4" w:space="0" w:color="auto"/>
             </w:tcBorders>
-            <w:shd w:val="clear" w:color="auto" w:fill="auto"/>
             <w:noWrap/>
             <w:vAlign w:val="bottom"/>
           </w:tcPr>
@@ -11262,7 +11966,6 @@
               <w:bottom w:val="single" w:sz="4" w:space="0" w:color="auto"/>
               <w:right w:val="single" w:sz="24" w:space="0" w:color="00B0F0"/>
             </w:tcBorders>
-            <w:shd w:val="clear" w:color="auto" w:fill="auto"/>
             <w:noWrap/>
             <w:vAlign w:val="bottom"/>
           </w:tcPr>
@@ -11298,7 +12001,6 @@
               <w:left w:val="single" w:sz="24" w:space="0" w:color="00B0F0"/>
               <w:bottom w:val="single" w:sz="4" w:space="0" w:color="auto"/>
             </w:tcBorders>
-            <w:shd w:val="clear" w:color="auto" w:fill="auto"/>
             <w:noWrap/>
             <w:vAlign w:val="bottom"/>
           </w:tcPr>
@@ -11329,7 +12031,6 @@
               <w:bottom w:val="single" w:sz="4" w:space="0" w:color="auto"/>
               <w:right w:val="single" w:sz="24" w:space="0" w:color="00B0F0"/>
             </w:tcBorders>
-            <w:shd w:val="clear" w:color="auto" w:fill="auto"/>
             <w:noWrap/>
             <w:vAlign w:val="bottom"/>
           </w:tcPr>
@@ -11365,7 +12066,6 @@
               <w:left w:val="single" w:sz="24" w:space="0" w:color="00B0F0"/>
               <w:bottom w:val="single" w:sz="4" w:space="0" w:color="auto"/>
             </w:tcBorders>
-            <w:shd w:val="clear" w:color="auto" w:fill="auto"/>
             <w:noWrap/>
             <w:vAlign w:val="bottom"/>
           </w:tcPr>
@@ -11396,7 +12096,6 @@
               <w:bottom w:val="single" w:sz="4" w:space="0" w:color="auto"/>
               <w:right w:val="single" w:sz="24" w:space="0" w:color="00B0F0"/>
             </w:tcBorders>
-            <w:shd w:val="clear" w:color="auto" w:fill="auto"/>
             <w:noWrap/>
             <w:vAlign w:val="bottom"/>
           </w:tcPr>
@@ -11432,7 +12131,6 @@
               <w:left w:val="single" w:sz="24" w:space="0" w:color="00B0F0"/>
               <w:bottom w:val="single" w:sz="24" w:space="0" w:color="00B0F0"/>
             </w:tcBorders>
-            <w:shd w:val="clear" w:color="auto" w:fill="auto"/>
             <w:noWrap/>
             <w:vAlign w:val="bottom"/>
           </w:tcPr>
@@ -11463,7 +12161,6 @@
               <w:bottom w:val="single" w:sz="24" w:space="0" w:color="00B0F0"/>
               <w:right w:val="single" w:sz="24" w:space="0" w:color="00B0F0"/>
             </w:tcBorders>
-            <w:shd w:val="clear" w:color="auto" w:fill="auto"/>
             <w:noWrap/>
             <w:vAlign w:val="bottom"/>
           </w:tcPr>
@@ -11506,6 +12203,7 @@
           <w:noProof/>
           <w:lang w:val="en-US"/>
         </w:rPr>
+        <w:lastRenderedPageBreak/>
         <w:drawing>
           <wp:inline distT="0" distB="0" distL="0" distR="0" wp14:anchorId="1EC887D0" wp14:editId="4FDED558">
             <wp:extent cx="3240000" cy="2351213"/>
@@ -11788,6 +12486,63 @@
           <w:noProof/>
           <w:lang w:val="en-US"/>
         </w:rPr>
+        <w:drawing>
+          <wp:inline distT="0" distB="0" distL="0" distR="0" wp14:anchorId="5A49EFF0" wp14:editId="0C1A8A11">
+            <wp:extent cx="3240000" cy="2352095"/>
+            <wp:effectExtent l="0" t="0" r="0" b="0"/>
+            <wp:docPr id="1272635670" name="Picture 1"/>
+            <wp:cNvGraphicFramePr>
+              <a:graphicFrameLocks xmlns:a="http://schemas.openxmlformats.org/drawingml/2006/main" noChangeAspect="1"/>
+            </wp:cNvGraphicFramePr>
+            <a:graphic xmlns:a="http://schemas.openxmlformats.org/drawingml/2006/main">
+              <a:graphicData uri="http://schemas.openxmlformats.org/drawingml/2006/picture">
+                <pic:pic xmlns:pic="http://schemas.openxmlformats.org/drawingml/2006/picture">
+                  <pic:nvPicPr>
+                    <pic:cNvPr id="0" name="Picture 3"/>
+                    <pic:cNvPicPr>
+                      <a:picLocks noChangeAspect="1" noChangeArrowheads="1"/>
+                    </pic:cNvPicPr>
+                  </pic:nvPicPr>
+                  <pic:blipFill>
+                    <a:blip r:embed="rId16" cstate="print">
+                      <a:extLst>
+                        <a:ext uri="{28A0092B-C50C-407E-A947-70E740481C1C}">
+                          <a14:useLocalDpi xmlns:a14="http://schemas.microsoft.com/office/drawing/2010/main" val="0"/>
+                        </a:ext>
+                      </a:extLst>
+                    </a:blip>
+                    <a:srcRect/>
+                    <a:stretch>
+                      <a:fillRect/>
+                    </a:stretch>
+                  </pic:blipFill>
+                  <pic:spPr bwMode="auto">
+                    <a:xfrm>
+                      <a:off x="0" y="0"/>
+                      <a:ext cx="3240000" cy="2352095"/>
+                    </a:xfrm>
+                    <a:prstGeom prst="rect">
+                      <a:avLst/>
+                    </a:prstGeom>
+                    <a:noFill/>
+                  </pic:spPr>
+                </pic:pic>
+              </a:graphicData>
+            </a:graphic>
+          </wp:inline>
+        </w:drawing>
+      </w:r>
+      <w:r>
+        <w:rPr>
+          <w:lang w:val="en-US"/>
+        </w:rPr>
+        <w:t xml:space="preserve">       </w:t>
+      </w:r>
+      <w:r>
+        <w:rPr>
+          <w:noProof/>
+          <w:lang w:val="en-US"/>
+        </w:rPr>
         <w:lastRenderedPageBreak/>
         <w:drawing>
           <wp:inline distT="0" distB="0" distL="0" distR="0" wp14:anchorId="2FD8A946" wp14:editId="08A8AAF5">
@@ -11805,7 +12560,7 @@
                     <pic:cNvPicPr/>
                   </pic:nvPicPr>
                   <pic:blipFill>
-                    <a:blip r:embed="rId16" cstate="print">
+                    <a:blip r:embed="rId17" cstate="print">
                       <a:extLst>
                         <a:ext uri="{28A0092B-C50C-407E-A947-70E740481C1C}">
                           <a14:useLocalDpi xmlns:a14="http://schemas.microsoft.com/office/drawing/2010/main" val="0"/>
@@ -11852,7 +12607,7 @@
                     <pic:cNvPicPr/>
                   </pic:nvPicPr>
                   <pic:blipFill>
-                    <a:blip r:embed="rId17" cstate="print">
+                    <a:blip r:embed="rId18" cstate="print">
                       <a:extLst>
                         <a:ext uri="{28A0092B-C50C-407E-A947-70E740481C1C}">
                           <a14:useLocalDpi xmlns:a14="http://schemas.microsoft.com/office/drawing/2010/main" val="0"/>
@@ -11899,7 +12654,7 @@
                     <pic:cNvPicPr/>
                   </pic:nvPicPr>
                   <pic:blipFill>
-                    <a:blip r:embed="rId18" cstate="print">
+                    <a:blip r:embed="rId19" cstate="print">
                       <a:extLst>
                         <a:ext uri="{28A0092B-C50C-407E-A947-70E740481C1C}">
                           <a14:useLocalDpi xmlns:a14="http://schemas.microsoft.com/office/drawing/2010/main" val="0"/>
@@ -11946,7 +12701,7 @@
                     <pic:cNvPicPr/>
                   </pic:nvPicPr>
                   <pic:blipFill>
-                    <a:blip r:embed="rId19" cstate="print">
+                    <a:blip r:embed="rId20" cstate="print">
                       <a:extLst>
                         <a:ext uri="{28A0092B-C50C-407E-A947-70E740481C1C}">
                           <a14:useLocalDpi xmlns:a14="http://schemas.microsoft.com/office/drawing/2010/main" val="0"/>
@@ -12015,7 +12770,22 @@
         <w:t xml:space="preserve"> landscapes</w:t>
       </w:r>
       <w:r>
-        <w:t>.  Top: 2,3-dichloronitrobenzene.  Second: 2,4-dichloronitrobenzene.  Third: 2,5-dichloronitrobenzene.  Fourth: 3,4-dichloronitrobenzene.  Bottom: 3,5-dichloronotrobenzene.</w:t>
+        <w:t xml:space="preserve">.  Top: 2,3-dichloronitrobenzene.  Second: 2,4-dichloronitrobenzene.  Third: 2,5-dichloronitrobenzene.  </w:t>
+      </w:r>
+      <w:r>
+        <w:t>Fourth: 2,6-</w:t>
+      </w:r>
+      <w:r>
+        <w:t xml:space="preserve">-dichloronitrobenzene.  </w:t>
+      </w:r>
+      <w:r>
+        <w:t>F</w:t>
+      </w:r>
+      <w:r>
+        <w:t>ifth</w:t>
+      </w:r>
+      <w:r>
+        <w:t>: 3,4-dichloronitrobenzene.  Bottom: 3,5-dichloronotrobenzene.</w:t>
       </w:r>
     </w:p>
     <w:p>
@@ -12983,7 +13753,6 @@
             <w:tcBorders>
               <w:top w:val="single" w:sz="24" w:space="0" w:color="auto"/>
             </w:tcBorders>
-            <w:shd w:val="clear" w:color="auto" w:fill="auto"/>
             <w:vAlign w:val="bottom"/>
           </w:tcPr>
           <w:p>
@@ -13007,7 +13776,6 @@
             <w:tcBorders>
               <w:top w:val="single" w:sz="24" w:space="0" w:color="auto"/>
             </w:tcBorders>
-            <w:shd w:val="clear" w:color="auto" w:fill="auto"/>
             <w:vAlign w:val="bottom"/>
           </w:tcPr>
           <w:p>
@@ -13031,7 +13799,6 @@
             <w:tcBorders>
               <w:top w:val="single" w:sz="24" w:space="0" w:color="auto"/>
             </w:tcBorders>
-            <w:shd w:val="clear" w:color="auto" w:fill="auto"/>
             <w:vAlign w:val="bottom"/>
           </w:tcPr>
           <w:p>
@@ -13055,7 +13822,6 @@
             <w:tcBorders>
               <w:top w:val="single" w:sz="24" w:space="0" w:color="auto"/>
             </w:tcBorders>
-            <w:shd w:val="clear" w:color="auto" w:fill="auto"/>
             <w:vAlign w:val="bottom"/>
           </w:tcPr>
           <w:p>
@@ -13079,7 +13845,6 @@
             <w:tcBorders>
               <w:top w:val="single" w:sz="24" w:space="0" w:color="auto"/>
             </w:tcBorders>
-            <w:shd w:val="clear" w:color="auto" w:fill="auto"/>
             <w:vAlign w:val="bottom"/>
           </w:tcPr>
           <w:p>
@@ -13103,7 +13868,6 @@
             <w:tcBorders>
               <w:top w:val="single" w:sz="24" w:space="0" w:color="auto"/>
             </w:tcBorders>
-            <w:shd w:val="clear" w:color="auto" w:fill="auto"/>
             <w:vAlign w:val="bottom"/>
           </w:tcPr>
           <w:p>
@@ -13127,7 +13891,6 @@
             <w:tcBorders>
               <w:top w:val="single" w:sz="24" w:space="0" w:color="auto"/>
             </w:tcBorders>
-            <w:shd w:val="clear" w:color="auto" w:fill="auto"/>
             <w:vAlign w:val="bottom"/>
           </w:tcPr>
           <w:p>
@@ -13151,7 +13914,6 @@
             <w:tcBorders>
               <w:top w:val="single" w:sz="24" w:space="0" w:color="auto"/>
             </w:tcBorders>
-            <w:shd w:val="clear" w:color="auto" w:fill="auto"/>
             <w:vAlign w:val="bottom"/>
           </w:tcPr>
           <w:p>
@@ -13175,7 +13937,6 @@
             <w:tcBorders>
               <w:top w:val="single" w:sz="24" w:space="0" w:color="auto"/>
             </w:tcBorders>
-            <w:shd w:val="clear" w:color="auto" w:fill="auto"/>
             <w:vAlign w:val="bottom"/>
           </w:tcPr>
           <w:p>
@@ -13199,7 +13960,6 @@
             <w:tcBorders>
               <w:top w:val="single" w:sz="24" w:space="0" w:color="auto"/>
             </w:tcBorders>
-            <w:shd w:val="clear" w:color="auto" w:fill="auto"/>
             <w:vAlign w:val="bottom"/>
           </w:tcPr>
           <w:p>
@@ -13223,7 +13983,6 @@
             <w:tcBorders>
               <w:top w:val="single" w:sz="24" w:space="0" w:color="auto"/>
             </w:tcBorders>
-            <w:shd w:val="clear" w:color="auto" w:fill="auto"/>
           </w:tcPr>
           <w:p>
             <w:pPr>
@@ -16992,7 +17751,7 @@
 </file>
 
 <file path=word/endnotes.xml><?xml version="1.0" encoding="utf-8"?>
-<w:endnotes xmlns:wpc="http://schemas.microsoft.com/office/word/2010/wordprocessingCanvas" xmlns:cx="http://schemas.microsoft.com/office/drawing/2014/chartex" xmlns:cx1="http://schemas.microsoft.com/office/drawing/2015/9/8/chartex" xmlns:cx2="http://schemas.microsoft.com/office/drawing/2015/10/21/chartex" xmlns:cx3="http://schemas.microsoft.com/office/drawing/2016/5/9/chartex" xmlns:cx4="http://schemas.microsoft.com/office/drawing/2016/5/10/chartex" xmlns:cx5="http://schemas.microsoft.com/office/drawing/2016/5/11/chartex" xmlns:cx6="http://schemas.microsoft.com/office/drawing/2016/5/12/chartex" xmlns:cx7="http://schemas.microsoft.com/office/drawing/2016/5/13/chartex" xmlns:cx8="http://schemas.microsoft.com/office/drawing/2016/5/14/chartex" xmlns:mc="http://schemas.openxmlformats.org/markup-compatibility/2006" xmlns:aink="http://schemas.microsoft.com/office/drawing/2016/ink" xmlns:am3d="http://schemas.microsoft.com/office/drawing/2017/model3d" xmlns:o="urn:schemas-microsoft-com:office:office" xmlns:oel="http://schemas.microsoft.com/office/2019/extlst" xmlns:r="http://schemas.openxmlformats.org/officeDocument/2006/relationships" xmlns:m="http://schemas.openxmlformats.org/officeDocument/2006/math" xmlns:v="urn:schemas-microsoft-com:vml" xmlns:wp14="http://schemas.microsoft.com/office/word/2010/wordprocessingDrawing" xmlns:wp="http://schemas.openxmlformats.org/drawingml/2006/wordprocessingDrawing" xmlns:w10="urn:schemas-microsoft-com:office:word" xmlns:w="http://schemas.openxmlformats.org/wordprocessingml/2006/main" xmlns:w14="http://schemas.microsoft.com/office/word/2010/wordml" xmlns:w15="http://schemas.microsoft.com/office/word/2012/wordml" xmlns:w16cex="http://schemas.microsoft.com/office/word/2018/wordml/cex" xmlns:w16cid="http://schemas.microsoft.com/office/word/2016/wordml/cid" xmlns:w16="http://schemas.microsoft.com/office/word/2018/wordml" xmlns:w16du="http://schemas.microsoft.com/office/word/2023/wordml/word16du" xmlns:w16sdtdh="http://schemas.microsoft.com/office/word/2020/wordml/sdtdatahash" xmlns:w16se="http://schemas.microsoft.com/office/word/2015/wordml/symex" xmlns:wpg="http://schemas.microsoft.com/office/word/2010/wordprocessingGroup" xmlns:wpi="http://schemas.microsoft.com/office/word/2010/wordprocessingInk" xmlns:wne="http://schemas.microsoft.com/office/word/2006/wordml" xmlns:wps="http://schemas.microsoft.com/office/word/2010/wordprocessingShape" mc:Ignorable="w14 w15 w16se w16cid w16 w16cex w16sdtdh w16du wp14">
+<w:endnotes xmlns:wpc="http://schemas.microsoft.com/office/word/2010/wordprocessingCanvas" xmlns:cx="http://schemas.microsoft.com/office/drawing/2014/chartex" xmlns:cx1="http://schemas.microsoft.com/office/drawing/2015/9/8/chartex" xmlns:cx2="http://schemas.microsoft.com/office/drawing/2015/10/21/chartex" xmlns:cx3="http://schemas.microsoft.com/office/drawing/2016/5/9/chartex" xmlns:cx4="http://schemas.microsoft.com/office/drawing/2016/5/10/chartex" xmlns:cx5="http://schemas.microsoft.com/office/drawing/2016/5/11/chartex" xmlns:cx6="http://schemas.microsoft.com/office/drawing/2016/5/12/chartex" xmlns:cx7="http://schemas.microsoft.com/office/drawing/2016/5/13/chartex" xmlns:cx8="http://schemas.microsoft.com/office/drawing/2016/5/14/chartex" xmlns:mc="http://schemas.openxmlformats.org/markup-compatibility/2006" xmlns:aink="http://schemas.microsoft.com/office/drawing/2016/ink" xmlns:am3d="http://schemas.microsoft.com/office/drawing/2017/model3d" xmlns:o="urn:schemas-microsoft-com:office:office" xmlns:oel="http://schemas.microsoft.com/office/2019/extlst" xmlns:r="http://schemas.openxmlformats.org/officeDocument/2006/relationships" xmlns:m="http://schemas.openxmlformats.org/officeDocument/2006/math" xmlns:v="urn:schemas-microsoft-com:vml" xmlns:wp14="http://schemas.microsoft.com/office/word/2010/wordprocessingDrawing" xmlns:wp="http://schemas.openxmlformats.org/drawingml/2006/wordprocessingDrawing" xmlns:w10="urn:schemas-microsoft-com:office:word" xmlns:w="http://schemas.openxmlformats.org/wordprocessingml/2006/main" xmlns:w14="http://schemas.microsoft.com/office/word/2010/wordml" xmlns:w15="http://schemas.microsoft.com/office/word/2012/wordml" xmlns:w16cex="http://schemas.microsoft.com/office/word/2018/wordml/cex" xmlns:w16cid="http://schemas.microsoft.com/office/word/2016/wordml/cid" xmlns:w16="http://schemas.microsoft.com/office/word/2018/wordml" xmlns:w16du="http://schemas.microsoft.com/office/word/2023/wordml/word16du" xmlns:w16sdtdh="http://schemas.microsoft.com/office/word/2020/wordml/sdtdatahash" xmlns:w16sdtfl="http://schemas.microsoft.com/office/word/2024/wordml/sdtformatlock" xmlns:w16se="http://schemas.microsoft.com/office/word/2015/wordml/symex" xmlns:wpg="http://schemas.microsoft.com/office/word/2010/wordprocessingGroup" xmlns:wpi="http://schemas.microsoft.com/office/word/2010/wordprocessingInk" xmlns:wne="http://schemas.microsoft.com/office/word/2006/wordml" xmlns:wps="http://schemas.microsoft.com/office/word/2010/wordprocessingShape" mc:Ignorable="w14 w15 w16se w16cid w16 w16cex w16sdtdh w16sdtfl w16du wp14">
   <w:endnote w:type="separator" w:id="-1">
     <w:p>
       <w:pPr>
@@ -17017,7 +17776,7 @@
 </file>
 
 <file path=word/footnotes.xml><?xml version="1.0" encoding="utf-8"?>
-<w:footnotes xmlns:wpc="http://schemas.microsoft.com/office/word/2010/wordprocessingCanvas" xmlns:cx="http://schemas.microsoft.com/office/drawing/2014/chartex" xmlns:cx1="http://schemas.microsoft.com/office/drawing/2015/9/8/chartex" xmlns:cx2="http://schemas.microsoft.com/office/drawing/2015/10/21/chartex" xmlns:cx3="http://schemas.microsoft.com/office/drawing/2016/5/9/chartex" xmlns:cx4="http://schemas.microsoft.com/office/drawing/2016/5/10/chartex" xmlns:cx5="http://schemas.microsoft.com/office/drawing/2016/5/11/chartex" xmlns:cx6="http://schemas.microsoft.com/office/drawing/2016/5/12/chartex" xmlns:cx7="http://schemas.microsoft.com/office/drawing/2016/5/13/chartex" xmlns:cx8="http://schemas.microsoft.com/office/drawing/2016/5/14/chartex" xmlns:mc="http://schemas.openxmlformats.org/markup-compatibility/2006" xmlns:aink="http://schemas.microsoft.com/office/drawing/2016/ink" xmlns:am3d="http://schemas.microsoft.com/office/drawing/2017/model3d" xmlns:o="urn:schemas-microsoft-com:office:office" xmlns:oel="http://schemas.microsoft.com/office/2019/extlst" xmlns:r="http://schemas.openxmlformats.org/officeDocument/2006/relationships" xmlns:m="http://schemas.openxmlformats.org/officeDocument/2006/math" xmlns:v="urn:schemas-microsoft-com:vml" xmlns:wp14="http://schemas.microsoft.com/office/word/2010/wordprocessingDrawing" xmlns:wp="http://schemas.openxmlformats.org/drawingml/2006/wordprocessingDrawing" xmlns:w10="urn:schemas-microsoft-com:office:word" xmlns:w="http://schemas.openxmlformats.org/wordprocessingml/2006/main" xmlns:w14="http://schemas.microsoft.com/office/word/2010/wordml" xmlns:w15="http://schemas.microsoft.com/office/word/2012/wordml" xmlns:w16cex="http://schemas.microsoft.com/office/word/2018/wordml/cex" xmlns:w16cid="http://schemas.microsoft.com/office/word/2016/wordml/cid" xmlns:w16="http://schemas.microsoft.com/office/word/2018/wordml" xmlns:w16du="http://schemas.microsoft.com/office/word/2023/wordml/word16du" xmlns:w16sdtdh="http://schemas.microsoft.com/office/word/2020/wordml/sdtdatahash" xmlns:w16se="http://schemas.microsoft.com/office/word/2015/wordml/symex" xmlns:wpg="http://schemas.microsoft.com/office/word/2010/wordprocessingGroup" xmlns:wpi="http://schemas.microsoft.com/office/word/2010/wordprocessingInk" xmlns:wne="http://schemas.microsoft.com/office/word/2006/wordml" xmlns:wps="http://schemas.microsoft.com/office/word/2010/wordprocessingShape" mc:Ignorable="w14 w15 w16se w16cid w16 w16cex w16sdtdh w16du wp14">
+<w:footnotes xmlns:wpc="http://schemas.microsoft.com/office/word/2010/wordprocessingCanvas" xmlns:cx="http://schemas.microsoft.com/office/drawing/2014/chartex" xmlns:cx1="http://schemas.microsoft.com/office/drawing/2015/9/8/chartex" xmlns:cx2="http://schemas.microsoft.com/office/drawing/2015/10/21/chartex" xmlns:cx3="http://schemas.microsoft.com/office/drawing/2016/5/9/chartex" xmlns:cx4="http://schemas.microsoft.com/office/drawing/2016/5/10/chartex" xmlns:cx5="http://schemas.microsoft.com/office/drawing/2016/5/11/chartex" xmlns:cx6="http://schemas.microsoft.com/office/drawing/2016/5/12/chartex" xmlns:cx7="http://schemas.microsoft.com/office/drawing/2016/5/13/chartex" xmlns:cx8="http://schemas.microsoft.com/office/drawing/2016/5/14/chartex" xmlns:mc="http://schemas.openxmlformats.org/markup-compatibility/2006" xmlns:aink="http://schemas.microsoft.com/office/drawing/2016/ink" xmlns:am3d="http://schemas.microsoft.com/office/drawing/2017/model3d" xmlns:o="urn:schemas-microsoft-com:office:office" xmlns:oel="http://schemas.microsoft.com/office/2019/extlst" xmlns:r="http://schemas.openxmlformats.org/officeDocument/2006/relationships" xmlns:m="http://schemas.openxmlformats.org/officeDocument/2006/math" xmlns:v="urn:schemas-microsoft-com:vml" xmlns:wp14="http://schemas.microsoft.com/office/word/2010/wordprocessingDrawing" xmlns:wp="http://schemas.openxmlformats.org/drawingml/2006/wordprocessingDrawing" xmlns:w10="urn:schemas-microsoft-com:office:word" xmlns:w="http://schemas.openxmlformats.org/wordprocessingml/2006/main" xmlns:w14="http://schemas.microsoft.com/office/word/2010/wordml" xmlns:w15="http://schemas.microsoft.com/office/word/2012/wordml" xmlns:w16cex="http://schemas.microsoft.com/office/word/2018/wordml/cex" xmlns:w16cid="http://schemas.microsoft.com/office/word/2016/wordml/cid" xmlns:w16="http://schemas.microsoft.com/office/word/2018/wordml" xmlns:w16du="http://schemas.microsoft.com/office/word/2023/wordml/word16du" xmlns:w16sdtdh="http://schemas.microsoft.com/office/word/2020/wordml/sdtdatahash" xmlns:w16sdtfl="http://schemas.microsoft.com/office/word/2024/wordml/sdtformatlock" xmlns:w16se="http://schemas.microsoft.com/office/word/2015/wordml/symex" xmlns:wpg="http://schemas.microsoft.com/office/word/2010/wordprocessingGroup" xmlns:wpi="http://schemas.microsoft.com/office/word/2010/wordprocessingInk" xmlns:wne="http://schemas.microsoft.com/office/word/2006/wordml" xmlns:wps="http://schemas.microsoft.com/office/word/2010/wordprocessingShape" mc:Ignorable="w14 w15 w16se w16cid w16 w16cex w16sdtdh w16sdtfl w16du wp14">
   <w:footnote w:type="separator" w:id="-1">
     <w:p>
       <w:pPr>
@@ -17042,7 +17801,7 @@
 </file>
 
 <file path=word/numbering.xml><?xml version="1.0" encoding="utf-8"?>
-<w:numbering xmlns:wpc="http://schemas.microsoft.com/office/word/2010/wordprocessingCanvas" xmlns:cx="http://schemas.microsoft.com/office/drawing/2014/chartex" xmlns:cx1="http://schemas.microsoft.com/office/drawing/2015/9/8/chartex" xmlns:cx2="http://schemas.microsoft.com/office/drawing/2015/10/21/chartex" xmlns:cx3="http://schemas.microsoft.com/office/drawing/2016/5/9/chartex" xmlns:cx4="http://schemas.microsoft.com/office/drawing/2016/5/10/chartex" xmlns:cx5="http://schemas.microsoft.com/office/drawing/2016/5/11/chartex" xmlns:cx6="http://schemas.microsoft.com/office/drawing/2016/5/12/chartex" xmlns:cx7="http://schemas.microsoft.com/office/drawing/2016/5/13/chartex" xmlns:cx8="http://schemas.microsoft.com/office/drawing/2016/5/14/chartex" xmlns:mc="http://schemas.openxmlformats.org/markup-compatibility/2006" xmlns:aink="http://schemas.microsoft.com/office/drawing/2016/ink" xmlns:am3d="http://schemas.microsoft.com/office/drawing/2017/model3d" xmlns:o="urn:schemas-microsoft-com:office:office" xmlns:oel="http://schemas.microsoft.com/office/2019/extlst" xmlns:r="http://schemas.openxmlformats.org/officeDocument/2006/relationships" xmlns:m="http://schemas.openxmlformats.org/officeDocument/2006/math" xmlns:v="urn:schemas-microsoft-com:vml" xmlns:wp14="http://schemas.microsoft.com/office/word/2010/wordprocessingDrawing" xmlns:wp="http://schemas.openxmlformats.org/drawingml/2006/wordprocessingDrawing" xmlns:w10="urn:schemas-microsoft-com:office:word" xmlns:w="http://schemas.openxmlformats.org/wordprocessingml/2006/main" xmlns:w14="http://schemas.microsoft.com/office/word/2010/wordml" xmlns:w15="http://schemas.microsoft.com/office/word/2012/wordml" xmlns:w16cex="http://schemas.microsoft.com/office/word/2018/wordml/cex" xmlns:w16cid="http://schemas.microsoft.com/office/word/2016/wordml/cid" xmlns:w16="http://schemas.microsoft.com/office/word/2018/wordml" xmlns:w16du="http://schemas.microsoft.com/office/word/2023/wordml/word16du" xmlns:w16sdtdh="http://schemas.microsoft.com/office/word/2020/wordml/sdtdatahash" xmlns:w16se="http://schemas.microsoft.com/office/word/2015/wordml/symex" xmlns:wpg="http://schemas.microsoft.com/office/word/2010/wordprocessingGroup" xmlns:wpi="http://schemas.microsoft.com/office/word/2010/wordprocessingInk" xmlns:wne="http://schemas.microsoft.com/office/word/2006/wordml" xmlns:wps="http://schemas.microsoft.com/office/word/2010/wordprocessingShape" mc:Ignorable="w14 w15 w16se w16cid w16 w16cex w16sdtdh w16du wp14">
+<w:numbering xmlns:wpc="http://schemas.microsoft.com/office/word/2010/wordprocessingCanvas" xmlns:cx="http://schemas.microsoft.com/office/drawing/2014/chartex" xmlns:cx1="http://schemas.microsoft.com/office/drawing/2015/9/8/chartex" xmlns:cx2="http://schemas.microsoft.com/office/drawing/2015/10/21/chartex" xmlns:cx3="http://schemas.microsoft.com/office/drawing/2016/5/9/chartex" xmlns:cx4="http://schemas.microsoft.com/office/drawing/2016/5/10/chartex" xmlns:cx5="http://schemas.microsoft.com/office/drawing/2016/5/11/chartex" xmlns:cx6="http://schemas.microsoft.com/office/drawing/2016/5/12/chartex" xmlns:cx7="http://schemas.microsoft.com/office/drawing/2016/5/13/chartex" xmlns:cx8="http://schemas.microsoft.com/office/drawing/2016/5/14/chartex" xmlns:mc="http://schemas.openxmlformats.org/markup-compatibility/2006" xmlns:aink="http://schemas.microsoft.com/office/drawing/2016/ink" xmlns:am3d="http://schemas.microsoft.com/office/drawing/2017/model3d" xmlns:o="urn:schemas-microsoft-com:office:office" xmlns:oel="http://schemas.microsoft.com/office/2019/extlst" xmlns:r="http://schemas.openxmlformats.org/officeDocument/2006/relationships" xmlns:m="http://schemas.openxmlformats.org/officeDocument/2006/math" xmlns:v="urn:schemas-microsoft-com:vml" xmlns:wp14="http://schemas.microsoft.com/office/word/2010/wordprocessingDrawing" xmlns:wp="http://schemas.openxmlformats.org/drawingml/2006/wordprocessingDrawing" xmlns:w10="urn:schemas-microsoft-com:office:word" xmlns:w="http://schemas.openxmlformats.org/wordprocessingml/2006/main" xmlns:w14="http://schemas.microsoft.com/office/word/2010/wordml" xmlns:w15="http://schemas.microsoft.com/office/word/2012/wordml" xmlns:w16cex="http://schemas.microsoft.com/office/word/2018/wordml/cex" xmlns:w16cid="http://schemas.microsoft.com/office/word/2016/wordml/cid" xmlns:w16="http://schemas.microsoft.com/office/word/2018/wordml" xmlns:w16du="http://schemas.microsoft.com/office/word/2023/wordml/word16du" xmlns:w16sdtdh="http://schemas.microsoft.com/office/word/2020/wordml/sdtdatahash" xmlns:w16sdtfl="http://schemas.microsoft.com/office/word/2024/wordml/sdtformatlock" xmlns:w16se="http://schemas.microsoft.com/office/word/2015/wordml/symex" xmlns:wpg="http://schemas.microsoft.com/office/word/2010/wordprocessingGroup" xmlns:wpi="http://schemas.microsoft.com/office/word/2010/wordprocessingInk" xmlns:wne="http://schemas.microsoft.com/office/word/2006/wordml" xmlns:wps="http://schemas.microsoft.com/office/word/2010/wordprocessingShape" mc:Ignorable="w14 w15 w16se w16cid w16 w16cex w16sdtdh w16sdtfl w16du wp14">
   <w:abstractNum w:abstractNumId="0" w15:restartNumberingAfterBreak="0">
     <w:nsid w:val="60834338"/>
     <w:multiLevelType w:val="multilevel"/>
@@ -17145,7 +17904,7 @@
 </file>
 
 <file path=word/styles.xml><?xml version="1.0" encoding="utf-8"?>
-<w:styles xmlns:mc="http://schemas.openxmlformats.org/markup-compatibility/2006" xmlns:r="http://schemas.openxmlformats.org/officeDocument/2006/relationships" xmlns:w="http://schemas.openxmlformats.org/wordprocessingml/2006/main" xmlns:w14="http://schemas.microsoft.com/office/word/2010/wordml" xmlns:w15="http://schemas.microsoft.com/office/word/2012/wordml" xmlns:w16cex="http://schemas.microsoft.com/office/word/2018/wordml/cex" xmlns:w16cid="http://schemas.microsoft.com/office/word/2016/wordml/cid" xmlns:w16="http://schemas.microsoft.com/office/word/2018/wordml" xmlns:w16du="http://schemas.microsoft.com/office/word/2023/wordml/word16du" xmlns:w16sdtdh="http://schemas.microsoft.com/office/word/2020/wordml/sdtdatahash" xmlns:w16se="http://schemas.microsoft.com/office/word/2015/wordml/symex" mc:Ignorable="w14 w15 w16se w16cid w16 w16cex w16sdtdh w16du">
+<w:styles xmlns:mc="http://schemas.openxmlformats.org/markup-compatibility/2006" xmlns:r="http://schemas.openxmlformats.org/officeDocument/2006/relationships" xmlns:w="http://schemas.openxmlformats.org/wordprocessingml/2006/main" xmlns:w14="http://schemas.microsoft.com/office/word/2010/wordml" xmlns:w15="http://schemas.microsoft.com/office/word/2012/wordml" xmlns:w16cex="http://schemas.microsoft.com/office/word/2018/wordml/cex" xmlns:w16cid="http://schemas.microsoft.com/office/word/2016/wordml/cid" xmlns:w16="http://schemas.microsoft.com/office/word/2018/wordml" xmlns:w16du="http://schemas.microsoft.com/office/word/2023/wordml/word16du" xmlns:w16sdtdh="http://schemas.microsoft.com/office/word/2020/wordml/sdtdatahash" xmlns:w16sdtfl="http://schemas.microsoft.com/office/word/2024/wordml/sdtformatlock" xmlns:w16se="http://schemas.microsoft.com/office/word/2015/wordml/symex" mc:Ignorable="w14 w15 w16se w16cid w16 w16cex w16sdtdh w16sdtfl w16du">
   <w:docDefaults>
     <w:rPrDefault>
       <w:rPr>
@@ -17784,6 +18543,7 @@
   <w:style w:type="character" w:default="1" w:styleId="DefaultParagraphFont">
     <w:name w:val="Default Paragraph Font"/>
     <w:uiPriority w:val="1"/>
+    <w:semiHidden/>
     <w:unhideWhenUsed/>
   </w:style>
   <w:style w:type="table" w:default="1" w:styleId="TableNormal">
